--- a/parser/ИКБО-43-23_КОЩЕЕВ_МИХАИЛ_ПР6.docx
+++ b/parser/ИКБО-43-23_КОЩЕЕВ_МИХАИЛ_ПР6.docx
@@ -1,6 +1,6 @@
 
 <file path=word/document.xml><?xml version="1.0" encoding="utf-8"?>
-<w:document xmlns:wpc="http://schemas.microsoft.com/office/word/2010/wordprocessingCanvas" xmlns:cx="http://schemas.microsoft.com/office/drawing/2014/chartex" xmlns:cx1="http://schemas.microsoft.com/office/drawing/2015/9/8/chartex" xmlns:cx2="http://schemas.microsoft.com/office/drawing/2015/10/21/chartex" xmlns:cx3="http://schemas.microsoft.com/office/drawing/2016/5/9/chartex" xmlns:cx4="http://schemas.microsoft.com/office/drawing/2016/5/10/chartex" xmlns:cx5="http://schemas.microsoft.com/office/drawing/2016/5/11/chartex" xmlns:cx6="http://schemas.microsoft.com/office/drawing/2016/5/12/chartex" xmlns:cx7="http://schemas.microsoft.com/office/drawing/2016/5/13/chartex" xmlns:cx8="http://schemas.microsoft.com/office/drawing/2016/5/14/chartex" xmlns:mc="http://schemas.openxmlformats.org/markup-compatibility/2006" xmlns:aink="http://schemas.microsoft.com/office/drawing/2016/ink" xmlns:am3d="http://schemas.microsoft.com/office/drawing/2017/model3d" xmlns:o="urn:schemas-microsoft-com:office:office" xmlns:r="http://schemas.openxmlformats.org/officeDocument/2006/relationships" xmlns:m="http://schemas.openxmlformats.org/officeDocument/2006/math" xmlns:v="urn:schemas-microsoft-com:vml" xmlns:wp14="http://schemas.microsoft.com/office/word/2010/wordprocessingDrawing" xmlns:wp="http://schemas.openxmlformats.org/drawingml/2006/wordprocessingDrawing" xmlns:w10="urn:schemas-microsoft-com:office:word" xmlns:w="http://schemas.openxmlformats.org/wordprocessingml/2006/main" xmlns:w14="http://schemas.microsoft.com/office/word/2010/wordml" xmlns:w15="http://schemas.microsoft.com/office/word/2012/wordml" xmlns:w16cex="http://schemas.microsoft.com/office/word/2018/wordml/cex" xmlns:w16cid="http://schemas.microsoft.com/office/word/2016/wordml/cid" xmlns:w16="http://schemas.microsoft.com/office/word/2018/wordml" xmlns:w16sdtdh="http://schemas.microsoft.com/office/word/2020/wordml/sdtdatahash" xmlns:w16se="http://schemas.microsoft.com/office/word/2015/wordml/symex" xmlns:wpg="http://schemas.microsoft.com/office/word/2010/wordprocessingGroup" xmlns:wpi="http://schemas.microsoft.com/office/word/2010/wordprocessingInk" xmlns:wne="http://schemas.microsoft.com/office/word/2006/wordml" xmlns:wps="http://schemas.microsoft.com/office/word/2010/wordprocessingShape" mc:Ignorable="w14 w15 w16se w16cid w16 w16cex w16sdtdh wp14">
+<w:document xmlns:wpc="http://schemas.microsoft.com/office/word/2010/wordprocessingCanvas" xmlns:cx="http://schemas.microsoft.com/office/drawing/2014/chartex" xmlns:cx1="http://schemas.microsoft.com/office/drawing/2015/9/8/chartex" xmlns:cx2="http://schemas.microsoft.com/office/drawing/2015/10/21/chartex" xmlns:cx3="http://schemas.microsoft.com/office/drawing/2016/5/9/chartex" xmlns:cx4="http://schemas.microsoft.com/office/drawing/2016/5/10/chartex" xmlns:cx5="http://schemas.microsoft.com/office/drawing/2016/5/11/chartex" xmlns:cx6="http://schemas.microsoft.com/office/drawing/2016/5/12/chartex" xmlns:cx7="http://schemas.microsoft.com/office/drawing/2016/5/13/chartex" xmlns:cx8="http://schemas.microsoft.com/office/drawing/2016/5/14/chartex" xmlns:mc="http://schemas.openxmlformats.org/markup-compatibility/2006" xmlns:aink="http://schemas.microsoft.com/office/drawing/2016/ink" xmlns:am3d="http://schemas.microsoft.com/office/drawing/2017/model3d" xmlns:o="urn:schemas-microsoft-com:office:office" xmlns:oel="http://schemas.microsoft.com/office/2019/extlst" xmlns:r="http://schemas.openxmlformats.org/officeDocument/2006/relationships" xmlns:m="http://schemas.openxmlformats.org/officeDocument/2006/math" xmlns:v="urn:schemas-microsoft-com:vml" xmlns:wp14="http://schemas.microsoft.com/office/word/2010/wordprocessingDrawing" xmlns:wp="http://schemas.openxmlformats.org/drawingml/2006/wordprocessingDrawing" xmlns:w10="urn:schemas-microsoft-com:office:word" xmlns:w="http://schemas.openxmlformats.org/wordprocessingml/2006/main" xmlns:w14="http://schemas.microsoft.com/office/word/2010/wordml" xmlns:w15="http://schemas.microsoft.com/office/word/2012/wordml" xmlns:w16cex="http://schemas.microsoft.com/office/word/2018/wordml/cex" xmlns:w16cid="http://schemas.microsoft.com/office/word/2016/wordml/cid" xmlns:w16="http://schemas.microsoft.com/office/word/2018/wordml" xmlns:w16du="http://schemas.microsoft.com/office/word/2023/wordml/word16du" xmlns:w16sdtdh="http://schemas.microsoft.com/office/word/2020/wordml/sdtdatahash" xmlns:w16se="http://schemas.microsoft.com/office/word/2015/wordml/symex" xmlns:wpg="http://schemas.microsoft.com/office/word/2010/wordprocessingGroup" xmlns:wpi="http://schemas.microsoft.com/office/word/2010/wordprocessingInk" xmlns:wne="http://schemas.microsoft.com/office/word/2006/wordml" xmlns:wps="http://schemas.microsoft.com/office/word/2010/wordprocessingShape" mc:Ignorable="w14 w15 w16se w16cid w16 w16cex w16sdtdh w16du wp14">
   <w:body>
     <w:p>
       <w:pPr>
@@ -1054,6 +1054,12 @@
     </w:p>
     <w:sdt>
       <w:sdtPr>
+        <w:rPr>
+          <w:rFonts w:ascii="Times New Roman" w:eastAsia="Times New Roman" w:hAnsi="Times New Roman" w:cs="Times New Roman"/>
+          <w:color w:val="auto"/>
+          <w:sz w:val="28"/>
+          <w:szCs w:val="28"/>
+        </w:rPr>
         <w:id w:val="-207038693"/>
         <w:docPartObj>
           <w:docPartGallery w:val="Table of Contents"/>
@@ -1062,12 +1068,8 @@
       </w:sdtPr>
       <w:sdtEndPr>
         <w:rPr>
-          <w:rFonts w:ascii="Times New Roman" w:eastAsia="Times New Roman" w:hAnsi="Times New Roman" w:cs="Times New Roman"/>
           <w:b/>
           <w:bCs/>
-          <w:color w:val="auto"/>
-          <w:sz w:val="28"/>
-          <w:szCs w:val="28"/>
         </w:rPr>
       </w:sdtEndPr>
       <w:sdtContent>
@@ -1181,7 +1183,7 @@
                 <w:sz w:val="24"/>
                 <w:szCs w:val="24"/>
               </w:rPr>
-              <w:t>2</w:t>
+              <w:t>3</w:t>
             </w:r>
             <w:r>
               <w:rPr>
@@ -1276,7 +1278,7 @@
                 <w:sz w:val="24"/>
                 <w:szCs w:val="24"/>
               </w:rPr>
-              <w:t>3</w:t>
+              <w:t>4</w:t>
             </w:r>
             <w:r>
               <w:rPr>
@@ -1371,7 +1373,7 @@
                 <w:sz w:val="24"/>
                 <w:szCs w:val="24"/>
               </w:rPr>
-              <w:t>4</w:t>
+              <w:t>5</w:t>
             </w:r>
             <w:r>
               <w:rPr>
@@ -1466,7 +1468,7 @@
                 <w:sz w:val="24"/>
                 <w:szCs w:val="24"/>
               </w:rPr>
-              <w:t>4</w:t>
+              <w:t>5</w:t>
             </w:r>
             <w:r>
               <w:rPr>
@@ -1656,7 +1658,7 @@
                 <w:sz w:val="24"/>
                 <w:szCs w:val="24"/>
               </w:rPr>
-              <w:t>6</w:t>
+              <w:t>7</w:t>
             </w:r>
             <w:r>
               <w:rPr>
@@ -1751,7 +1753,7 @@
                 <w:sz w:val="24"/>
                 <w:szCs w:val="24"/>
               </w:rPr>
-              <w:t>11</w:t>
+              <w:t>12</w:t>
             </w:r>
             <w:r>
               <w:rPr>
@@ -1846,7 +1848,7 @@
                 <w:sz w:val="24"/>
                 <w:szCs w:val="24"/>
               </w:rPr>
-              <w:t>12</w:t>
+              <w:t>13</w:t>
             </w:r>
             <w:r>
               <w:rPr>
@@ -1941,7 +1943,7 @@
                 <w:sz w:val="24"/>
                 <w:szCs w:val="24"/>
               </w:rPr>
-              <w:t>13</w:t>
+              <w:t>14</w:t>
             </w:r>
             <w:r>
               <w:rPr>
@@ -2217,49 +2219,7 @@
         <w:spacing w:line="360" w:lineRule="auto"/>
       </w:pPr>
       <w:r>
-        <w:t>Изучение теории формальных языков представляет собой значимый элемент</w:t>
-      </w:r>
-      <w:r>
-        <w:t xml:space="preserve"> </w:t>
-      </w:r>
-      <w:r>
-        <w:t>образовательной программы по направлению программной инженерии. Эта область,</w:t>
-      </w:r>
-      <w:r>
-        <w:t xml:space="preserve"> </w:t>
-      </w:r>
-      <w:r>
-        <w:t>являющаяся ключевой частью компьютерных наук и теоретической информатики,</w:t>
-      </w:r>
-      <w:r>
-        <w:t xml:space="preserve"> </w:t>
-      </w:r>
-      <w:r>
-        <w:t>сосредотачивается на исследовании структуры и свойств формальных языков, а</w:t>
-      </w:r>
-      <w:r>
-        <w:t xml:space="preserve"> </w:t>
-      </w:r>
-      <w:r>
-        <w:t>также на моделировании их обработки. В условиях современного общества, где</w:t>
-      </w:r>
-      <w:r>
-        <w:t xml:space="preserve"> </w:t>
-      </w:r>
-      <w:r>
-        <w:t>возрастают объемы данных и потребность в эффективных методах их хранения,</w:t>
-      </w:r>
-      <w:r>
-        <w:t xml:space="preserve"> </w:t>
-      </w:r>
-      <w:r>
-        <w:t>передачи и обработки, понимание основ формальных языков приобретает особую</w:t>
-      </w:r>
-      <w:r>
-        <w:t xml:space="preserve"> </w:t>
-      </w:r>
-      <w:r>
-        <w:t>значимость.</w:t>
+        <w:t>Изучение теории формальных языков представляет собой значимый элемент образовательной программы по направлению программной инженерии. Эта область, являющаяся ключевой частью компьютерных наук и теоретической информатики, сосредотачивается на исследовании структуры и свойств формальных языков, а также на моделировании их обработки. В условиях современного общества, где возрастают объемы данных и потребность в эффективных методах их хранения, передачи и обработки, понимание основ формальных языков приобретает особую значимость.</w:t>
       </w:r>
     </w:p>
     <w:p>
@@ -2267,43 +2227,7 @@
         <w:spacing w:line="360" w:lineRule="auto"/>
       </w:pPr>
       <w:r>
-        <w:t>Формальные языки находят применение в различных сферах: от описания</w:t>
-      </w:r>
-      <w:r>
-        <w:t xml:space="preserve"> </w:t>
-      </w:r>
-      <w:r>
-        <w:t>синтаксиса языков программирования до разработки сетевых протоколов и создания</w:t>
-      </w:r>
-      <w:r>
-        <w:t xml:space="preserve"> </w:t>
-      </w:r>
-      <w:r>
-        <w:t>компиляторов. С их помощью удается формализовать взаимодействие как между</w:t>
-      </w:r>
-      <w:r>
-        <w:t xml:space="preserve"> </w:t>
-      </w:r>
-      <w:r>
-        <w:t>человеком и компьютером, так и между компонентами программного обеспечения. В</w:t>
-      </w:r>
-      <w:r>
-        <w:t xml:space="preserve"> </w:t>
-      </w:r>
-      <w:r>
-        <w:t>центре изучения теории формальных языков находятся такие понятия, как</w:t>
-      </w:r>
-      <w:r>
-        <w:t xml:space="preserve"> </w:t>
-      </w:r>
-      <w:r>
-        <w:t>грамматики, автоматы и алгебраические структуры, которые позволяют описывать</w:t>
-      </w:r>
-      <w:r>
-        <w:t xml:space="preserve"> </w:t>
-      </w:r>
-      <w:r>
-        <w:t>синтаксис и семантику языков.</w:t>
+        <w:t>Формальные языки находят применение в различных сферах: от описания синтаксиса языков программирования до разработки сетевых протоколов и создания компиляторов. С их помощью удается формализовать взаимодействие как между человеком и компьютером, так и между компонентами программного обеспечения. В центре изучения теории формальных языков находятся такие понятия, как грамматики, автоматы и алгебраические структуры, которые позволяют описывать синтаксис и семантику языков.</w:t>
       </w:r>
     </w:p>
     <w:p>
@@ -2464,1807 +2388,2429 @@
         <w:ind w:firstLine="709"/>
       </w:pPr>
       <w:r>
-        <w:t>Согласно индивидуальному варианту задания на курсовую работу грамматика</w:t>
-      </w:r>
-      <w:r>
-        <w:t xml:space="preserve"> </w:t>
-      </w:r>
-      <w:r>
-        <w:t>языка включает следующие синтаксические конструкции:</w:t>
+        <w:t>Согласно индивидуальному варианту задания на курсовую работу грамматика языка включает следующие синтаксические конструкции:</w:t>
       </w:r>
     </w:p>
     <w:p>
       <w:pPr>
         <w:spacing w:after="0" w:line="360" w:lineRule="auto"/>
-        <w:ind w:firstLine="709"/>
+        <w:ind w:firstLine="0"/>
       </w:pPr>
+      <w:bookmarkStart w:id="9" w:name="_Toc185494974"/>
+      <w:bookmarkStart w:id="10" w:name="_Toc185494995"/>
       <w:r>
         <w:rPr>
-          <w:rFonts w:ascii="Courier New" w:hAnsi="Courier New" w:cs="Courier New"/>
+          <w:i/>
+          <w:sz w:val="24"/>
+          <w:szCs w:val="24"/>
         </w:rPr>
-        <w:t>&lt;</w:t>
-      </w:r>
-      <w:proofErr w:type="spellStart"/>
-      <w:r>
-        <w:rPr>
-          <w:rFonts w:ascii="Courier New" w:hAnsi="Courier New" w:cs="Courier New"/>
-        </w:rPr>
-        <w:t>операции_группы_отношения</w:t>
-      </w:r>
-      <w:proofErr w:type="spellEnd"/>
-      <w:proofErr w:type="gramStart"/>
-      <w:r>
-        <w:rPr>
-          <w:rFonts w:ascii="Courier New" w:hAnsi="Courier New" w:cs="Courier New"/>
-        </w:rPr>
-        <w:t>&gt;::</w:t>
-      </w:r>
-      <w:proofErr w:type="gramEnd"/>
-      <w:r>
-        <w:rPr>
-          <w:rFonts w:ascii="Courier New" w:hAnsi="Courier New" w:cs="Courier New"/>
-        </w:rPr>
-        <w:t>= &lt;&gt; | = | &lt; | &lt;= | &gt; | &gt;=</w:t>
-      </w:r>
-    </w:p>
-    <w:p>
-      <w:pPr>
-        <w:spacing w:after="0" w:line="360" w:lineRule="auto"/>
-        <w:ind w:firstLine="709"/>
-        <w:rPr>
-          <w:rFonts w:ascii="Courier New" w:hAnsi="Courier New" w:cs="Courier New"/>
-        </w:rPr>
-      </w:pPr>
-      <w:r>
-        <w:rPr>
-          <w:rFonts w:ascii="Courier New" w:hAnsi="Courier New" w:cs="Courier New"/>
-        </w:rPr>
-        <w:t>&lt;</w:t>
-      </w:r>
-      <w:proofErr w:type="spellStart"/>
-      <w:r>
-        <w:rPr>
-          <w:rFonts w:ascii="Courier New" w:hAnsi="Courier New" w:cs="Courier New"/>
-        </w:rPr>
-        <w:t>операции_группы_сложения</w:t>
-      </w:r>
-      <w:proofErr w:type="spellEnd"/>
-      <w:proofErr w:type="gramStart"/>
-      <w:r>
-        <w:rPr>
-          <w:rFonts w:ascii="Courier New" w:hAnsi="Courier New" w:cs="Courier New"/>
-        </w:rPr>
-        <w:t>&gt;::</w:t>
-      </w:r>
-      <w:proofErr w:type="gramEnd"/>
-      <w:r>
-        <w:rPr>
-          <w:rFonts w:ascii="Courier New" w:hAnsi="Courier New" w:cs="Courier New"/>
-        </w:rPr>
-        <w:t xml:space="preserve">= + | - | </w:t>
+        <w:t>Листинг</w:t>
       </w:r>
       <w:r>
         <w:rPr>
-          <w:rFonts w:ascii="Courier New" w:hAnsi="Courier New" w:cs="Courier New"/>
-          <w:lang w:val="en-US"/>
-        </w:rPr>
-        <w:t>or</w:t>
-      </w:r>
-    </w:p>
-    <w:p>
-      <w:pPr>
-        <w:spacing w:after="0" w:line="360" w:lineRule="auto"/>
-        <w:ind w:firstLine="709"/>
-        <w:rPr>
-          <w:rFonts w:ascii="Courier New" w:hAnsi="Courier New" w:cs="Courier New"/>
-        </w:rPr>
-      </w:pPr>
-      <w:r>
-        <w:rPr>
-          <w:rFonts w:ascii="Courier New" w:hAnsi="Courier New" w:cs="Courier New"/>
-        </w:rPr>
-        <w:t>&lt;</w:t>
-      </w:r>
-      <w:proofErr w:type="spellStart"/>
-      <w:r>
-        <w:rPr>
-          <w:rFonts w:ascii="Courier New" w:hAnsi="Courier New" w:cs="Courier New"/>
-        </w:rPr>
-        <w:t>операции_группы_умножения</w:t>
-      </w:r>
-      <w:proofErr w:type="spellEnd"/>
-      <w:proofErr w:type="gramStart"/>
-      <w:r>
-        <w:rPr>
-          <w:rFonts w:ascii="Courier New" w:hAnsi="Courier New" w:cs="Courier New"/>
-        </w:rPr>
-        <w:t>&gt;::</w:t>
-      </w:r>
-      <w:proofErr w:type="gramEnd"/>
-      <w:r>
-        <w:rPr>
-          <w:rFonts w:ascii="Courier New" w:hAnsi="Courier New" w:cs="Courier New"/>
-        </w:rPr>
-        <w:t xml:space="preserve">= * | / | </w:t>
-      </w:r>
-      <w:r>
-        <w:rPr>
-          <w:rFonts w:ascii="Courier New" w:hAnsi="Courier New" w:cs="Courier New"/>
-          <w:lang w:val="en-US"/>
-        </w:rPr>
-        <w:t>and</w:t>
-      </w:r>
-    </w:p>
-    <w:p>
-      <w:pPr>
-        <w:spacing w:after="0" w:line="360" w:lineRule="auto"/>
-        <w:ind w:firstLine="709"/>
-        <w:rPr>
-          <w:rFonts w:ascii="Courier New" w:hAnsi="Courier New" w:cs="Courier New"/>
-        </w:rPr>
-      </w:pPr>
-      <w:r>
-        <w:rPr>
-          <w:rFonts w:ascii="Courier New" w:hAnsi="Courier New" w:cs="Courier New"/>
-        </w:rPr>
-        <w:t>&lt;</w:t>
-      </w:r>
-      <w:proofErr w:type="spellStart"/>
-      <w:r>
-        <w:rPr>
-          <w:rFonts w:ascii="Courier New" w:hAnsi="Courier New" w:cs="Courier New"/>
-        </w:rPr>
-        <w:t>унарная_операция</w:t>
-      </w:r>
-      <w:proofErr w:type="spellEnd"/>
-      <w:proofErr w:type="gramStart"/>
-      <w:r>
-        <w:rPr>
-          <w:rFonts w:ascii="Courier New" w:hAnsi="Courier New" w:cs="Courier New"/>
-        </w:rPr>
-        <w:t>&gt;::</w:t>
-      </w:r>
-      <w:proofErr w:type="gramEnd"/>
-      <w:r>
-        <w:rPr>
-          <w:rFonts w:ascii="Courier New" w:hAnsi="Courier New" w:cs="Courier New"/>
-        </w:rPr>
-        <w:t xml:space="preserve">= </w:t>
-      </w:r>
-      <w:r>
-        <w:rPr>
-          <w:rFonts w:ascii="Courier New" w:hAnsi="Courier New" w:cs="Courier New"/>
-          <w:lang w:val="en-US"/>
-        </w:rPr>
-        <w:t>not</w:t>
-      </w:r>
-    </w:p>
-    <w:p>
-      <w:pPr>
-        <w:spacing w:after="0" w:line="360" w:lineRule="auto"/>
-        <w:ind w:firstLine="709"/>
-        <w:rPr>
-          <w:rFonts w:ascii="Courier New" w:hAnsi="Courier New" w:cs="Courier New"/>
-        </w:rPr>
-      </w:pPr>
-      <w:r>
-        <w:rPr>
-          <w:rFonts w:ascii="Courier New" w:hAnsi="Courier New" w:cs="Courier New"/>
-        </w:rPr>
-        <w:t>&lt;программа</w:t>
-      </w:r>
-      <w:proofErr w:type="gramStart"/>
-      <w:r>
-        <w:rPr>
-          <w:rFonts w:ascii="Courier New" w:hAnsi="Courier New" w:cs="Courier New"/>
-        </w:rPr>
-        <w:t>&gt;::</w:t>
-      </w:r>
-      <w:proofErr w:type="gramEnd"/>
-      <w:r>
-        <w:rPr>
-          <w:rFonts w:ascii="Courier New" w:hAnsi="Courier New" w:cs="Courier New"/>
-        </w:rPr>
-        <w:t xml:space="preserve">= </w:t>
-      </w:r>
-      <w:r>
-        <w:rPr>
-          <w:rFonts w:ascii="Courier New" w:hAnsi="Courier New" w:cs="Courier New"/>
-          <w:lang w:val="en-US"/>
-        </w:rPr>
-        <w:t>program</w:t>
-      </w:r>
-      <w:r>
-        <w:rPr>
-          <w:rFonts w:ascii="Courier New" w:hAnsi="Courier New" w:cs="Courier New"/>
+          <w:i/>
+          <w:sz w:val="24"/>
+          <w:szCs w:val="24"/>
         </w:rPr>
         <w:t xml:space="preserve"> </w:t>
       </w:r>
       <w:r>
         <w:rPr>
-          <w:rFonts w:ascii="Courier New" w:hAnsi="Courier New" w:cs="Courier New"/>
-          <w:lang w:val="en-US"/>
+          <w:i/>
+          <w:sz w:val="24"/>
+          <w:szCs w:val="24"/>
         </w:rPr>
-        <w:t>var</w:t>
+        <w:t>2.1.1</w:t>
+      </w:r>
+    </w:p>
+    <w:tbl>
+      <w:tblPr>
+        <w:tblW w:w="9488" w:type="dxa"/>
+        <w:tblBorders>
+          <w:top w:val="single" w:sz="8" w:space="0" w:color="000000"/>
+          <w:left w:val="single" w:sz="8" w:space="0" w:color="000000"/>
+          <w:bottom w:val="single" w:sz="8" w:space="0" w:color="000000"/>
+          <w:right w:val="single" w:sz="8" w:space="0" w:color="000000"/>
+          <w:insideH w:val="single" w:sz="8" w:space="0" w:color="000000"/>
+          <w:insideV w:val="single" w:sz="8" w:space="0" w:color="000000"/>
+        </w:tblBorders>
+        <w:tblLayout w:type="fixed"/>
+        <w:tblLook w:val="0600" w:firstRow="0" w:lastRow="0" w:firstColumn="0" w:lastColumn="0" w:noHBand="1" w:noVBand="1"/>
+      </w:tblPr>
+      <w:tblGrid>
+        <w:gridCol w:w="9488"/>
+      </w:tblGrid>
+      <w:tr>
+        <w:tc>
+          <w:tcPr>
+            <w:tcW w:w="9488" w:type="dxa"/>
+            <w:shd w:val="clear" w:color="auto" w:fill="auto"/>
+            <w:tcMar>
+              <w:top w:w="100" w:type="dxa"/>
+              <w:left w:w="100" w:type="dxa"/>
+              <w:bottom w:w="100" w:type="dxa"/>
+              <w:right w:w="100" w:type="dxa"/>
+            </w:tcMar>
+          </w:tcPr>
+          <w:p>
+            <w:pPr>
+              <w:spacing w:after="0" w:line="360" w:lineRule="auto"/>
+              <w:ind w:firstLine="709"/>
+              <w:rPr>
+                <w:rFonts w:ascii="Courier New" w:hAnsi="Courier New" w:cs="Courier New"/>
+                <w:sz w:val="24"/>
+                <w:szCs w:val="24"/>
+              </w:rPr>
+            </w:pPr>
+            <w:r>
+              <w:rPr>
+                <w:rFonts w:ascii="Courier New" w:hAnsi="Courier New" w:cs="Courier New"/>
+                <w:sz w:val="24"/>
+                <w:szCs w:val="24"/>
+              </w:rPr>
+              <w:t>&lt;</w:t>
+            </w:r>
+            <w:proofErr w:type="spellStart"/>
+            <w:r>
+              <w:rPr>
+                <w:rFonts w:ascii="Courier New" w:hAnsi="Courier New" w:cs="Courier New"/>
+                <w:sz w:val="24"/>
+                <w:szCs w:val="24"/>
+              </w:rPr>
+              <w:t>операции_группы_отношения</w:t>
+            </w:r>
+            <w:proofErr w:type="spellEnd"/>
+            <w:proofErr w:type="gramStart"/>
+            <w:r>
+              <w:rPr>
+                <w:rFonts w:ascii="Courier New" w:hAnsi="Courier New" w:cs="Courier New"/>
+                <w:sz w:val="24"/>
+                <w:szCs w:val="24"/>
+              </w:rPr>
+              <w:t>&gt;::</w:t>
+            </w:r>
+            <w:proofErr w:type="gramEnd"/>
+            <w:r>
+              <w:rPr>
+                <w:rFonts w:ascii="Courier New" w:hAnsi="Courier New" w:cs="Courier New"/>
+                <w:sz w:val="24"/>
+                <w:szCs w:val="24"/>
+              </w:rPr>
+              <w:t>= &lt;&gt; | = | &lt; | &lt;= | &gt; | &gt;=</w:t>
+            </w:r>
+          </w:p>
+          <w:p>
+            <w:pPr>
+              <w:spacing w:after="0" w:line="360" w:lineRule="auto"/>
+              <w:ind w:firstLine="709"/>
+              <w:rPr>
+                <w:rFonts w:ascii="Courier New" w:hAnsi="Courier New" w:cs="Courier New"/>
+                <w:sz w:val="24"/>
+                <w:szCs w:val="24"/>
+              </w:rPr>
+            </w:pPr>
+            <w:r>
+              <w:rPr>
+                <w:rFonts w:ascii="Courier New" w:hAnsi="Courier New" w:cs="Courier New"/>
+                <w:sz w:val="24"/>
+                <w:szCs w:val="24"/>
+              </w:rPr>
+              <w:t>&lt;</w:t>
+            </w:r>
+            <w:proofErr w:type="spellStart"/>
+            <w:r>
+              <w:rPr>
+                <w:rFonts w:ascii="Courier New" w:hAnsi="Courier New" w:cs="Courier New"/>
+                <w:sz w:val="24"/>
+                <w:szCs w:val="24"/>
+              </w:rPr>
+              <w:t>операции_группы_сложения</w:t>
+            </w:r>
+            <w:proofErr w:type="spellEnd"/>
+            <w:proofErr w:type="gramStart"/>
+            <w:r>
+              <w:rPr>
+                <w:rFonts w:ascii="Courier New" w:hAnsi="Courier New" w:cs="Courier New"/>
+                <w:sz w:val="24"/>
+                <w:szCs w:val="24"/>
+              </w:rPr>
+              <w:t>&gt;::</w:t>
+            </w:r>
+            <w:proofErr w:type="gramEnd"/>
+            <w:r>
+              <w:rPr>
+                <w:rFonts w:ascii="Courier New" w:hAnsi="Courier New" w:cs="Courier New"/>
+                <w:sz w:val="24"/>
+                <w:szCs w:val="24"/>
+              </w:rPr>
+              <w:t xml:space="preserve">= + | - | </w:t>
+            </w:r>
+            <w:r>
+              <w:rPr>
+                <w:rFonts w:ascii="Courier New" w:hAnsi="Courier New" w:cs="Courier New"/>
+                <w:sz w:val="24"/>
+                <w:szCs w:val="24"/>
+                <w:lang w:val="en-US"/>
+              </w:rPr>
+              <w:t>or</w:t>
+            </w:r>
+          </w:p>
+          <w:p>
+            <w:pPr>
+              <w:spacing w:after="0" w:line="360" w:lineRule="auto"/>
+              <w:ind w:firstLine="709"/>
+              <w:rPr>
+                <w:rFonts w:ascii="Courier New" w:hAnsi="Courier New" w:cs="Courier New"/>
+                <w:sz w:val="24"/>
+                <w:szCs w:val="24"/>
+              </w:rPr>
+            </w:pPr>
+            <w:r>
+              <w:rPr>
+                <w:rFonts w:ascii="Courier New" w:hAnsi="Courier New" w:cs="Courier New"/>
+                <w:sz w:val="24"/>
+                <w:szCs w:val="24"/>
+              </w:rPr>
+              <w:t>&lt;</w:t>
+            </w:r>
+            <w:proofErr w:type="spellStart"/>
+            <w:r>
+              <w:rPr>
+                <w:rFonts w:ascii="Courier New" w:hAnsi="Courier New" w:cs="Courier New"/>
+                <w:sz w:val="24"/>
+                <w:szCs w:val="24"/>
+              </w:rPr>
+              <w:t>операции_группы_умножения</w:t>
+            </w:r>
+            <w:proofErr w:type="spellEnd"/>
+            <w:proofErr w:type="gramStart"/>
+            <w:r>
+              <w:rPr>
+                <w:rFonts w:ascii="Courier New" w:hAnsi="Courier New" w:cs="Courier New"/>
+                <w:sz w:val="24"/>
+                <w:szCs w:val="24"/>
+              </w:rPr>
+              <w:t>&gt;::</w:t>
+            </w:r>
+            <w:proofErr w:type="gramEnd"/>
+            <w:r>
+              <w:rPr>
+                <w:rFonts w:ascii="Courier New" w:hAnsi="Courier New" w:cs="Courier New"/>
+                <w:sz w:val="24"/>
+                <w:szCs w:val="24"/>
+              </w:rPr>
+              <w:t xml:space="preserve">= * | / | </w:t>
+            </w:r>
+            <w:r>
+              <w:rPr>
+                <w:rFonts w:ascii="Courier New" w:hAnsi="Courier New" w:cs="Courier New"/>
+                <w:sz w:val="24"/>
+                <w:szCs w:val="24"/>
+                <w:lang w:val="en-US"/>
+              </w:rPr>
+              <w:t>and</w:t>
+            </w:r>
+          </w:p>
+          <w:p>
+            <w:pPr>
+              <w:spacing w:after="0" w:line="360" w:lineRule="auto"/>
+              <w:ind w:firstLine="709"/>
+              <w:rPr>
+                <w:rFonts w:ascii="Courier New" w:hAnsi="Courier New" w:cs="Courier New"/>
+                <w:sz w:val="24"/>
+                <w:szCs w:val="24"/>
+              </w:rPr>
+            </w:pPr>
+            <w:r>
+              <w:rPr>
+                <w:rFonts w:ascii="Courier New" w:hAnsi="Courier New" w:cs="Courier New"/>
+                <w:sz w:val="24"/>
+                <w:szCs w:val="24"/>
+              </w:rPr>
+              <w:t>&lt;</w:t>
+            </w:r>
+            <w:proofErr w:type="spellStart"/>
+            <w:r>
+              <w:rPr>
+                <w:rFonts w:ascii="Courier New" w:hAnsi="Courier New" w:cs="Courier New"/>
+                <w:sz w:val="24"/>
+                <w:szCs w:val="24"/>
+              </w:rPr>
+              <w:t>унарная_операция</w:t>
+            </w:r>
+            <w:proofErr w:type="spellEnd"/>
+            <w:proofErr w:type="gramStart"/>
+            <w:r>
+              <w:rPr>
+                <w:rFonts w:ascii="Courier New" w:hAnsi="Courier New" w:cs="Courier New"/>
+                <w:sz w:val="24"/>
+                <w:szCs w:val="24"/>
+              </w:rPr>
+              <w:t>&gt;::</w:t>
+            </w:r>
+            <w:proofErr w:type="gramEnd"/>
+            <w:r>
+              <w:rPr>
+                <w:rFonts w:ascii="Courier New" w:hAnsi="Courier New" w:cs="Courier New"/>
+                <w:sz w:val="24"/>
+                <w:szCs w:val="24"/>
+              </w:rPr>
+              <w:t xml:space="preserve">= </w:t>
+            </w:r>
+            <w:r>
+              <w:rPr>
+                <w:rFonts w:ascii="Courier New" w:hAnsi="Courier New" w:cs="Courier New"/>
+                <w:sz w:val="24"/>
+                <w:szCs w:val="24"/>
+                <w:lang w:val="en-US"/>
+              </w:rPr>
+              <w:t>not</w:t>
+            </w:r>
+          </w:p>
+          <w:p>
+            <w:pPr>
+              <w:spacing w:after="0" w:line="360" w:lineRule="auto"/>
+              <w:ind w:firstLine="709"/>
+              <w:rPr>
+                <w:rFonts w:ascii="Courier New" w:hAnsi="Courier New" w:cs="Courier New"/>
+                <w:sz w:val="24"/>
+                <w:szCs w:val="24"/>
+              </w:rPr>
+            </w:pPr>
+            <w:r>
+              <w:rPr>
+                <w:rFonts w:ascii="Courier New" w:hAnsi="Courier New" w:cs="Courier New"/>
+                <w:sz w:val="24"/>
+                <w:szCs w:val="24"/>
+              </w:rPr>
+              <w:t>&lt;программа</w:t>
+            </w:r>
+            <w:proofErr w:type="gramStart"/>
+            <w:r>
+              <w:rPr>
+                <w:rFonts w:ascii="Courier New" w:hAnsi="Courier New" w:cs="Courier New"/>
+                <w:sz w:val="24"/>
+                <w:szCs w:val="24"/>
+              </w:rPr>
+              <w:t>&gt;::</w:t>
+            </w:r>
+            <w:proofErr w:type="gramEnd"/>
+            <w:r>
+              <w:rPr>
+                <w:rFonts w:ascii="Courier New" w:hAnsi="Courier New" w:cs="Courier New"/>
+                <w:sz w:val="24"/>
+                <w:szCs w:val="24"/>
+              </w:rPr>
+              <w:t xml:space="preserve">= </w:t>
+            </w:r>
+            <w:r>
+              <w:rPr>
+                <w:rFonts w:ascii="Courier New" w:hAnsi="Courier New" w:cs="Courier New"/>
+                <w:sz w:val="24"/>
+                <w:szCs w:val="24"/>
+                <w:lang w:val="en-US"/>
+              </w:rPr>
+              <w:t>program</w:t>
+            </w:r>
+            <w:r>
+              <w:rPr>
+                <w:rFonts w:ascii="Courier New" w:hAnsi="Courier New" w:cs="Courier New"/>
+                <w:sz w:val="24"/>
+                <w:szCs w:val="24"/>
+              </w:rPr>
+              <w:t xml:space="preserve"> </w:t>
+            </w:r>
+            <w:r>
+              <w:rPr>
+                <w:rFonts w:ascii="Courier New" w:hAnsi="Courier New" w:cs="Courier New"/>
+                <w:sz w:val="24"/>
+                <w:szCs w:val="24"/>
+                <w:lang w:val="en-US"/>
+              </w:rPr>
+              <w:t>var</w:t>
+            </w:r>
+            <w:r>
+              <w:rPr>
+                <w:rFonts w:ascii="Courier New" w:hAnsi="Courier New" w:cs="Courier New"/>
+                <w:sz w:val="24"/>
+                <w:szCs w:val="24"/>
+              </w:rPr>
+              <w:t xml:space="preserve"> &lt;описание&gt; </w:t>
+            </w:r>
+            <w:r>
+              <w:rPr>
+                <w:rFonts w:ascii="Courier New" w:hAnsi="Courier New" w:cs="Courier New"/>
+                <w:sz w:val="24"/>
+                <w:szCs w:val="24"/>
+                <w:lang w:val="en-US"/>
+              </w:rPr>
+              <w:t>begin</w:t>
+            </w:r>
+            <w:r>
+              <w:rPr>
+                <w:rFonts w:ascii="Courier New" w:hAnsi="Courier New" w:cs="Courier New"/>
+                <w:sz w:val="24"/>
+                <w:szCs w:val="24"/>
+              </w:rPr>
+              <w:t xml:space="preserve"> &lt;оператор&gt; {; &lt;оператор&gt;} </w:t>
+            </w:r>
+            <w:r>
+              <w:rPr>
+                <w:rFonts w:ascii="Courier New" w:hAnsi="Courier New" w:cs="Courier New"/>
+                <w:sz w:val="24"/>
+                <w:szCs w:val="24"/>
+                <w:lang w:val="en-US"/>
+              </w:rPr>
+              <w:t>end</w:t>
+            </w:r>
+            <w:r>
+              <w:rPr>
+                <w:rFonts w:ascii="Courier New" w:hAnsi="Courier New" w:cs="Courier New"/>
+                <w:sz w:val="24"/>
+                <w:szCs w:val="24"/>
+              </w:rPr>
+              <w:t>.</w:t>
+            </w:r>
+          </w:p>
+          <w:p>
+            <w:pPr>
+              <w:spacing w:after="0" w:line="360" w:lineRule="auto"/>
+              <w:ind w:firstLine="709"/>
+              <w:rPr>
+                <w:rFonts w:ascii="Courier New" w:hAnsi="Courier New" w:cs="Courier New"/>
+                <w:sz w:val="24"/>
+                <w:szCs w:val="24"/>
+              </w:rPr>
+            </w:pPr>
+            <w:r>
+              <w:rPr>
+                <w:rFonts w:ascii="Courier New" w:hAnsi="Courier New" w:cs="Courier New"/>
+                <w:sz w:val="24"/>
+                <w:szCs w:val="24"/>
+              </w:rPr>
+              <w:t>&lt;описание</w:t>
+            </w:r>
+            <w:proofErr w:type="gramStart"/>
+            <w:r>
+              <w:rPr>
+                <w:rFonts w:ascii="Courier New" w:hAnsi="Courier New" w:cs="Courier New"/>
+                <w:sz w:val="24"/>
+                <w:szCs w:val="24"/>
+              </w:rPr>
+              <w:t>&gt;::</w:t>
+            </w:r>
+            <w:proofErr w:type="gramEnd"/>
+            <w:r>
+              <w:rPr>
+                <w:rFonts w:ascii="Courier New" w:hAnsi="Courier New" w:cs="Courier New"/>
+                <w:sz w:val="24"/>
+                <w:szCs w:val="24"/>
+              </w:rPr>
+              <w:t>= {&lt;идентификатор&gt; {, &lt;идентификатор&gt; } : &lt;тип&gt; ;}</w:t>
+            </w:r>
+          </w:p>
+          <w:p>
+            <w:pPr>
+              <w:spacing w:after="0" w:line="360" w:lineRule="auto"/>
+              <w:ind w:firstLine="709"/>
+              <w:rPr>
+                <w:rFonts w:ascii="Courier New" w:hAnsi="Courier New" w:cs="Courier New"/>
+                <w:sz w:val="24"/>
+                <w:szCs w:val="24"/>
+              </w:rPr>
+            </w:pPr>
+            <w:r>
+              <w:rPr>
+                <w:rFonts w:ascii="Courier New" w:hAnsi="Courier New" w:cs="Courier New"/>
+                <w:sz w:val="24"/>
+                <w:szCs w:val="24"/>
+              </w:rPr>
+              <w:t>&lt;тип</w:t>
+            </w:r>
+            <w:proofErr w:type="gramStart"/>
+            <w:r>
+              <w:rPr>
+                <w:rFonts w:ascii="Courier New" w:hAnsi="Courier New" w:cs="Courier New"/>
+                <w:sz w:val="24"/>
+                <w:szCs w:val="24"/>
+              </w:rPr>
+              <w:t>&gt;::</w:t>
+            </w:r>
+            <w:proofErr w:type="gramEnd"/>
+            <w:r>
+              <w:rPr>
+                <w:rFonts w:ascii="Courier New" w:hAnsi="Courier New" w:cs="Courier New"/>
+                <w:sz w:val="24"/>
+                <w:szCs w:val="24"/>
+              </w:rPr>
+              <w:t>= % | ! | $</w:t>
+            </w:r>
+          </w:p>
+          <w:p>
+            <w:pPr>
+              <w:spacing w:after="0" w:line="360" w:lineRule="auto"/>
+              <w:ind w:firstLine="709"/>
+              <w:rPr>
+                <w:rFonts w:ascii="Courier New" w:hAnsi="Courier New" w:cs="Courier New"/>
+                <w:sz w:val="24"/>
+                <w:szCs w:val="24"/>
+              </w:rPr>
+            </w:pPr>
+            <w:r>
+              <w:rPr>
+                <w:rFonts w:ascii="Courier New" w:hAnsi="Courier New" w:cs="Courier New"/>
+                <w:sz w:val="24"/>
+                <w:szCs w:val="24"/>
+              </w:rPr>
+              <w:t>&lt;оператор</w:t>
+            </w:r>
+            <w:proofErr w:type="gramStart"/>
+            <w:r>
+              <w:rPr>
+                <w:rFonts w:ascii="Courier New" w:hAnsi="Courier New" w:cs="Courier New"/>
+                <w:sz w:val="24"/>
+                <w:szCs w:val="24"/>
+              </w:rPr>
+              <w:t>&gt;::</w:t>
+            </w:r>
+            <w:proofErr w:type="gramEnd"/>
+            <w:r>
+              <w:rPr>
+                <w:rFonts w:ascii="Courier New" w:hAnsi="Courier New" w:cs="Courier New"/>
+                <w:sz w:val="24"/>
+                <w:szCs w:val="24"/>
+              </w:rPr>
+              <w:t>= &lt;составной&gt; | &lt;присваивания&gt; | &lt;условный&gt; | &lt;</w:t>
+            </w:r>
+            <w:proofErr w:type="spellStart"/>
+            <w:r>
+              <w:rPr>
+                <w:rFonts w:ascii="Courier New" w:hAnsi="Courier New" w:cs="Courier New"/>
+                <w:sz w:val="24"/>
+                <w:szCs w:val="24"/>
+              </w:rPr>
+              <w:t>фиксированного_цикла</w:t>
+            </w:r>
+            <w:proofErr w:type="spellEnd"/>
+            <w:r>
+              <w:rPr>
+                <w:rFonts w:ascii="Courier New" w:hAnsi="Courier New" w:cs="Courier New"/>
+                <w:sz w:val="24"/>
+                <w:szCs w:val="24"/>
+              </w:rPr>
+              <w:t>&gt; | &lt;</w:t>
+            </w:r>
+            <w:proofErr w:type="spellStart"/>
+            <w:r>
+              <w:rPr>
+                <w:rFonts w:ascii="Courier New" w:hAnsi="Courier New" w:cs="Courier New"/>
+                <w:sz w:val="24"/>
+                <w:szCs w:val="24"/>
+              </w:rPr>
+              <w:t>условного_цикла</w:t>
+            </w:r>
+            <w:proofErr w:type="spellEnd"/>
+            <w:r>
+              <w:rPr>
+                <w:rFonts w:ascii="Courier New" w:hAnsi="Courier New" w:cs="Courier New"/>
+                <w:sz w:val="24"/>
+                <w:szCs w:val="24"/>
+              </w:rPr>
+              <w:t>&gt; | &lt;ввода&gt; | &lt;вывода&gt;</w:t>
+            </w:r>
+          </w:p>
+          <w:p>
+            <w:pPr>
+              <w:spacing w:after="0" w:line="360" w:lineRule="auto"/>
+              <w:ind w:firstLine="709"/>
+              <w:rPr>
+                <w:rFonts w:ascii="Courier New" w:hAnsi="Courier New" w:cs="Courier New"/>
+                <w:sz w:val="24"/>
+                <w:szCs w:val="24"/>
+              </w:rPr>
+            </w:pPr>
+            <w:r>
+              <w:rPr>
+                <w:rFonts w:ascii="Courier New" w:hAnsi="Courier New" w:cs="Courier New"/>
+                <w:sz w:val="24"/>
+                <w:szCs w:val="24"/>
+              </w:rPr>
+              <w:t>&lt;составной</w:t>
+            </w:r>
+            <w:proofErr w:type="gramStart"/>
+            <w:r>
+              <w:rPr>
+                <w:rFonts w:ascii="Courier New" w:hAnsi="Courier New" w:cs="Courier New"/>
+                <w:sz w:val="24"/>
+                <w:szCs w:val="24"/>
+              </w:rPr>
+              <w:t>&gt;::</w:t>
+            </w:r>
+            <w:proofErr w:type="gramEnd"/>
+            <w:r>
+              <w:rPr>
+                <w:rFonts w:ascii="Courier New" w:hAnsi="Courier New" w:cs="Courier New"/>
+                <w:sz w:val="24"/>
+                <w:szCs w:val="24"/>
+              </w:rPr>
+              <w:t>= «[» &lt;оператор&gt; { ( : | перевод строки) &lt;оператор&gt; } «]»</w:t>
+            </w:r>
+          </w:p>
+          <w:p>
+            <w:pPr>
+              <w:spacing w:after="0" w:line="360" w:lineRule="auto"/>
+              <w:ind w:firstLine="709"/>
+              <w:rPr>
+                <w:rFonts w:ascii="Courier New" w:hAnsi="Courier New" w:cs="Courier New"/>
+                <w:sz w:val="24"/>
+                <w:szCs w:val="24"/>
+              </w:rPr>
+            </w:pPr>
+            <w:r>
+              <w:rPr>
+                <w:rFonts w:ascii="Courier New" w:hAnsi="Courier New" w:cs="Courier New"/>
+                <w:sz w:val="24"/>
+                <w:szCs w:val="24"/>
+              </w:rPr>
+              <w:t>&lt;присваивания</w:t>
+            </w:r>
+            <w:proofErr w:type="gramStart"/>
+            <w:r>
+              <w:rPr>
+                <w:rFonts w:ascii="Courier New" w:hAnsi="Courier New" w:cs="Courier New"/>
+                <w:sz w:val="24"/>
+                <w:szCs w:val="24"/>
+              </w:rPr>
+              <w:t>&gt;::</w:t>
+            </w:r>
+            <w:proofErr w:type="gramEnd"/>
+            <w:r>
+              <w:rPr>
+                <w:rFonts w:ascii="Courier New" w:hAnsi="Courier New" w:cs="Courier New"/>
+                <w:sz w:val="24"/>
+                <w:szCs w:val="24"/>
+              </w:rPr>
+              <w:t xml:space="preserve">= &lt;идентификатор&gt; </w:t>
+            </w:r>
+            <w:r>
+              <w:rPr>
+                <w:rFonts w:ascii="Courier New" w:hAnsi="Courier New" w:cs="Courier New"/>
+                <w:sz w:val="24"/>
+                <w:szCs w:val="24"/>
+                <w:lang w:val="en-US"/>
+              </w:rPr>
+              <w:t>as</w:t>
+            </w:r>
+            <w:r>
+              <w:rPr>
+                <w:rFonts w:ascii="Courier New" w:hAnsi="Courier New" w:cs="Courier New"/>
+                <w:sz w:val="24"/>
+                <w:szCs w:val="24"/>
+              </w:rPr>
+              <w:t xml:space="preserve"> &lt;выражение&gt;</w:t>
+            </w:r>
+          </w:p>
+          <w:p>
+            <w:pPr>
+              <w:spacing w:after="0" w:line="360" w:lineRule="auto"/>
+              <w:ind w:firstLine="709"/>
+              <w:rPr>
+                <w:rFonts w:ascii="Courier New" w:hAnsi="Courier New" w:cs="Courier New"/>
+                <w:sz w:val="24"/>
+                <w:szCs w:val="24"/>
+              </w:rPr>
+            </w:pPr>
+            <w:r>
+              <w:rPr>
+                <w:rFonts w:ascii="Courier New" w:hAnsi="Courier New" w:cs="Courier New"/>
+                <w:sz w:val="24"/>
+                <w:szCs w:val="24"/>
+              </w:rPr>
+              <w:t>&lt;условный</w:t>
+            </w:r>
+            <w:proofErr w:type="gramStart"/>
+            <w:r>
+              <w:rPr>
+                <w:rFonts w:ascii="Courier New" w:hAnsi="Courier New" w:cs="Courier New"/>
+                <w:sz w:val="24"/>
+                <w:szCs w:val="24"/>
+              </w:rPr>
+              <w:t>&gt;::</w:t>
+            </w:r>
+            <w:proofErr w:type="gramEnd"/>
+            <w:r>
+              <w:rPr>
+                <w:rFonts w:ascii="Courier New" w:hAnsi="Courier New" w:cs="Courier New"/>
+                <w:sz w:val="24"/>
+                <w:szCs w:val="24"/>
+              </w:rPr>
+              <w:t xml:space="preserve">= </w:t>
+            </w:r>
+            <w:r>
+              <w:rPr>
+                <w:rFonts w:ascii="Courier New" w:hAnsi="Courier New" w:cs="Courier New"/>
+                <w:sz w:val="24"/>
+                <w:szCs w:val="24"/>
+                <w:lang w:val="en-US"/>
+              </w:rPr>
+              <w:t>if</w:t>
+            </w:r>
+            <w:r>
+              <w:rPr>
+                <w:rFonts w:ascii="Courier New" w:hAnsi="Courier New" w:cs="Courier New"/>
+                <w:sz w:val="24"/>
+                <w:szCs w:val="24"/>
+              </w:rPr>
+              <w:t xml:space="preserve"> &lt;выражение&gt; </w:t>
+            </w:r>
+            <w:r>
+              <w:rPr>
+                <w:rFonts w:ascii="Courier New" w:hAnsi="Courier New" w:cs="Courier New"/>
+                <w:sz w:val="24"/>
+                <w:szCs w:val="24"/>
+                <w:lang w:val="en-US"/>
+              </w:rPr>
+              <w:t>then</w:t>
+            </w:r>
+            <w:r>
+              <w:rPr>
+                <w:rFonts w:ascii="Courier New" w:hAnsi="Courier New" w:cs="Courier New"/>
+                <w:sz w:val="24"/>
+                <w:szCs w:val="24"/>
+              </w:rPr>
+              <w:t xml:space="preserve"> &lt;оператор&gt; [ </w:t>
+            </w:r>
+            <w:r>
+              <w:rPr>
+                <w:rFonts w:ascii="Courier New" w:hAnsi="Courier New" w:cs="Courier New"/>
+                <w:sz w:val="24"/>
+                <w:szCs w:val="24"/>
+                <w:lang w:val="en-US"/>
+              </w:rPr>
+              <w:t>else</w:t>
+            </w:r>
+            <w:r>
+              <w:rPr>
+                <w:rFonts w:ascii="Courier New" w:hAnsi="Courier New" w:cs="Courier New"/>
+                <w:sz w:val="24"/>
+                <w:szCs w:val="24"/>
+              </w:rPr>
+              <w:t xml:space="preserve"> &lt;оператор&gt;]</w:t>
+            </w:r>
+          </w:p>
+          <w:p>
+            <w:pPr>
+              <w:spacing w:after="0" w:line="360" w:lineRule="auto"/>
+              <w:ind w:firstLine="709"/>
+              <w:rPr>
+                <w:rFonts w:ascii="Courier New" w:hAnsi="Courier New" w:cs="Courier New"/>
+                <w:sz w:val="24"/>
+                <w:szCs w:val="24"/>
+              </w:rPr>
+            </w:pPr>
+            <w:r>
+              <w:rPr>
+                <w:rFonts w:ascii="Courier New" w:hAnsi="Courier New" w:cs="Courier New"/>
+                <w:sz w:val="24"/>
+                <w:szCs w:val="24"/>
+              </w:rPr>
+              <w:t>&lt;</w:t>
+            </w:r>
+            <w:proofErr w:type="spellStart"/>
+            <w:r>
+              <w:rPr>
+                <w:rFonts w:ascii="Courier New" w:hAnsi="Courier New" w:cs="Courier New"/>
+                <w:sz w:val="24"/>
+                <w:szCs w:val="24"/>
+              </w:rPr>
+              <w:t>фиксированного_цикла</w:t>
+            </w:r>
+            <w:proofErr w:type="spellEnd"/>
+            <w:proofErr w:type="gramStart"/>
+            <w:r>
+              <w:rPr>
+                <w:rFonts w:ascii="Courier New" w:hAnsi="Courier New" w:cs="Courier New"/>
+                <w:sz w:val="24"/>
+                <w:szCs w:val="24"/>
+              </w:rPr>
+              <w:t>&gt;::</w:t>
+            </w:r>
+            <w:proofErr w:type="gramEnd"/>
+            <w:r>
+              <w:rPr>
+                <w:rFonts w:ascii="Courier New" w:hAnsi="Courier New" w:cs="Courier New"/>
+                <w:sz w:val="24"/>
+                <w:szCs w:val="24"/>
+              </w:rPr>
+              <w:t xml:space="preserve">= </w:t>
+            </w:r>
+            <w:r>
+              <w:rPr>
+                <w:rFonts w:ascii="Courier New" w:hAnsi="Courier New" w:cs="Courier New"/>
+                <w:sz w:val="24"/>
+                <w:szCs w:val="24"/>
+                <w:lang w:val="en-US"/>
+              </w:rPr>
+              <w:t>for</w:t>
+            </w:r>
+            <w:r>
+              <w:rPr>
+                <w:rFonts w:ascii="Courier New" w:hAnsi="Courier New" w:cs="Courier New"/>
+                <w:sz w:val="24"/>
+                <w:szCs w:val="24"/>
+              </w:rPr>
+              <w:t xml:space="preserve"> &lt;присваивания&gt; </w:t>
+            </w:r>
+            <w:r>
+              <w:rPr>
+                <w:rFonts w:ascii="Courier New" w:hAnsi="Courier New" w:cs="Courier New"/>
+                <w:sz w:val="24"/>
+                <w:szCs w:val="24"/>
+                <w:lang w:val="en-US"/>
+              </w:rPr>
+              <w:t>to</w:t>
+            </w:r>
+            <w:r>
+              <w:rPr>
+                <w:rFonts w:ascii="Courier New" w:hAnsi="Courier New" w:cs="Courier New"/>
+                <w:sz w:val="24"/>
+                <w:szCs w:val="24"/>
+              </w:rPr>
+              <w:t xml:space="preserve"> &lt;выражение&gt; </w:t>
+            </w:r>
+            <w:r>
+              <w:rPr>
+                <w:rFonts w:ascii="Courier New" w:hAnsi="Courier New" w:cs="Courier New"/>
+                <w:sz w:val="24"/>
+                <w:szCs w:val="24"/>
+                <w:lang w:val="en-US"/>
+              </w:rPr>
+              <w:t>do</w:t>
+            </w:r>
+            <w:r>
+              <w:rPr>
+                <w:rFonts w:ascii="Courier New" w:hAnsi="Courier New" w:cs="Courier New"/>
+                <w:sz w:val="24"/>
+                <w:szCs w:val="24"/>
+              </w:rPr>
+              <w:t xml:space="preserve"> &lt;оператор&gt;</w:t>
+            </w:r>
+          </w:p>
+          <w:p>
+            <w:pPr>
+              <w:spacing w:after="0" w:line="360" w:lineRule="auto"/>
+              <w:ind w:firstLine="709"/>
+              <w:rPr>
+                <w:rFonts w:ascii="Courier New" w:hAnsi="Courier New" w:cs="Courier New"/>
+                <w:sz w:val="24"/>
+                <w:szCs w:val="24"/>
+              </w:rPr>
+            </w:pPr>
+            <w:r>
+              <w:rPr>
+                <w:rFonts w:ascii="Courier New" w:hAnsi="Courier New" w:cs="Courier New"/>
+                <w:sz w:val="24"/>
+                <w:szCs w:val="24"/>
+              </w:rPr>
+              <w:t>&lt;</w:t>
+            </w:r>
+            <w:proofErr w:type="spellStart"/>
+            <w:r>
+              <w:rPr>
+                <w:rFonts w:ascii="Courier New" w:hAnsi="Courier New" w:cs="Courier New"/>
+                <w:sz w:val="24"/>
+                <w:szCs w:val="24"/>
+              </w:rPr>
+              <w:t>условного_цикла</w:t>
+            </w:r>
+            <w:proofErr w:type="spellEnd"/>
+            <w:proofErr w:type="gramStart"/>
+            <w:r>
+              <w:rPr>
+                <w:rFonts w:ascii="Courier New" w:hAnsi="Courier New" w:cs="Courier New"/>
+                <w:sz w:val="24"/>
+                <w:szCs w:val="24"/>
+              </w:rPr>
+              <w:t>&gt;::</w:t>
+            </w:r>
+            <w:proofErr w:type="gramEnd"/>
+            <w:r>
+              <w:rPr>
+                <w:rFonts w:ascii="Courier New" w:hAnsi="Courier New" w:cs="Courier New"/>
+                <w:sz w:val="24"/>
+                <w:szCs w:val="24"/>
+              </w:rPr>
+              <w:t xml:space="preserve">= </w:t>
+            </w:r>
+            <w:r>
+              <w:rPr>
+                <w:rFonts w:ascii="Courier New" w:hAnsi="Courier New" w:cs="Courier New"/>
+                <w:sz w:val="24"/>
+                <w:szCs w:val="24"/>
+                <w:lang w:val="en-US"/>
+              </w:rPr>
+              <w:t>while</w:t>
+            </w:r>
+            <w:r>
+              <w:rPr>
+                <w:rFonts w:ascii="Courier New" w:hAnsi="Courier New" w:cs="Courier New"/>
+                <w:sz w:val="24"/>
+                <w:szCs w:val="24"/>
+              </w:rPr>
+              <w:t xml:space="preserve"> &lt;выражение&gt; </w:t>
+            </w:r>
+            <w:r>
+              <w:rPr>
+                <w:rFonts w:ascii="Courier New" w:hAnsi="Courier New" w:cs="Courier New"/>
+                <w:sz w:val="24"/>
+                <w:szCs w:val="24"/>
+                <w:lang w:val="en-US"/>
+              </w:rPr>
+              <w:t>do</w:t>
+            </w:r>
+            <w:r>
+              <w:rPr>
+                <w:rFonts w:ascii="Courier New" w:hAnsi="Courier New" w:cs="Courier New"/>
+                <w:sz w:val="24"/>
+                <w:szCs w:val="24"/>
+              </w:rPr>
+              <w:t xml:space="preserve"> &lt;оператор&gt;</w:t>
+            </w:r>
+          </w:p>
+          <w:p>
+            <w:pPr>
+              <w:spacing w:after="0" w:line="360" w:lineRule="auto"/>
+              <w:ind w:firstLine="709"/>
+              <w:rPr>
+                <w:rFonts w:ascii="Courier New" w:hAnsi="Courier New" w:cs="Courier New"/>
+                <w:sz w:val="24"/>
+                <w:szCs w:val="24"/>
+              </w:rPr>
+            </w:pPr>
+            <w:r>
+              <w:rPr>
+                <w:rFonts w:ascii="Courier New" w:hAnsi="Courier New" w:cs="Courier New"/>
+                <w:sz w:val="24"/>
+                <w:szCs w:val="24"/>
+              </w:rPr>
+              <w:t>&lt;ввода</w:t>
+            </w:r>
+            <w:proofErr w:type="gramStart"/>
+            <w:r>
+              <w:rPr>
+                <w:rFonts w:ascii="Courier New" w:hAnsi="Courier New" w:cs="Courier New"/>
+                <w:sz w:val="24"/>
+                <w:szCs w:val="24"/>
+              </w:rPr>
+              <w:t>&gt;::</w:t>
+            </w:r>
+            <w:proofErr w:type="gramEnd"/>
+            <w:r>
+              <w:rPr>
+                <w:rFonts w:ascii="Courier New" w:hAnsi="Courier New" w:cs="Courier New"/>
+                <w:sz w:val="24"/>
+                <w:szCs w:val="24"/>
+              </w:rPr>
+              <w:t xml:space="preserve">= </w:t>
+            </w:r>
+            <w:r>
+              <w:rPr>
+                <w:rFonts w:ascii="Courier New" w:hAnsi="Courier New" w:cs="Courier New"/>
+                <w:sz w:val="24"/>
+                <w:szCs w:val="24"/>
+                <w:lang w:val="en-US"/>
+              </w:rPr>
+              <w:t>read</w:t>
+            </w:r>
+            <w:r>
+              <w:rPr>
+                <w:rFonts w:ascii="Courier New" w:hAnsi="Courier New" w:cs="Courier New"/>
+                <w:sz w:val="24"/>
+                <w:szCs w:val="24"/>
+              </w:rPr>
+              <w:t xml:space="preserve"> «(»&lt;идентификатор&gt; {, &lt;идентификатор&gt; } «)»</w:t>
+            </w:r>
+          </w:p>
+          <w:p>
+            <w:pPr>
+              <w:spacing w:after="0" w:line="360" w:lineRule="auto"/>
+              <w:ind w:firstLine="709"/>
+              <w:rPr>
+                <w:rFonts w:ascii="Courier New" w:hAnsi="Courier New" w:cs="Courier New"/>
+                <w:sz w:val="24"/>
+                <w:szCs w:val="24"/>
+              </w:rPr>
+            </w:pPr>
+            <w:r>
+              <w:rPr>
+                <w:rFonts w:ascii="Courier New" w:hAnsi="Courier New" w:cs="Courier New"/>
+                <w:sz w:val="24"/>
+                <w:szCs w:val="24"/>
+              </w:rPr>
+              <w:t>&lt;вывода</w:t>
+            </w:r>
+            <w:proofErr w:type="gramStart"/>
+            <w:r>
+              <w:rPr>
+                <w:rFonts w:ascii="Courier New" w:hAnsi="Courier New" w:cs="Courier New"/>
+                <w:sz w:val="24"/>
+                <w:szCs w:val="24"/>
+              </w:rPr>
+              <w:t>&gt;::</w:t>
+            </w:r>
+            <w:proofErr w:type="gramEnd"/>
+            <w:r>
+              <w:rPr>
+                <w:rFonts w:ascii="Courier New" w:hAnsi="Courier New" w:cs="Courier New"/>
+                <w:sz w:val="24"/>
+                <w:szCs w:val="24"/>
+              </w:rPr>
+              <w:t xml:space="preserve">= </w:t>
+            </w:r>
+            <w:r>
+              <w:rPr>
+                <w:rFonts w:ascii="Courier New" w:hAnsi="Courier New" w:cs="Courier New"/>
+                <w:sz w:val="24"/>
+                <w:szCs w:val="24"/>
+                <w:lang w:val="en-US"/>
+              </w:rPr>
+              <w:t>write</w:t>
+            </w:r>
+            <w:r>
+              <w:rPr>
+                <w:rFonts w:ascii="Courier New" w:hAnsi="Courier New" w:cs="Courier New"/>
+                <w:sz w:val="24"/>
+                <w:szCs w:val="24"/>
+              </w:rPr>
+              <w:t xml:space="preserve"> «(»&lt;выражение&gt; {, &lt;выражение&gt; } «)»</w:t>
+            </w:r>
+          </w:p>
+          <w:p>
+            <w:pPr>
+              <w:spacing w:after="0" w:line="360" w:lineRule="auto"/>
+              <w:ind w:firstLine="709"/>
+              <w:rPr>
+                <w:rFonts w:ascii="Courier New" w:hAnsi="Courier New" w:cs="Courier New"/>
+                <w:sz w:val="24"/>
+                <w:szCs w:val="24"/>
+              </w:rPr>
+            </w:pPr>
+            <w:r>
+              <w:rPr>
+                <w:rFonts w:ascii="Courier New" w:hAnsi="Courier New" w:cs="Courier New"/>
+                <w:sz w:val="24"/>
+                <w:szCs w:val="24"/>
+              </w:rPr>
+              <w:t>{ … }</w:t>
+            </w:r>
+          </w:p>
+          <w:p>
+            <w:pPr>
+              <w:spacing w:after="0" w:line="360" w:lineRule="auto"/>
+              <w:ind w:firstLine="709"/>
+              <w:rPr>
+                <w:rFonts w:ascii="Courier New" w:hAnsi="Courier New" w:cs="Courier New"/>
+                <w:sz w:val="24"/>
+                <w:szCs w:val="24"/>
+              </w:rPr>
+            </w:pPr>
+            <w:r>
+              <w:rPr>
+                <w:rFonts w:ascii="Courier New" w:hAnsi="Courier New" w:cs="Courier New"/>
+                <w:sz w:val="24"/>
+                <w:szCs w:val="24"/>
+              </w:rPr>
+              <w:t>&lt;выражение</w:t>
+            </w:r>
+            <w:proofErr w:type="gramStart"/>
+            <w:r>
+              <w:rPr>
+                <w:rFonts w:ascii="Courier New" w:hAnsi="Courier New" w:cs="Courier New"/>
+                <w:sz w:val="24"/>
+                <w:szCs w:val="24"/>
+              </w:rPr>
+              <w:t>&gt;::</w:t>
+            </w:r>
+            <w:proofErr w:type="gramEnd"/>
+            <w:r>
+              <w:rPr>
+                <w:rFonts w:ascii="Courier New" w:hAnsi="Courier New" w:cs="Courier New"/>
+                <w:sz w:val="24"/>
+                <w:szCs w:val="24"/>
+              </w:rPr>
+              <w:t>= &lt;операнд&gt;{&lt;</w:t>
+            </w:r>
+            <w:proofErr w:type="spellStart"/>
+            <w:r>
+              <w:rPr>
+                <w:rFonts w:ascii="Courier New" w:hAnsi="Courier New" w:cs="Courier New"/>
+                <w:sz w:val="24"/>
+                <w:szCs w:val="24"/>
+              </w:rPr>
+              <w:t>операции_группы_отношения</w:t>
+            </w:r>
+            <w:proofErr w:type="spellEnd"/>
+            <w:r>
+              <w:rPr>
+                <w:rFonts w:ascii="Courier New" w:hAnsi="Courier New" w:cs="Courier New"/>
+                <w:sz w:val="24"/>
+                <w:szCs w:val="24"/>
+              </w:rPr>
+              <w:t>&gt; &lt;операнд&gt;}</w:t>
+            </w:r>
+          </w:p>
+          <w:p>
+            <w:pPr>
+              <w:spacing w:after="0" w:line="360" w:lineRule="auto"/>
+              <w:ind w:firstLine="709"/>
+              <w:rPr>
+                <w:rFonts w:ascii="Courier New" w:eastAsia="Courier New" w:hAnsi="Courier New" w:cs="Courier New"/>
+                <w:sz w:val="24"/>
+                <w:szCs w:val="24"/>
+              </w:rPr>
+            </w:pPr>
+          </w:p>
+        </w:tc>
+      </w:tr>
+    </w:tbl>
+    <w:p>
+      <w:pPr>
+        <w:spacing w:after="0" w:line="360" w:lineRule="auto"/>
+        <w:ind w:firstLine="0"/>
+      </w:pPr>
+      <w:r>
+        <w:rPr>
+          <w:i/>
+          <w:sz w:val="24"/>
+          <w:szCs w:val="24"/>
+        </w:rPr>
+        <w:lastRenderedPageBreak/>
+        <w:t>Листинг</w:t>
       </w:r>
       <w:r>
         <w:rPr>
-          <w:rFonts w:ascii="Courier New" w:hAnsi="Courier New" w:cs="Courier New"/>
+          <w:i/>
+          <w:sz w:val="24"/>
+          <w:szCs w:val="24"/>
         </w:rPr>
-        <w:t xml:space="preserve"> &lt;описание&gt; </w:t>
+        <w:t xml:space="preserve"> </w:t>
       </w:r>
       <w:r>
         <w:rPr>
-          <w:rFonts w:ascii="Courier New" w:hAnsi="Courier New" w:cs="Courier New"/>
-          <w:lang w:val="en-US"/>
+          <w:i/>
+          <w:sz w:val="24"/>
+          <w:szCs w:val="24"/>
         </w:rPr>
-        <w:t>begin</w:t>
-      </w:r>
-      <w:r>
-        <w:rPr>
-          <w:rFonts w:ascii="Courier New" w:hAnsi="Courier New" w:cs="Courier New"/>
-        </w:rPr>
-        <w:t xml:space="preserve"> &lt;оператор&gt; {; &lt;оператор&gt;} </w:t>
-      </w:r>
-      <w:r>
-        <w:rPr>
-          <w:rFonts w:ascii="Courier New" w:hAnsi="Courier New" w:cs="Courier New"/>
-          <w:lang w:val="en-US"/>
-        </w:rPr>
-        <w:t>end</w:t>
-      </w:r>
-      <w:r>
-        <w:rPr>
-          <w:rFonts w:ascii="Courier New" w:hAnsi="Courier New" w:cs="Courier New"/>
-        </w:rPr>
-        <w:t>.</w:t>
+        <w:t>2.1.1- продолжение</w:t>
       </w:r>
     </w:p>
-    <w:p>
-      <w:pPr>
-        <w:spacing w:after="0" w:line="360" w:lineRule="auto"/>
-        <w:ind w:firstLine="709"/>
-        <w:rPr>
-          <w:rFonts w:ascii="Courier New" w:hAnsi="Courier New" w:cs="Courier New"/>
-        </w:rPr>
-      </w:pPr>
-      <w:r>
-        <w:rPr>
-          <w:rFonts w:ascii="Courier New" w:hAnsi="Courier New" w:cs="Courier New"/>
-        </w:rPr>
-        <w:t>&lt;описание</w:t>
-      </w:r>
-      <w:proofErr w:type="gramStart"/>
-      <w:r>
-        <w:rPr>
-          <w:rFonts w:ascii="Courier New" w:hAnsi="Courier New" w:cs="Courier New"/>
-        </w:rPr>
-        <w:t>&gt;::</w:t>
-      </w:r>
-      <w:proofErr w:type="gramEnd"/>
-      <w:r>
-        <w:rPr>
-          <w:rFonts w:ascii="Courier New" w:hAnsi="Courier New" w:cs="Courier New"/>
-        </w:rPr>
-        <w:t>= {&lt;идентификатор&gt; {, &lt;идентификатор&gt; } : &lt;тип&gt; ;}</w:t>
-      </w:r>
-    </w:p>
-    <w:p>
-      <w:pPr>
-        <w:spacing w:after="0" w:line="360" w:lineRule="auto"/>
-        <w:ind w:firstLine="709"/>
-        <w:rPr>
-          <w:rFonts w:ascii="Courier New" w:hAnsi="Courier New" w:cs="Courier New"/>
-        </w:rPr>
-      </w:pPr>
-      <w:r>
-        <w:rPr>
-          <w:rFonts w:ascii="Courier New" w:hAnsi="Courier New" w:cs="Courier New"/>
-        </w:rPr>
-        <w:t>&lt;тип</w:t>
-      </w:r>
-      <w:proofErr w:type="gramStart"/>
-      <w:r>
-        <w:rPr>
-          <w:rFonts w:ascii="Courier New" w:hAnsi="Courier New" w:cs="Courier New"/>
-        </w:rPr>
-        <w:t>&gt;::</w:t>
-      </w:r>
-      <w:proofErr w:type="gramEnd"/>
-      <w:r>
-        <w:rPr>
-          <w:rFonts w:ascii="Courier New" w:hAnsi="Courier New" w:cs="Courier New"/>
-        </w:rPr>
-        <w:t xml:space="preserve">= % | ! </w:t>
-      </w:r>
-      <w:r>
-        <w:rPr>
-          <w:rFonts w:ascii="Courier New" w:hAnsi="Courier New" w:cs="Courier New"/>
-        </w:rPr>
-        <w:t>| $</w:t>
-      </w:r>
-    </w:p>
-    <w:p>
-      <w:pPr>
-        <w:spacing w:after="0" w:line="360" w:lineRule="auto"/>
-        <w:ind w:firstLine="709"/>
-        <w:rPr>
-          <w:rFonts w:ascii="Courier New" w:hAnsi="Courier New" w:cs="Courier New"/>
-        </w:rPr>
-      </w:pPr>
-      <w:r>
-        <w:rPr>
-          <w:rFonts w:ascii="Courier New" w:hAnsi="Courier New" w:cs="Courier New"/>
-        </w:rPr>
-        <w:t>&lt;оператор</w:t>
-      </w:r>
-      <w:proofErr w:type="gramStart"/>
-      <w:r>
-        <w:rPr>
-          <w:rFonts w:ascii="Courier New" w:hAnsi="Courier New" w:cs="Courier New"/>
-        </w:rPr>
-        <w:t>&gt;::</w:t>
-      </w:r>
-      <w:proofErr w:type="gramEnd"/>
-      <w:r>
-        <w:rPr>
-          <w:rFonts w:ascii="Courier New" w:hAnsi="Courier New" w:cs="Courier New"/>
-        </w:rPr>
-        <w:t>= &lt;составной&gt; | &lt;присваивания&gt; | &lt;условный&gt; | &lt;</w:t>
-      </w:r>
-      <w:proofErr w:type="spellStart"/>
-      <w:r>
-        <w:rPr>
-          <w:rFonts w:ascii="Courier New" w:hAnsi="Courier New" w:cs="Courier New"/>
-        </w:rPr>
-        <w:t>фиксированного_цикла</w:t>
-      </w:r>
-      <w:proofErr w:type="spellEnd"/>
-      <w:r>
-        <w:rPr>
-          <w:rFonts w:ascii="Courier New" w:hAnsi="Courier New" w:cs="Courier New"/>
-        </w:rPr>
-        <w:t>&gt; | &lt;</w:t>
-      </w:r>
-      <w:proofErr w:type="spellStart"/>
-      <w:r>
-        <w:rPr>
-          <w:rFonts w:ascii="Courier New" w:hAnsi="Courier New" w:cs="Courier New"/>
-        </w:rPr>
-        <w:t>условного_цикла</w:t>
-      </w:r>
-      <w:proofErr w:type="spellEnd"/>
-      <w:r>
-        <w:rPr>
-          <w:rFonts w:ascii="Courier New" w:hAnsi="Courier New" w:cs="Courier New"/>
-        </w:rPr>
-        <w:t>&gt; | &lt;ввода&gt; | &lt;вывода&gt;</w:t>
-      </w:r>
-    </w:p>
-    <w:p>
-      <w:pPr>
-        <w:spacing w:after="0" w:line="360" w:lineRule="auto"/>
-        <w:ind w:firstLine="709"/>
-        <w:rPr>
-          <w:rFonts w:ascii="Courier New" w:hAnsi="Courier New" w:cs="Courier New"/>
-        </w:rPr>
-      </w:pPr>
-      <w:r>
-        <w:rPr>
-          <w:rFonts w:ascii="Courier New" w:hAnsi="Courier New" w:cs="Courier New"/>
-        </w:rPr>
-        <w:t>&lt;составной</w:t>
-      </w:r>
-      <w:proofErr w:type="gramStart"/>
-      <w:r>
-        <w:rPr>
-          <w:rFonts w:ascii="Courier New" w:hAnsi="Courier New" w:cs="Courier New"/>
-        </w:rPr>
-        <w:t>&gt;::</w:t>
-      </w:r>
-      <w:proofErr w:type="gramEnd"/>
-      <w:r>
-        <w:rPr>
-          <w:rFonts w:ascii="Courier New" w:hAnsi="Courier New" w:cs="Courier New"/>
-        </w:rPr>
-        <w:t>= «[» &lt;оператор&gt; { ( : | перевод строки) &lt;оператор&gt; } «]»</w:t>
-      </w:r>
-    </w:p>
-    <w:p>
-      <w:pPr>
-        <w:spacing w:after="0" w:line="360" w:lineRule="auto"/>
-        <w:ind w:firstLine="709"/>
-        <w:rPr>
-          <w:rFonts w:ascii="Courier New" w:hAnsi="Courier New" w:cs="Courier New"/>
-        </w:rPr>
-      </w:pPr>
-      <w:r>
-        <w:rPr>
-          <w:rFonts w:ascii="Courier New" w:hAnsi="Courier New" w:cs="Courier New"/>
-        </w:rPr>
-        <w:t>&lt;присваивания</w:t>
-      </w:r>
-      <w:proofErr w:type="gramStart"/>
-      <w:r>
-        <w:rPr>
-          <w:rFonts w:ascii="Courier New" w:hAnsi="Courier New" w:cs="Courier New"/>
-        </w:rPr>
-        <w:t>&gt;::</w:t>
-      </w:r>
-      <w:proofErr w:type="gramEnd"/>
-      <w:r>
-        <w:rPr>
-          <w:rFonts w:ascii="Courier New" w:hAnsi="Courier New" w:cs="Courier New"/>
-        </w:rPr>
-        <w:t xml:space="preserve">= &lt;идентификатор&gt; </w:t>
-      </w:r>
-      <w:r>
-        <w:rPr>
-          <w:rFonts w:ascii="Courier New" w:hAnsi="Courier New" w:cs="Courier New"/>
-          <w:lang w:val="en-US"/>
-        </w:rPr>
-        <w:t>as</w:t>
-      </w:r>
-      <w:r>
-        <w:rPr>
-          <w:rFonts w:ascii="Courier New" w:hAnsi="Courier New" w:cs="Courier New"/>
-        </w:rPr>
-        <w:t xml:space="preserve"> &lt;выражение&gt;</w:t>
-      </w:r>
-    </w:p>
-    <w:p>
-      <w:pPr>
-        <w:spacing w:after="0" w:line="360" w:lineRule="auto"/>
-        <w:ind w:firstLine="709"/>
-        <w:rPr>
-          <w:rFonts w:ascii="Courier New" w:hAnsi="Courier New" w:cs="Courier New"/>
-        </w:rPr>
-      </w:pPr>
-      <w:r>
-        <w:rPr>
-          <w:rFonts w:ascii="Courier New" w:hAnsi="Courier New" w:cs="Courier New"/>
-        </w:rPr>
-        <w:t>&lt;условный</w:t>
-      </w:r>
-      <w:proofErr w:type="gramStart"/>
-      <w:r>
-        <w:rPr>
-          <w:rFonts w:ascii="Courier New" w:hAnsi="Courier New" w:cs="Courier New"/>
-        </w:rPr>
-        <w:t>&gt;::</w:t>
-      </w:r>
-      <w:proofErr w:type="gramEnd"/>
-      <w:r>
-        <w:rPr>
-          <w:rFonts w:ascii="Courier New" w:hAnsi="Courier New" w:cs="Courier New"/>
-        </w:rPr>
-        <w:t xml:space="preserve">= </w:t>
-      </w:r>
-      <w:r>
-        <w:rPr>
-          <w:rFonts w:ascii="Courier New" w:hAnsi="Courier New" w:cs="Courier New"/>
-          <w:lang w:val="en-US"/>
-        </w:rPr>
-        <w:t>if</w:t>
-      </w:r>
-      <w:r>
-        <w:rPr>
-          <w:rFonts w:ascii="Courier New" w:hAnsi="Courier New" w:cs="Courier New"/>
-        </w:rPr>
-        <w:t xml:space="preserve"> &lt;выражение&gt; </w:t>
-      </w:r>
-      <w:r>
-        <w:rPr>
-          <w:rFonts w:ascii="Courier New" w:hAnsi="Courier New" w:cs="Courier New"/>
-          <w:lang w:val="en-US"/>
-        </w:rPr>
-        <w:t>then</w:t>
-      </w:r>
-      <w:r>
-        <w:rPr>
-          <w:rFonts w:ascii="Courier New" w:hAnsi="Courier New" w:cs="Courier New"/>
-        </w:rPr>
-        <w:t xml:space="preserve"> &lt;оператор&gt; [ </w:t>
-      </w:r>
-      <w:r>
-        <w:rPr>
-          <w:rFonts w:ascii="Courier New" w:hAnsi="Courier New" w:cs="Courier New"/>
-          <w:lang w:val="en-US"/>
-        </w:rPr>
-        <w:t>else</w:t>
-      </w:r>
-      <w:r>
-        <w:rPr>
-          <w:rFonts w:ascii="Courier New" w:hAnsi="Courier New" w:cs="Courier New"/>
-        </w:rPr>
-        <w:t xml:space="preserve"> &lt;оператор&gt;]</w:t>
-      </w:r>
-    </w:p>
-    <w:p>
-      <w:pPr>
-        <w:spacing w:after="0" w:line="360" w:lineRule="auto"/>
-        <w:ind w:firstLine="709"/>
-        <w:rPr>
-          <w:rFonts w:ascii="Courier New" w:hAnsi="Courier New" w:cs="Courier New"/>
-        </w:rPr>
-      </w:pPr>
-      <w:r>
-        <w:rPr>
-          <w:rFonts w:ascii="Courier New" w:hAnsi="Courier New" w:cs="Courier New"/>
-        </w:rPr>
-        <w:t>&lt;</w:t>
-      </w:r>
-      <w:proofErr w:type="spellStart"/>
-      <w:r>
-        <w:rPr>
-          <w:rFonts w:ascii="Courier New" w:hAnsi="Courier New" w:cs="Courier New"/>
-        </w:rPr>
-        <w:t>фиксированного_цикла</w:t>
-      </w:r>
-      <w:proofErr w:type="spellEnd"/>
-      <w:proofErr w:type="gramStart"/>
-      <w:r>
-        <w:rPr>
-          <w:rFonts w:ascii="Courier New" w:hAnsi="Courier New" w:cs="Courier New"/>
-        </w:rPr>
-        <w:t>&gt;::</w:t>
-      </w:r>
-      <w:proofErr w:type="gramEnd"/>
-      <w:r>
-        <w:rPr>
-          <w:rFonts w:ascii="Courier New" w:hAnsi="Courier New" w:cs="Courier New"/>
-        </w:rPr>
-        <w:t xml:space="preserve">= </w:t>
-      </w:r>
-      <w:r>
-        <w:rPr>
-          <w:rFonts w:ascii="Courier New" w:hAnsi="Courier New" w:cs="Courier New"/>
-          <w:lang w:val="en-US"/>
-        </w:rPr>
-        <w:t>for</w:t>
-      </w:r>
-      <w:r>
-        <w:rPr>
-          <w:rFonts w:ascii="Courier New" w:hAnsi="Courier New" w:cs="Courier New"/>
-        </w:rPr>
-        <w:t xml:space="preserve"> &lt;присваивания&gt; </w:t>
-      </w:r>
-      <w:r>
-        <w:rPr>
-          <w:rFonts w:ascii="Courier New" w:hAnsi="Courier New" w:cs="Courier New"/>
-          <w:lang w:val="en-US"/>
-        </w:rPr>
-        <w:t>to</w:t>
-      </w:r>
-      <w:r>
-        <w:rPr>
-          <w:rFonts w:ascii="Courier New" w:hAnsi="Courier New" w:cs="Courier New"/>
-        </w:rPr>
-        <w:t xml:space="preserve"> &lt;выражение&gt; </w:t>
-      </w:r>
-      <w:r>
-        <w:rPr>
-          <w:rFonts w:ascii="Courier New" w:hAnsi="Courier New" w:cs="Courier New"/>
-          <w:lang w:val="en-US"/>
-        </w:rPr>
-        <w:t>do</w:t>
-      </w:r>
-      <w:r>
-        <w:rPr>
-          <w:rFonts w:ascii="Courier New" w:hAnsi="Courier New" w:cs="Courier New"/>
-        </w:rPr>
-        <w:t xml:space="preserve"> &lt;оператор&gt;</w:t>
-      </w:r>
-    </w:p>
-    <w:p>
-      <w:pPr>
-        <w:spacing w:after="0" w:line="360" w:lineRule="auto"/>
-        <w:ind w:firstLine="709"/>
-        <w:rPr>
-          <w:rFonts w:ascii="Courier New" w:hAnsi="Courier New" w:cs="Courier New"/>
-        </w:rPr>
-      </w:pPr>
-      <w:r>
-        <w:rPr>
-          <w:rFonts w:ascii="Courier New" w:hAnsi="Courier New" w:cs="Courier New"/>
-        </w:rPr>
-        <w:t>&lt;</w:t>
-      </w:r>
-      <w:proofErr w:type="spellStart"/>
-      <w:r>
-        <w:rPr>
-          <w:rFonts w:ascii="Courier New" w:hAnsi="Courier New" w:cs="Courier New"/>
-        </w:rPr>
-        <w:t>условного_цикла</w:t>
-      </w:r>
-      <w:proofErr w:type="spellEnd"/>
-      <w:proofErr w:type="gramStart"/>
-      <w:r>
-        <w:rPr>
-          <w:rFonts w:ascii="Courier New" w:hAnsi="Courier New" w:cs="Courier New"/>
-        </w:rPr>
-        <w:t>&gt;::</w:t>
-      </w:r>
-      <w:proofErr w:type="gramEnd"/>
-      <w:r>
-        <w:rPr>
-          <w:rFonts w:ascii="Courier New" w:hAnsi="Courier New" w:cs="Courier New"/>
-        </w:rPr>
-        <w:t xml:space="preserve">= </w:t>
-      </w:r>
-      <w:r>
-        <w:rPr>
-          <w:rFonts w:ascii="Courier New" w:hAnsi="Courier New" w:cs="Courier New"/>
-          <w:lang w:val="en-US"/>
-        </w:rPr>
-        <w:t>while</w:t>
-      </w:r>
-      <w:r>
-        <w:rPr>
-          <w:rFonts w:ascii="Courier New" w:hAnsi="Courier New" w:cs="Courier New"/>
-        </w:rPr>
-        <w:t xml:space="preserve"> &lt;выражение&gt; </w:t>
-      </w:r>
-      <w:r>
-        <w:rPr>
-          <w:rFonts w:ascii="Courier New" w:hAnsi="Courier New" w:cs="Courier New"/>
-          <w:lang w:val="en-US"/>
-        </w:rPr>
-        <w:t>do</w:t>
-      </w:r>
-      <w:r>
-        <w:rPr>
-          <w:rFonts w:ascii="Courier New" w:hAnsi="Courier New" w:cs="Courier New"/>
-        </w:rPr>
-        <w:t xml:space="preserve"> &lt;оператор&gt;</w:t>
-      </w:r>
-    </w:p>
-    <w:p>
-      <w:pPr>
-        <w:spacing w:after="0" w:line="360" w:lineRule="auto"/>
-        <w:ind w:firstLine="709"/>
-        <w:rPr>
-          <w:rFonts w:ascii="Courier New" w:hAnsi="Courier New" w:cs="Courier New"/>
-        </w:rPr>
-      </w:pPr>
-      <w:r>
-        <w:rPr>
-          <w:rFonts w:ascii="Courier New" w:hAnsi="Courier New" w:cs="Courier New"/>
-        </w:rPr>
-        <w:t>&lt;ввода</w:t>
-      </w:r>
-      <w:proofErr w:type="gramStart"/>
-      <w:r>
-        <w:rPr>
-          <w:rFonts w:ascii="Courier New" w:hAnsi="Courier New" w:cs="Courier New"/>
-        </w:rPr>
-        <w:t>&gt;::</w:t>
-      </w:r>
-      <w:proofErr w:type="gramEnd"/>
-      <w:r>
-        <w:rPr>
-          <w:rFonts w:ascii="Courier New" w:hAnsi="Courier New" w:cs="Courier New"/>
-        </w:rPr>
-        <w:t xml:space="preserve">= </w:t>
-      </w:r>
-      <w:r>
-        <w:rPr>
-          <w:rFonts w:ascii="Courier New" w:hAnsi="Courier New" w:cs="Courier New"/>
-          <w:lang w:val="en-US"/>
-        </w:rPr>
-        <w:t>read</w:t>
-      </w:r>
-      <w:r>
-        <w:rPr>
-          <w:rFonts w:ascii="Courier New" w:hAnsi="Courier New" w:cs="Courier New"/>
-        </w:rPr>
-        <w:t xml:space="preserve"> «(»&lt;идентификатор&gt; {, &lt;идентификатор&gt; } «)»</w:t>
-      </w:r>
-    </w:p>
-    <w:p>
-      <w:pPr>
-        <w:spacing w:after="0" w:line="360" w:lineRule="auto"/>
-        <w:ind w:firstLine="709"/>
-        <w:rPr>
-          <w:rFonts w:ascii="Courier New" w:hAnsi="Courier New" w:cs="Courier New"/>
-        </w:rPr>
-      </w:pPr>
-      <w:r>
-        <w:rPr>
-          <w:rFonts w:ascii="Courier New" w:hAnsi="Courier New" w:cs="Courier New"/>
-        </w:rPr>
-        <w:t>&lt;вывода</w:t>
-      </w:r>
-      <w:proofErr w:type="gramStart"/>
-      <w:r>
-        <w:rPr>
-          <w:rFonts w:ascii="Courier New" w:hAnsi="Courier New" w:cs="Courier New"/>
-        </w:rPr>
-        <w:t>&gt;::</w:t>
-      </w:r>
-      <w:proofErr w:type="gramEnd"/>
-      <w:r>
-        <w:rPr>
-          <w:rFonts w:ascii="Courier New" w:hAnsi="Courier New" w:cs="Courier New"/>
-        </w:rPr>
-        <w:t xml:space="preserve">= </w:t>
-      </w:r>
-      <w:r>
-        <w:rPr>
-          <w:rFonts w:ascii="Courier New" w:hAnsi="Courier New" w:cs="Courier New"/>
-          <w:lang w:val="en-US"/>
-        </w:rPr>
-        <w:t>write</w:t>
-      </w:r>
-      <w:r>
-        <w:rPr>
-          <w:rFonts w:ascii="Courier New" w:hAnsi="Courier New" w:cs="Courier New"/>
-        </w:rPr>
-        <w:t xml:space="preserve"> «(»&lt;выражение&gt; {, &lt;выражение&gt; } «)»</w:t>
-      </w:r>
-    </w:p>
-    <w:p>
-      <w:pPr>
-        <w:spacing w:after="0" w:line="360" w:lineRule="auto"/>
-        <w:ind w:firstLine="709"/>
-        <w:rPr>
-          <w:rFonts w:ascii="Courier New" w:hAnsi="Courier New" w:cs="Courier New"/>
-        </w:rPr>
-      </w:pPr>
-      <w:r>
-        <w:rPr>
-          <w:rFonts w:ascii="Courier New" w:hAnsi="Courier New" w:cs="Courier New"/>
-        </w:rPr>
-        <w:lastRenderedPageBreak/>
-        <w:t>{ … }</w:t>
-      </w:r>
-    </w:p>
-    <w:p>
-      <w:pPr>
-        <w:spacing w:after="0" w:line="360" w:lineRule="auto"/>
-        <w:ind w:firstLine="709"/>
-        <w:rPr>
-          <w:rFonts w:ascii="Courier New" w:hAnsi="Courier New" w:cs="Courier New"/>
-        </w:rPr>
-      </w:pPr>
-      <w:r>
-        <w:rPr>
-          <w:rFonts w:ascii="Courier New" w:hAnsi="Courier New" w:cs="Courier New"/>
-        </w:rPr>
-        <w:t>&lt;выражение</w:t>
-      </w:r>
-      <w:proofErr w:type="gramStart"/>
-      <w:r>
-        <w:rPr>
-          <w:rFonts w:ascii="Courier New" w:hAnsi="Courier New" w:cs="Courier New"/>
-        </w:rPr>
-        <w:t>&gt;::</w:t>
-      </w:r>
-      <w:proofErr w:type="gramEnd"/>
-      <w:r>
-        <w:rPr>
-          <w:rFonts w:ascii="Courier New" w:hAnsi="Courier New" w:cs="Courier New"/>
-        </w:rPr>
-        <w:t>= &lt;операнд&gt;{&lt;</w:t>
-      </w:r>
-      <w:proofErr w:type="spellStart"/>
-      <w:r>
-        <w:rPr>
-          <w:rFonts w:ascii="Courier New" w:hAnsi="Courier New" w:cs="Courier New"/>
-        </w:rPr>
-        <w:t>операции_группы_отношения</w:t>
-      </w:r>
-      <w:proofErr w:type="spellEnd"/>
-      <w:r>
-        <w:rPr>
-          <w:rFonts w:ascii="Courier New" w:hAnsi="Courier New" w:cs="Courier New"/>
-        </w:rPr>
-        <w:t>&gt; &lt;операнд&gt;}</w:t>
-      </w:r>
-    </w:p>
-    <w:p>
-      <w:pPr>
-        <w:spacing w:after="0" w:line="360" w:lineRule="auto"/>
-        <w:ind w:firstLine="709"/>
-        <w:rPr>
-          <w:rFonts w:ascii="Courier New" w:hAnsi="Courier New" w:cs="Courier New"/>
-        </w:rPr>
-      </w:pPr>
-      <w:r>
-        <w:rPr>
-          <w:rFonts w:ascii="Courier New" w:hAnsi="Courier New" w:cs="Courier New"/>
-        </w:rPr>
-        <w:t>&lt;операнд</w:t>
-      </w:r>
-      <w:proofErr w:type="gramStart"/>
-      <w:r>
-        <w:rPr>
-          <w:rFonts w:ascii="Courier New" w:hAnsi="Courier New" w:cs="Courier New"/>
-        </w:rPr>
-        <w:t>&gt;::</w:t>
-      </w:r>
-      <w:proofErr w:type="gramEnd"/>
-      <w:r>
-        <w:rPr>
-          <w:rFonts w:ascii="Courier New" w:hAnsi="Courier New" w:cs="Courier New"/>
-        </w:rPr>
-        <w:t>= &lt;слагаемое&gt; {&lt;</w:t>
-      </w:r>
-      <w:proofErr w:type="spellStart"/>
-      <w:r>
-        <w:rPr>
-          <w:rFonts w:ascii="Courier New" w:hAnsi="Courier New" w:cs="Courier New"/>
-        </w:rPr>
-        <w:t>операции_группы_сложения</w:t>
-      </w:r>
-      <w:proofErr w:type="spellEnd"/>
-      <w:r>
-        <w:rPr>
-          <w:rFonts w:ascii="Courier New" w:hAnsi="Courier New" w:cs="Courier New"/>
-        </w:rPr>
-        <w:t>&gt; &lt;слагаемое&gt;}</w:t>
-      </w:r>
-    </w:p>
-    <w:p>
-      <w:pPr>
-        <w:spacing w:after="0" w:line="360" w:lineRule="auto"/>
-        <w:ind w:firstLine="709"/>
-        <w:rPr>
-          <w:rFonts w:ascii="Courier New" w:hAnsi="Courier New" w:cs="Courier New"/>
-        </w:rPr>
-      </w:pPr>
-      <w:r>
-        <w:rPr>
-          <w:rFonts w:ascii="Courier New" w:hAnsi="Courier New" w:cs="Courier New"/>
-        </w:rPr>
-        <w:t>&lt;слагаемое</w:t>
-      </w:r>
-      <w:proofErr w:type="gramStart"/>
-      <w:r>
-        <w:rPr>
-          <w:rFonts w:ascii="Courier New" w:hAnsi="Courier New" w:cs="Courier New"/>
-        </w:rPr>
-        <w:t>&gt;::</w:t>
-      </w:r>
-      <w:proofErr w:type="gramEnd"/>
-      <w:r>
-        <w:rPr>
-          <w:rFonts w:ascii="Courier New" w:hAnsi="Courier New" w:cs="Courier New"/>
-        </w:rPr>
-        <w:t>= &lt;множитель&gt; {&lt;</w:t>
-      </w:r>
-      <w:proofErr w:type="spellStart"/>
-      <w:r>
-        <w:rPr>
-          <w:rFonts w:ascii="Courier New" w:hAnsi="Courier New" w:cs="Courier New"/>
-        </w:rPr>
-        <w:t>операции_группы_умножения</w:t>
-      </w:r>
-      <w:proofErr w:type="spellEnd"/>
-      <w:r>
-        <w:rPr>
-          <w:rFonts w:ascii="Courier New" w:hAnsi="Courier New" w:cs="Courier New"/>
-        </w:rPr>
-        <w:t>&gt; &lt;множитель&gt;}</w:t>
-      </w:r>
-    </w:p>
-    <w:p>
-      <w:pPr>
-        <w:spacing w:after="0" w:line="360" w:lineRule="auto"/>
-        <w:ind w:firstLine="709"/>
-        <w:rPr>
-          <w:rFonts w:ascii="Courier New" w:hAnsi="Courier New" w:cs="Courier New"/>
-        </w:rPr>
-      </w:pPr>
-      <w:r>
-        <w:rPr>
-          <w:rFonts w:ascii="Courier New" w:hAnsi="Courier New" w:cs="Courier New"/>
-        </w:rPr>
-        <w:t>&lt;множитель</w:t>
-      </w:r>
-      <w:proofErr w:type="gramStart"/>
-      <w:r>
-        <w:rPr>
-          <w:rFonts w:ascii="Courier New" w:hAnsi="Courier New" w:cs="Courier New"/>
-        </w:rPr>
-        <w:t>&gt;::</w:t>
-      </w:r>
-      <w:proofErr w:type="gramEnd"/>
-      <w:r>
-        <w:rPr>
-          <w:rFonts w:ascii="Courier New" w:hAnsi="Courier New" w:cs="Courier New"/>
-        </w:rPr>
-        <w:t>= &lt;идентификатор&gt; | &lt;число&gt; |&lt;</w:t>
-      </w:r>
-      <w:proofErr w:type="spellStart"/>
-      <w:r>
-        <w:rPr>
-          <w:rFonts w:ascii="Courier New" w:hAnsi="Courier New" w:cs="Courier New"/>
-        </w:rPr>
-        <w:t>логическая_константа</w:t>
-      </w:r>
-      <w:proofErr w:type="spellEnd"/>
-      <w:r>
-        <w:rPr>
-          <w:rFonts w:ascii="Courier New" w:hAnsi="Courier New" w:cs="Courier New"/>
-        </w:rPr>
-        <w:t>&gt; |</w:t>
-      </w:r>
-    </w:p>
-    <w:p>
-      <w:pPr>
-        <w:spacing w:after="0" w:line="360" w:lineRule="auto"/>
-        <w:ind w:firstLine="709"/>
-        <w:rPr>
-          <w:rFonts w:ascii="Courier New" w:hAnsi="Courier New" w:cs="Courier New"/>
-        </w:rPr>
-      </w:pPr>
-      <w:r>
-        <w:rPr>
-          <w:rFonts w:ascii="Courier New" w:hAnsi="Courier New" w:cs="Courier New"/>
-        </w:rPr>
-        <w:t>&lt;</w:t>
-      </w:r>
-      <w:proofErr w:type="spellStart"/>
-      <w:r>
-        <w:rPr>
-          <w:rFonts w:ascii="Courier New" w:hAnsi="Courier New" w:cs="Courier New"/>
-        </w:rPr>
-        <w:t>унарная_операция</w:t>
-      </w:r>
-      <w:proofErr w:type="spellEnd"/>
-      <w:r>
-        <w:rPr>
-          <w:rFonts w:ascii="Courier New" w:hAnsi="Courier New" w:cs="Courier New"/>
-        </w:rPr>
-        <w:t>&gt; &lt;множитель&gt; | «</w:t>
-      </w:r>
-      <w:proofErr w:type="gramStart"/>
-      <w:r>
-        <w:rPr>
-          <w:rFonts w:ascii="Courier New" w:hAnsi="Courier New" w:cs="Courier New"/>
-        </w:rPr>
-        <w:t>(»&lt;</w:t>
-      </w:r>
-      <w:proofErr w:type="gramEnd"/>
-      <w:r>
-        <w:rPr>
-          <w:rFonts w:ascii="Courier New" w:hAnsi="Courier New" w:cs="Courier New"/>
-        </w:rPr>
-        <w:t>выражение&gt;«)»</w:t>
-      </w:r>
-    </w:p>
-    <w:p>
-      <w:pPr>
-        <w:spacing w:after="0" w:line="360" w:lineRule="auto"/>
-        <w:ind w:firstLine="709"/>
-        <w:rPr>
-          <w:rFonts w:ascii="Courier New" w:hAnsi="Courier New" w:cs="Courier New"/>
-        </w:rPr>
-      </w:pPr>
-      <w:r>
-        <w:rPr>
-          <w:rFonts w:ascii="Courier New" w:hAnsi="Courier New" w:cs="Courier New"/>
-        </w:rPr>
-        <w:t>&lt;число</w:t>
-      </w:r>
-      <w:proofErr w:type="gramStart"/>
-      <w:r>
-        <w:rPr>
-          <w:rFonts w:ascii="Courier New" w:hAnsi="Courier New" w:cs="Courier New"/>
-        </w:rPr>
-        <w:t>&gt;::</w:t>
-      </w:r>
-      <w:proofErr w:type="gramEnd"/>
-      <w:r>
-        <w:rPr>
-          <w:rFonts w:ascii="Courier New" w:hAnsi="Courier New" w:cs="Courier New"/>
-        </w:rPr>
-        <w:t>= &lt;целое&gt; | &lt;действительное&gt;</w:t>
-      </w:r>
-    </w:p>
-    <w:p>
-      <w:pPr>
-        <w:spacing w:after="0" w:line="360" w:lineRule="auto"/>
-        <w:ind w:firstLine="709"/>
-        <w:rPr>
-          <w:rFonts w:ascii="Courier New" w:hAnsi="Courier New" w:cs="Courier New"/>
-        </w:rPr>
-      </w:pPr>
-      <w:r>
-        <w:rPr>
-          <w:rFonts w:ascii="Courier New" w:hAnsi="Courier New" w:cs="Courier New"/>
-        </w:rPr>
-        <w:t>&lt;</w:t>
-      </w:r>
-      <w:proofErr w:type="spellStart"/>
-      <w:r>
-        <w:rPr>
-          <w:rFonts w:ascii="Courier New" w:hAnsi="Courier New" w:cs="Courier New"/>
-        </w:rPr>
-        <w:t>логическая_константа</w:t>
-      </w:r>
-      <w:proofErr w:type="spellEnd"/>
-      <w:proofErr w:type="gramStart"/>
-      <w:r>
-        <w:rPr>
-          <w:rFonts w:ascii="Courier New" w:hAnsi="Courier New" w:cs="Courier New"/>
-        </w:rPr>
-        <w:t>&gt;::</w:t>
-      </w:r>
-      <w:proofErr w:type="gramEnd"/>
-      <w:r>
-        <w:rPr>
-          <w:rFonts w:ascii="Courier New" w:hAnsi="Courier New" w:cs="Courier New"/>
-        </w:rPr>
-        <w:t xml:space="preserve">= </w:t>
-      </w:r>
-      <w:r>
-        <w:rPr>
-          <w:rFonts w:ascii="Courier New" w:hAnsi="Courier New" w:cs="Courier New"/>
-          <w:lang w:val="en-US"/>
-        </w:rPr>
-        <w:t>true</w:t>
-      </w:r>
-      <w:r>
-        <w:rPr>
-          <w:rFonts w:ascii="Courier New" w:hAnsi="Courier New" w:cs="Courier New"/>
-        </w:rPr>
-        <w:t xml:space="preserve"> | </w:t>
-      </w:r>
-      <w:r>
-        <w:rPr>
-          <w:rFonts w:ascii="Courier New" w:hAnsi="Courier New" w:cs="Courier New"/>
-          <w:lang w:val="en-US"/>
-        </w:rPr>
-        <w:t>false</w:t>
-      </w:r>
-    </w:p>
-    <w:p>
-      <w:pPr>
-        <w:spacing w:after="0" w:line="360" w:lineRule="auto"/>
-        <w:ind w:firstLine="709"/>
-        <w:rPr>
-          <w:rFonts w:ascii="Courier New" w:hAnsi="Courier New" w:cs="Courier New"/>
-        </w:rPr>
-      </w:pPr>
-      <w:r>
-        <w:rPr>
-          <w:rFonts w:ascii="Courier New" w:hAnsi="Courier New" w:cs="Courier New"/>
-        </w:rPr>
-        <w:t>&lt;идентификатор</w:t>
-      </w:r>
-      <w:proofErr w:type="gramStart"/>
-      <w:r>
-        <w:rPr>
-          <w:rFonts w:ascii="Courier New" w:hAnsi="Courier New" w:cs="Courier New"/>
-        </w:rPr>
-        <w:t>&gt;::</w:t>
-      </w:r>
-      <w:proofErr w:type="gramEnd"/>
-      <w:r>
-        <w:rPr>
-          <w:rFonts w:ascii="Courier New" w:hAnsi="Courier New" w:cs="Courier New"/>
-        </w:rPr>
-        <w:t>= &lt;буква&gt; {&lt;буква&gt; | &lt;цифра&gt;}</w:t>
-      </w:r>
-    </w:p>
-    <w:p>
-      <w:pPr>
-        <w:spacing w:after="0" w:line="360" w:lineRule="auto"/>
-        <w:ind w:firstLine="709"/>
-        <w:rPr>
-          <w:rFonts w:ascii="Courier New" w:hAnsi="Courier New" w:cs="Courier New"/>
-        </w:rPr>
-      </w:pPr>
-      <w:r>
-        <w:rPr>
-          <w:rFonts w:ascii="Courier New" w:hAnsi="Courier New" w:cs="Courier New"/>
-        </w:rPr>
-        <w:t xml:space="preserve">&lt;буква&gt;::= </w:t>
-      </w:r>
-      <w:r>
-        <w:rPr>
-          <w:rFonts w:ascii="Courier New" w:hAnsi="Courier New" w:cs="Courier New"/>
-          <w:lang w:val="en-US"/>
-        </w:rPr>
-        <w:t>A</w:t>
-      </w:r>
-      <w:r>
-        <w:rPr>
-          <w:rFonts w:ascii="Courier New" w:hAnsi="Courier New" w:cs="Courier New"/>
-        </w:rPr>
-        <w:t xml:space="preserve"> | </w:t>
-      </w:r>
-      <w:r>
-        <w:rPr>
-          <w:rFonts w:ascii="Courier New" w:hAnsi="Courier New" w:cs="Courier New"/>
-          <w:lang w:val="en-US"/>
-        </w:rPr>
-        <w:t>B</w:t>
-      </w:r>
-      <w:r>
-        <w:rPr>
-          <w:rFonts w:ascii="Courier New" w:hAnsi="Courier New" w:cs="Courier New"/>
-        </w:rPr>
-        <w:t xml:space="preserve"> | </w:t>
-      </w:r>
-      <w:r>
-        <w:rPr>
-          <w:rFonts w:ascii="Courier New" w:hAnsi="Courier New" w:cs="Courier New"/>
-          <w:lang w:val="en-US"/>
-        </w:rPr>
-        <w:t>C</w:t>
-      </w:r>
-      <w:r>
-        <w:rPr>
-          <w:rFonts w:ascii="Courier New" w:hAnsi="Courier New" w:cs="Courier New"/>
-        </w:rPr>
-        <w:t xml:space="preserve"> | </w:t>
-      </w:r>
-      <w:r>
-        <w:rPr>
-          <w:rFonts w:ascii="Courier New" w:hAnsi="Courier New" w:cs="Courier New"/>
-          <w:lang w:val="en-US"/>
-        </w:rPr>
-        <w:t>D</w:t>
-      </w:r>
-      <w:r>
-        <w:rPr>
-          <w:rFonts w:ascii="Courier New" w:hAnsi="Courier New" w:cs="Courier New"/>
-        </w:rPr>
-        <w:t xml:space="preserve"> | </w:t>
-      </w:r>
-      <w:r>
-        <w:rPr>
-          <w:rFonts w:ascii="Courier New" w:hAnsi="Courier New" w:cs="Courier New"/>
-          <w:lang w:val="en-US"/>
-        </w:rPr>
-        <w:t>E</w:t>
-      </w:r>
-      <w:r>
-        <w:rPr>
-          <w:rFonts w:ascii="Courier New" w:hAnsi="Courier New" w:cs="Courier New"/>
-        </w:rPr>
-        <w:t xml:space="preserve"> | </w:t>
-      </w:r>
-      <w:r>
-        <w:rPr>
-          <w:rFonts w:ascii="Courier New" w:hAnsi="Courier New" w:cs="Courier New"/>
-          <w:lang w:val="en-US"/>
-        </w:rPr>
-        <w:t>F</w:t>
-      </w:r>
-      <w:r>
-        <w:rPr>
-          <w:rFonts w:ascii="Courier New" w:hAnsi="Courier New" w:cs="Courier New"/>
-        </w:rPr>
-        <w:t xml:space="preserve"> | </w:t>
-      </w:r>
-      <w:r>
-        <w:rPr>
-          <w:rFonts w:ascii="Courier New" w:hAnsi="Courier New" w:cs="Courier New"/>
-          <w:lang w:val="en-US"/>
-        </w:rPr>
-        <w:t>G</w:t>
-      </w:r>
-      <w:r>
-        <w:rPr>
-          <w:rFonts w:ascii="Courier New" w:hAnsi="Courier New" w:cs="Courier New"/>
-        </w:rPr>
-        <w:t xml:space="preserve"> | </w:t>
-      </w:r>
-      <w:r>
-        <w:rPr>
-          <w:rFonts w:ascii="Courier New" w:hAnsi="Courier New" w:cs="Courier New"/>
-          <w:lang w:val="en-US"/>
-        </w:rPr>
-        <w:t>H</w:t>
-      </w:r>
-      <w:r>
-        <w:rPr>
-          <w:rFonts w:ascii="Courier New" w:hAnsi="Courier New" w:cs="Courier New"/>
-        </w:rPr>
-        <w:t xml:space="preserve"> | </w:t>
-      </w:r>
-      <w:r>
-        <w:rPr>
-          <w:rFonts w:ascii="Courier New" w:hAnsi="Courier New" w:cs="Courier New"/>
-          <w:lang w:val="en-US"/>
-        </w:rPr>
-        <w:t>I</w:t>
-      </w:r>
-      <w:r>
-        <w:rPr>
-          <w:rFonts w:ascii="Courier New" w:hAnsi="Courier New" w:cs="Courier New"/>
-        </w:rPr>
-        <w:t xml:space="preserve"> | </w:t>
-      </w:r>
-      <w:r>
-        <w:rPr>
-          <w:rFonts w:ascii="Courier New" w:hAnsi="Courier New" w:cs="Courier New"/>
-          <w:lang w:val="en-US"/>
-        </w:rPr>
-        <w:t>J</w:t>
-      </w:r>
-      <w:r>
-        <w:rPr>
-          <w:rFonts w:ascii="Courier New" w:hAnsi="Courier New" w:cs="Courier New"/>
-        </w:rPr>
-        <w:t xml:space="preserve"> | </w:t>
-      </w:r>
-      <w:r>
-        <w:rPr>
-          <w:rFonts w:ascii="Courier New" w:hAnsi="Courier New" w:cs="Courier New"/>
-          <w:lang w:val="en-US"/>
-        </w:rPr>
-        <w:t>K</w:t>
-      </w:r>
-      <w:r>
-        <w:rPr>
-          <w:rFonts w:ascii="Courier New" w:hAnsi="Courier New" w:cs="Courier New"/>
-        </w:rPr>
-        <w:t xml:space="preserve"> | </w:t>
-      </w:r>
-      <w:r>
-        <w:rPr>
-          <w:rFonts w:ascii="Courier New" w:hAnsi="Courier New" w:cs="Courier New"/>
-          <w:lang w:val="en-US"/>
-        </w:rPr>
-        <w:t>L</w:t>
-      </w:r>
-      <w:r>
-        <w:rPr>
-          <w:rFonts w:ascii="Courier New" w:hAnsi="Courier New" w:cs="Courier New"/>
-        </w:rPr>
-        <w:t xml:space="preserve"> | </w:t>
-      </w:r>
-      <w:r>
-        <w:rPr>
-          <w:rFonts w:ascii="Courier New" w:hAnsi="Courier New" w:cs="Courier New"/>
-          <w:lang w:val="en-US"/>
-        </w:rPr>
-        <w:t>M</w:t>
-      </w:r>
-      <w:r>
-        <w:rPr>
-          <w:rFonts w:ascii="Courier New" w:hAnsi="Courier New" w:cs="Courier New"/>
-        </w:rPr>
-        <w:t xml:space="preserve"> | </w:t>
-      </w:r>
-      <w:r>
-        <w:rPr>
-          <w:rFonts w:ascii="Courier New" w:hAnsi="Courier New" w:cs="Courier New"/>
-          <w:lang w:val="en-US"/>
-        </w:rPr>
-        <w:t>N</w:t>
-      </w:r>
-      <w:r>
-        <w:rPr>
-          <w:rFonts w:ascii="Courier New" w:hAnsi="Courier New" w:cs="Courier New"/>
-        </w:rPr>
-        <w:t xml:space="preserve"> | </w:t>
-      </w:r>
-      <w:r>
-        <w:rPr>
-          <w:rFonts w:ascii="Courier New" w:hAnsi="Courier New" w:cs="Courier New"/>
-          <w:lang w:val="en-US"/>
-        </w:rPr>
-        <w:t>O</w:t>
-      </w:r>
-      <w:r>
-        <w:rPr>
-          <w:rFonts w:ascii="Courier New" w:hAnsi="Courier New" w:cs="Courier New"/>
-        </w:rPr>
-        <w:t xml:space="preserve"> | </w:t>
-      </w:r>
-      <w:r>
-        <w:rPr>
-          <w:rFonts w:ascii="Courier New" w:hAnsi="Courier New" w:cs="Courier New"/>
-          <w:lang w:val="en-US"/>
-        </w:rPr>
-        <w:t>P</w:t>
-      </w:r>
-      <w:r>
-        <w:rPr>
-          <w:rFonts w:ascii="Courier New" w:hAnsi="Courier New" w:cs="Courier New"/>
-        </w:rPr>
-        <w:t xml:space="preserve"> | </w:t>
-      </w:r>
-      <w:r>
-        <w:rPr>
-          <w:rFonts w:ascii="Courier New" w:hAnsi="Courier New" w:cs="Courier New"/>
-          <w:lang w:val="en-US"/>
-        </w:rPr>
-        <w:t>Q</w:t>
-      </w:r>
-      <w:r>
-        <w:rPr>
-          <w:rFonts w:ascii="Courier New" w:hAnsi="Courier New" w:cs="Courier New"/>
-        </w:rPr>
-        <w:t xml:space="preserve"> | </w:t>
-      </w:r>
-      <w:r>
-        <w:rPr>
-          <w:rFonts w:ascii="Courier New" w:hAnsi="Courier New" w:cs="Courier New"/>
-          <w:lang w:val="en-US"/>
-        </w:rPr>
-        <w:t>R</w:t>
-      </w:r>
-      <w:r>
-        <w:rPr>
-          <w:rFonts w:ascii="Courier New" w:hAnsi="Courier New" w:cs="Courier New"/>
-        </w:rPr>
-        <w:t xml:space="preserve"> | </w:t>
-      </w:r>
-      <w:r>
-        <w:rPr>
-          <w:rFonts w:ascii="Courier New" w:hAnsi="Courier New" w:cs="Courier New"/>
-          <w:lang w:val="en-US"/>
-        </w:rPr>
-        <w:t>S</w:t>
-      </w:r>
-      <w:r>
-        <w:rPr>
-          <w:rFonts w:ascii="Courier New" w:hAnsi="Courier New" w:cs="Courier New"/>
-        </w:rPr>
-        <w:t xml:space="preserve"> | </w:t>
-      </w:r>
-      <w:r>
-        <w:rPr>
-          <w:rFonts w:ascii="Courier New" w:hAnsi="Courier New" w:cs="Courier New"/>
-          <w:lang w:val="en-US"/>
-        </w:rPr>
-        <w:t>T</w:t>
-      </w:r>
-      <w:r>
-        <w:rPr>
-          <w:rFonts w:ascii="Courier New" w:hAnsi="Courier New" w:cs="Courier New"/>
-        </w:rPr>
-        <w:t xml:space="preserve"> | </w:t>
-      </w:r>
-      <w:r>
-        <w:rPr>
-          <w:rFonts w:ascii="Courier New" w:hAnsi="Courier New" w:cs="Courier New"/>
-          <w:lang w:val="en-US"/>
-        </w:rPr>
-        <w:t>U</w:t>
-      </w:r>
-      <w:r>
-        <w:rPr>
-          <w:rFonts w:ascii="Courier New" w:hAnsi="Courier New" w:cs="Courier New"/>
-        </w:rPr>
-        <w:t xml:space="preserve"> | </w:t>
-      </w:r>
-      <w:r>
-        <w:rPr>
-          <w:rFonts w:ascii="Courier New" w:hAnsi="Courier New" w:cs="Courier New"/>
-          <w:lang w:val="en-US"/>
-        </w:rPr>
-        <w:t>V</w:t>
-      </w:r>
-      <w:r>
-        <w:rPr>
-          <w:rFonts w:ascii="Courier New" w:hAnsi="Courier New" w:cs="Courier New"/>
-        </w:rPr>
-        <w:t xml:space="preserve">| </w:t>
-      </w:r>
-      <w:r>
-        <w:rPr>
-          <w:rFonts w:ascii="Courier New" w:hAnsi="Courier New" w:cs="Courier New"/>
-          <w:lang w:val="en-US"/>
-        </w:rPr>
-        <w:t>W</w:t>
-      </w:r>
-      <w:r>
-        <w:rPr>
-          <w:rFonts w:ascii="Courier New" w:hAnsi="Courier New" w:cs="Courier New"/>
-        </w:rPr>
-        <w:t xml:space="preserve"> | </w:t>
-      </w:r>
-      <w:r>
-        <w:rPr>
-          <w:rFonts w:ascii="Courier New" w:hAnsi="Courier New" w:cs="Courier New"/>
-          <w:lang w:val="en-US"/>
-        </w:rPr>
-        <w:t>X</w:t>
-      </w:r>
-      <w:r>
-        <w:rPr>
-          <w:rFonts w:ascii="Courier New" w:hAnsi="Courier New" w:cs="Courier New"/>
-        </w:rPr>
-        <w:t xml:space="preserve"> | </w:t>
-      </w:r>
-      <w:r>
-        <w:rPr>
-          <w:rFonts w:ascii="Courier New" w:hAnsi="Courier New" w:cs="Courier New"/>
-          <w:lang w:val="en-US"/>
-        </w:rPr>
-        <w:t>Y</w:t>
-      </w:r>
-      <w:r>
-        <w:rPr>
-          <w:rFonts w:ascii="Courier New" w:hAnsi="Courier New" w:cs="Courier New"/>
-        </w:rPr>
-        <w:t xml:space="preserve"> | </w:t>
-      </w:r>
-      <w:r>
-        <w:rPr>
-          <w:rFonts w:ascii="Courier New" w:hAnsi="Courier New" w:cs="Courier New"/>
-          <w:lang w:val="en-US"/>
-        </w:rPr>
-        <w:t>Z</w:t>
-      </w:r>
-      <w:r>
-        <w:rPr>
-          <w:rFonts w:ascii="Courier New" w:hAnsi="Courier New" w:cs="Courier New"/>
-        </w:rPr>
-        <w:t xml:space="preserve"> | </w:t>
-      </w:r>
-      <w:r>
-        <w:rPr>
-          <w:rFonts w:ascii="Courier New" w:hAnsi="Courier New" w:cs="Courier New"/>
-          <w:lang w:val="en-US"/>
-        </w:rPr>
-        <w:t>a</w:t>
-      </w:r>
-      <w:r>
-        <w:rPr>
-          <w:rFonts w:ascii="Courier New" w:hAnsi="Courier New" w:cs="Courier New"/>
-        </w:rPr>
-        <w:t xml:space="preserve"> | </w:t>
-      </w:r>
-      <w:r>
-        <w:rPr>
-          <w:rFonts w:ascii="Courier New" w:hAnsi="Courier New" w:cs="Courier New"/>
-          <w:lang w:val="en-US"/>
-        </w:rPr>
-        <w:t>b</w:t>
-      </w:r>
-      <w:r>
-        <w:rPr>
-          <w:rFonts w:ascii="Courier New" w:hAnsi="Courier New" w:cs="Courier New"/>
-        </w:rPr>
-        <w:t xml:space="preserve"> | </w:t>
-      </w:r>
-      <w:r>
-        <w:rPr>
-          <w:rFonts w:ascii="Courier New" w:hAnsi="Courier New" w:cs="Courier New"/>
-          <w:lang w:val="en-US"/>
-        </w:rPr>
-        <w:t>c</w:t>
-      </w:r>
-      <w:r>
-        <w:rPr>
-          <w:rFonts w:ascii="Courier New" w:hAnsi="Courier New" w:cs="Courier New"/>
-        </w:rPr>
-        <w:t xml:space="preserve"> | </w:t>
-      </w:r>
-      <w:r>
-        <w:rPr>
-          <w:rFonts w:ascii="Courier New" w:hAnsi="Courier New" w:cs="Courier New"/>
-          <w:lang w:val="en-US"/>
-        </w:rPr>
-        <w:t>d</w:t>
-      </w:r>
-      <w:r>
-        <w:rPr>
-          <w:rFonts w:ascii="Courier New" w:hAnsi="Courier New" w:cs="Courier New"/>
-        </w:rPr>
-        <w:t xml:space="preserve"> | </w:t>
-      </w:r>
-      <w:r>
-        <w:rPr>
-          <w:rFonts w:ascii="Courier New" w:hAnsi="Courier New" w:cs="Courier New"/>
-          <w:lang w:val="en-US"/>
-        </w:rPr>
-        <w:t>e</w:t>
-      </w:r>
-      <w:r>
-        <w:rPr>
-          <w:rFonts w:ascii="Courier New" w:hAnsi="Courier New" w:cs="Courier New"/>
-        </w:rPr>
-        <w:t xml:space="preserve"> | </w:t>
-      </w:r>
-      <w:r>
-        <w:rPr>
-          <w:rFonts w:ascii="Courier New" w:hAnsi="Courier New" w:cs="Courier New"/>
-          <w:lang w:val="en-US"/>
-        </w:rPr>
-        <w:t>f</w:t>
-      </w:r>
-      <w:r>
-        <w:rPr>
-          <w:rFonts w:ascii="Courier New" w:hAnsi="Courier New" w:cs="Courier New"/>
-        </w:rPr>
-        <w:t xml:space="preserve"> | </w:t>
-      </w:r>
-      <w:r>
-        <w:rPr>
-          <w:rFonts w:ascii="Courier New" w:hAnsi="Courier New" w:cs="Courier New"/>
-          <w:lang w:val="en-US"/>
-        </w:rPr>
-        <w:t>g</w:t>
-      </w:r>
-      <w:r>
-        <w:rPr>
-          <w:rFonts w:ascii="Courier New" w:hAnsi="Courier New" w:cs="Courier New"/>
-        </w:rPr>
-        <w:t xml:space="preserve"> | </w:t>
-      </w:r>
-      <w:r>
-        <w:rPr>
-          <w:rFonts w:ascii="Courier New" w:hAnsi="Courier New" w:cs="Courier New"/>
-          <w:lang w:val="en-US"/>
-        </w:rPr>
-        <w:t>h</w:t>
-      </w:r>
-      <w:r>
-        <w:rPr>
-          <w:rFonts w:ascii="Courier New" w:hAnsi="Courier New" w:cs="Courier New"/>
-        </w:rPr>
-        <w:t xml:space="preserve"> | </w:t>
-      </w:r>
-      <w:proofErr w:type="spellStart"/>
-      <w:r>
-        <w:rPr>
-          <w:rFonts w:ascii="Courier New" w:hAnsi="Courier New" w:cs="Courier New"/>
-          <w:lang w:val="en-US"/>
-        </w:rPr>
-        <w:t>i</w:t>
-      </w:r>
-      <w:proofErr w:type="spellEnd"/>
-      <w:r>
-        <w:rPr>
-          <w:rFonts w:ascii="Courier New" w:hAnsi="Courier New" w:cs="Courier New"/>
-        </w:rPr>
-        <w:t xml:space="preserve"> | </w:t>
-      </w:r>
-      <w:r>
-        <w:rPr>
-          <w:rFonts w:ascii="Courier New" w:hAnsi="Courier New" w:cs="Courier New"/>
-          <w:lang w:val="en-US"/>
-        </w:rPr>
-        <w:t>j</w:t>
-      </w:r>
-      <w:r>
-        <w:rPr>
-          <w:rFonts w:ascii="Courier New" w:hAnsi="Courier New" w:cs="Courier New"/>
-        </w:rPr>
-        <w:t xml:space="preserve"> | </w:t>
-      </w:r>
-      <w:r>
-        <w:rPr>
-          <w:rFonts w:ascii="Courier New" w:hAnsi="Courier New" w:cs="Courier New"/>
-          <w:lang w:val="en-US"/>
-        </w:rPr>
-        <w:t>k</w:t>
-      </w:r>
-      <w:r>
-        <w:rPr>
-          <w:rFonts w:ascii="Courier New" w:hAnsi="Courier New" w:cs="Courier New"/>
-        </w:rPr>
-        <w:t xml:space="preserve"> | </w:t>
-      </w:r>
-      <w:r>
-        <w:rPr>
-          <w:rFonts w:ascii="Courier New" w:hAnsi="Courier New" w:cs="Courier New"/>
-          <w:lang w:val="en-US"/>
-        </w:rPr>
-        <w:t>l</w:t>
-      </w:r>
-      <w:r>
-        <w:rPr>
-          <w:rFonts w:ascii="Courier New" w:hAnsi="Courier New" w:cs="Courier New"/>
-        </w:rPr>
-        <w:t xml:space="preserve"> | </w:t>
-      </w:r>
-      <w:r>
-        <w:rPr>
-          <w:rFonts w:ascii="Courier New" w:hAnsi="Courier New" w:cs="Courier New"/>
-          <w:lang w:val="en-US"/>
-        </w:rPr>
-        <w:t>m</w:t>
-      </w:r>
-      <w:r>
-        <w:rPr>
-          <w:rFonts w:ascii="Courier New" w:hAnsi="Courier New" w:cs="Courier New"/>
-        </w:rPr>
-        <w:t xml:space="preserve"> | </w:t>
-      </w:r>
-      <w:r>
-        <w:rPr>
-          <w:rFonts w:ascii="Courier New" w:hAnsi="Courier New" w:cs="Courier New"/>
-          <w:lang w:val="en-US"/>
-        </w:rPr>
-        <w:t>n</w:t>
-      </w:r>
-      <w:r>
-        <w:rPr>
-          <w:rFonts w:ascii="Courier New" w:hAnsi="Courier New" w:cs="Courier New"/>
-        </w:rPr>
-        <w:t xml:space="preserve"> | </w:t>
-      </w:r>
-      <w:r>
-        <w:rPr>
-          <w:rFonts w:ascii="Courier New" w:hAnsi="Courier New" w:cs="Courier New"/>
-          <w:lang w:val="en-US"/>
-        </w:rPr>
-        <w:t>o</w:t>
-      </w:r>
-      <w:r>
-        <w:rPr>
-          <w:rFonts w:ascii="Courier New" w:hAnsi="Courier New" w:cs="Courier New"/>
-        </w:rPr>
-        <w:t xml:space="preserve"> | </w:t>
-      </w:r>
-      <w:r>
-        <w:rPr>
-          <w:rFonts w:ascii="Courier New" w:hAnsi="Courier New" w:cs="Courier New"/>
-          <w:lang w:val="en-US"/>
-        </w:rPr>
-        <w:t>p</w:t>
-      </w:r>
-      <w:r>
-        <w:rPr>
-          <w:rFonts w:ascii="Courier New" w:hAnsi="Courier New" w:cs="Courier New"/>
-        </w:rPr>
-        <w:t xml:space="preserve"> | </w:t>
-      </w:r>
-      <w:r>
-        <w:rPr>
-          <w:rFonts w:ascii="Courier New" w:hAnsi="Courier New" w:cs="Courier New"/>
-          <w:lang w:val="en-US"/>
-        </w:rPr>
-        <w:t>q</w:t>
-      </w:r>
-      <w:r>
-        <w:rPr>
-          <w:rFonts w:ascii="Courier New" w:hAnsi="Courier New" w:cs="Courier New"/>
-        </w:rPr>
-        <w:t xml:space="preserve"> | </w:t>
-      </w:r>
-      <w:r>
-        <w:rPr>
-          <w:rFonts w:ascii="Courier New" w:hAnsi="Courier New" w:cs="Courier New"/>
-          <w:lang w:val="en-US"/>
-        </w:rPr>
-        <w:t>r</w:t>
-      </w:r>
-      <w:r>
-        <w:rPr>
-          <w:rFonts w:ascii="Courier New" w:hAnsi="Courier New" w:cs="Courier New"/>
-        </w:rPr>
-        <w:t xml:space="preserve"> | </w:t>
-      </w:r>
-      <w:r>
-        <w:rPr>
-          <w:rFonts w:ascii="Courier New" w:hAnsi="Courier New" w:cs="Courier New"/>
-          <w:lang w:val="en-US"/>
-        </w:rPr>
-        <w:t>s</w:t>
-      </w:r>
-      <w:r>
-        <w:rPr>
-          <w:rFonts w:ascii="Courier New" w:hAnsi="Courier New" w:cs="Courier New"/>
-        </w:rPr>
-        <w:t xml:space="preserve"> | </w:t>
-      </w:r>
-      <w:r>
-        <w:rPr>
-          <w:rFonts w:ascii="Courier New" w:hAnsi="Courier New" w:cs="Courier New"/>
-          <w:lang w:val="en-US"/>
-        </w:rPr>
-        <w:t>t</w:t>
-      </w:r>
-      <w:r>
-        <w:rPr>
-          <w:rFonts w:ascii="Courier New" w:hAnsi="Courier New" w:cs="Courier New"/>
-        </w:rPr>
-        <w:t xml:space="preserve"> | </w:t>
-      </w:r>
-      <w:r>
-        <w:rPr>
-          <w:rFonts w:ascii="Courier New" w:hAnsi="Courier New" w:cs="Courier New"/>
-          <w:lang w:val="en-US"/>
-        </w:rPr>
-        <w:t>u</w:t>
-      </w:r>
-      <w:r>
-        <w:rPr>
-          <w:rFonts w:ascii="Courier New" w:hAnsi="Courier New" w:cs="Courier New"/>
-        </w:rPr>
-        <w:t xml:space="preserve"> | </w:t>
-      </w:r>
-      <w:r>
-        <w:rPr>
-          <w:rFonts w:ascii="Courier New" w:hAnsi="Courier New" w:cs="Courier New"/>
-          <w:lang w:val="en-US"/>
-        </w:rPr>
-        <w:t>v</w:t>
-      </w:r>
-      <w:r>
-        <w:rPr>
-          <w:rFonts w:ascii="Courier New" w:hAnsi="Courier New" w:cs="Courier New"/>
-        </w:rPr>
-        <w:t xml:space="preserve"> | </w:t>
-      </w:r>
-      <w:r>
-        <w:rPr>
-          <w:rFonts w:ascii="Courier New" w:hAnsi="Courier New" w:cs="Courier New"/>
-          <w:lang w:val="en-US"/>
-        </w:rPr>
-        <w:t>w</w:t>
-      </w:r>
-      <w:r>
-        <w:rPr>
-          <w:rFonts w:ascii="Courier New" w:hAnsi="Courier New" w:cs="Courier New"/>
-        </w:rPr>
-        <w:t xml:space="preserve"> | </w:t>
-      </w:r>
-      <w:r>
-        <w:rPr>
-          <w:rFonts w:ascii="Courier New" w:hAnsi="Courier New" w:cs="Courier New"/>
-          <w:lang w:val="en-US"/>
-        </w:rPr>
-        <w:t>x</w:t>
-      </w:r>
-      <w:r>
-        <w:rPr>
-          <w:rFonts w:ascii="Courier New" w:hAnsi="Courier New" w:cs="Courier New"/>
-        </w:rPr>
-        <w:t xml:space="preserve"> |</w:t>
-      </w:r>
-      <w:r>
-        <w:rPr>
-          <w:rFonts w:ascii="Courier New" w:hAnsi="Courier New" w:cs="Courier New"/>
-          <w:lang w:val="en-US"/>
-        </w:rPr>
-        <w:t>y</w:t>
-      </w:r>
-      <w:r>
-        <w:rPr>
-          <w:rFonts w:ascii="Courier New" w:hAnsi="Courier New" w:cs="Courier New"/>
-        </w:rPr>
-        <w:t xml:space="preserve"> | </w:t>
-      </w:r>
-      <w:r>
-        <w:rPr>
-          <w:rFonts w:ascii="Courier New" w:hAnsi="Courier New" w:cs="Courier New"/>
-          <w:lang w:val="en-US"/>
-        </w:rPr>
-        <w:t>z</w:t>
-      </w:r>
-    </w:p>
-    <w:p>
-      <w:pPr>
-        <w:spacing w:after="0" w:line="360" w:lineRule="auto"/>
-        <w:ind w:firstLine="709"/>
-        <w:rPr>
-          <w:rFonts w:ascii="Courier New" w:hAnsi="Courier New" w:cs="Courier New"/>
-        </w:rPr>
-      </w:pPr>
-      <w:r>
-        <w:rPr>
-          <w:rFonts w:ascii="Courier New" w:hAnsi="Courier New" w:cs="Courier New"/>
-        </w:rPr>
-        <w:t>&lt;цифра</w:t>
-      </w:r>
-      <w:proofErr w:type="gramStart"/>
-      <w:r>
-        <w:rPr>
-          <w:rFonts w:ascii="Courier New" w:hAnsi="Courier New" w:cs="Courier New"/>
-        </w:rPr>
-        <w:t>&gt;::</w:t>
-      </w:r>
-      <w:proofErr w:type="gramEnd"/>
-      <w:r>
-        <w:rPr>
-          <w:rFonts w:ascii="Courier New" w:hAnsi="Courier New" w:cs="Courier New"/>
-        </w:rPr>
-        <w:t>= 0 | 1 | 2 | 3 | 4 | 5 | 6 | 7 | 8 | 9</w:t>
-      </w:r>
-    </w:p>
+    <w:tbl>
+      <w:tblPr>
+        <w:tblW w:w="9671" w:type="dxa"/>
+        <w:tblBorders>
+          <w:top w:val="single" w:sz="8" w:space="0" w:color="000000"/>
+          <w:left w:val="single" w:sz="8" w:space="0" w:color="000000"/>
+          <w:bottom w:val="single" w:sz="8" w:space="0" w:color="000000"/>
+          <w:right w:val="single" w:sz="8" w:space="0" w:color="000000"/>
+          <w:insideH w:val="single" w:sz="8" w:space="0" w:color="000000"/>
+          <w:insideV w:val="single" w:sz="8" w:space="0" w:color="000000"/>
+        </w:tblBorders>
+        <w:tblLayout w:type="fixed"/>
+        <w:tblLook w:val="0600" w:firstRow="0" w:lastRow="0" w:firstColumn="0" w:lastColumn="0" w:noHBand="1" w:noVBand="1"/>
+      </w:tblPr>
+      <w:tblGrid>
+        <w:gridCol w:w="9671"/>
+      </w:tblGrid>
+      <w:tr>
+        <w:trPr>
+          <w:trHeight w:val="4467"/>
+        </w:trPr>
+        <w:tc>
+          <w:tcPr>
+            <w:tcW w:w="9671" w:type="dxa"/>
+            <w:shd w:val="clear" w:color="auto" w:fill="auto"/>
+            <w:tcMar>
+              <w:top w:w="100" w:type="dxa"/>
+              <w:left w:w="100" w:type="dxa"/>
+              <w:bottom w:w="100" w:type="dxa"/>
+              <w:right w:w="100" w:type="dxa"/>
+            </w:tcMar>
+          </w:tcPr>
+          <w:p>
+            <w:pPr>
+              <w:spacing w:after="0" w:line="360" w:lineRule="auto"/>
+              <w:ind w:firstLine="709"/>
+              <w:rPr>
+                <w:rFonts w:ascii="Courier New" w:hAnsi="Courier New" w:cs="Courier New"/>
+                <w:sz w:val="24"/>
+                <w:szCs w:val="24"/>
+              </w:rPr>
+            </w:pPr>
+            <w:r>
+              <w:rPr>
+                <w:rFonts w:ascii="Courier New" w:hAnsi="Courier New" w:cs="Courier New"/>
+                <w:sz w:val="24"/>
+                <w:szCs w:val="24"/>
+              </w:rPr>
+              <w:t>&lt;операнд</w:t>
+            </w:r>
+            <w:proofErr w:type="gramStart"/>
+            <w:r>
+              <w:rPr>
+                <w:rFonts w:ascii="Courier New" w:hAnsi="Courier New" w:cs="Courier New"/>
+                <w:sz w:val="24"/>
+                <w:szCs w:val="24"/>
+              </w:rPr>
+              <w:t>&gt;::</w:t>
+            </w:r>
+            <w:proofErr w:type="gramEnd"/>
+            <w:r>
+              <w:rPr>
+                <w:rFonts w:ascii="Courier New" w:hAnsi="Courier New" w:cs="Courier New"/>
+                <w:sz w:val="24"/>
+                <w:szCs w:val="24"/>
+              </w:rPr>
+              <w:t>= &lt;слагаемое&gt; {&lt;</w:t>
+            </w:r>
+            <w:proofErr w:type="spellStart"/>
+            <w:r>
+              <w:rPr>
+                <w:rFonts w:ascii="Courier New" w:hAnsi="Courier New" w:cs="Courier New"/>
+                <w:sz w:val="24"/>
+                <w:szCs w:val="24"/>
+              </w:rPr>
+              <w:t>операции_группы_сложения</w:t>
+            </w:r>
+            <w:proofErr w:type="spellEnd"/>
+            <w:r>
+              <w:rPr>
+                <w:rFonts w:ascii="Courier New" w:hAnsi="Courier New" w:cs="Courier New"/>
+                <w:sz w:val="24"/>
+                <w:szCs w:val="24"/>
+              </w:rPr>
+              <w:t>&gt; &lt;слагаемое&gt;}</w:t>
+            </w:r>
+            <w:r>
+              <w:rPr>
+                <w:rFonts w:ascii="Courier New" w:hAnsi="Courier New" w:cs="Courier New"/>
+                <w:sz w:val="24"/>
+                <w:szCs w:val="24"/>
+              </w:rPr>
+              <w:br/>
+            </w:r>
+            <w:r>
+              <w:rPr>
+                <w:rFonts w:ascii="Courier New" w:hAnsi="Courier New" w:cs="Courier New"/>
+                <w:sz w:val="24"/>
+                <w:szCs w:val="24"/>
+              </w:rPr>
+              <w:t>&lt;слагаемое&gt;::= &lt;множитель&gt; {&lt;</w:t>
+            </w:r>
+            <w:proofErr w:type="spellStart"/>
+            <w:r>
+              <w:rPr>
+                <w:rFonts w:ascii="Courier New" w:hAnsi="Courier New" w:cs="Courier New"/>
+                <w:sz w:val="24"/>
+                <w:szCs w:val="24"/>
+              </w:rPr>
+              <w:t>операции_группы_умножения</w:t>
+            </w:r>
+            <w:proofErr w:type="spellEnd"/>
+            <w:r>
+              <w:rPr>
+                <w:rFonts w:ascii="Courier New" w:hAnsi="Courier New" w:cs="Courier New"/>
+                <w:sz w:val="24"/>
+                <w:szCs w:val="24"/>
+              </w:rPr>
+              <w:t>&gt; &lt;множитель&gt;}</w:t>
+            </w:r>
+            <w:r>
+              <w:rPr>
+                <w:rFonts w:ascii="Courier New" w:hAnsi="Courier New" w:cs="Courier New"/>
+                <w:sz w:val="24"/>
+                <w:szCs w:val="24"/>
+              </w:rPr>
+              <w:br/>
+            </w:r>
+            <w:r>
+              <w:rPr>
+                <w:rFonts w:ascii="Courier New" w:hAnsi="Courier New" w:cs="Courier New"/>
+                <w:sz w:val="24"/>
+                <w:szCs w:val="24"/>
+              </w:rPr>
+              <w:t>&lt;множитель&gt;::= &lt;идентификатор&gt; | &lt;число&gt; |&lt;</w:t>
+            </w:r>
+            <w:proofErr w:type="spellStart"/>
+            <w:r>
+              <w:rPr>
+                <w:rFonts w:ascii="Courier New" w:hAnsi="Courier New" w:cs="Courier New"/>
+                <w:sz w:val="24"/>
+                <w:szCs w:val="24"/>
+              </w:rPr>
+              <w:t>логическая_константа</w:t>
+            </w:r>
+            <w:proofErr w:type="spellEnd"/>
+            <w:r>
+              <w:rPr>
+                <w:rFonts w:ascii="Courier New" w:hAnsi="Courier New" w:cs="Courier New"/>
+                <w:sz w:val="24"/>
+                <w:szCs w:val="24"/>
+              </w:rPr>
+              <w:t>&gt; |</w:t>
+            </w:r>
+          </w:p>
+          <w:p>
+            <w:pPr>
+              <w:spacing w:after="0" w:line="360" w:lineRule="auto"/>
+              <w:ind w:firstLine="709"/>
+              <w:rPr>
+                <w:rFonts w:ascii="Courier New" w:hAnsi="Courier New" w:cs="Courier New"/>
+                <w:sz w:val="24"/>
+                <w:szCs w:val="24"/>
+              </w:rPr>
+            </w:pPr>
+            <w:r>
+              <w:rPr>
+                <w:rFonts w:ascii="Courier New" w:hAnsi="Courier New" w:cs="Courier New"/>
+                <w:sz w:val="24"/>
+                <w:szCs w:val="24"/>
+              </w:rPr>
+              <w:t>&lt;</w:t>
+            </w:r>
+            <w:proofErr w:type="spellStart"/>
+            <w:r>
+              <w:rPr>
+                <w:rFonts w:ascii="Courier New" w:hAnsi="Courier New" w:cs="Courier New"/>
+                <w:sz w:val="24"/>
+                <w:szCs w:val="24"/>
+              </w:rPr>
+              <w:t>унарная_операция</w:t>
+            </w:r>
+            <w:proofErr w:type="spellEnd"/>
+            <w:r>
+              <w:rPr>
+                <w:rFonts w:ascii="Courier New" w:hAnsi="Courier New" w:cs="Courier New"/>
+                <w:sz w:val="24"/>
+                <w:szCs w:val="24"/>
+              </w:rPr>
+              <w:t>&gt; &lt;множитель&gt; | «</w:t>
+            </w:r>
+            <w:proofErr w:type="gramStart"/>
+            <w:r>
+              <w:rPr>
+                <w:rFonts w:ascii="Courier New" w:hAnsi="Courier New" w:cs="Courier New"/>
+                <w:sz w:val="24"/>
+                <w:szCs w:val="24"/>
+              </w:rPr>
+              <w:t>(»&lt;</w:t>
+            </w:r>
+            <w:proofErr w:type="gramEnd"/>
+            <w:r>
+              <w:rPr>
+                <w:rFonts w:ascii="Courier New" w:hAnsi="Courier New" w:cs="Courier New"/>
+                <w:sz w:val="24"/>
+                <w:szCs w:val="24"/>
+              </w:rPr>
+              <w:t>выражение&gt;«)»</w:t>
+            </w:r>
+          </w:p>
+          <w:p>
+            <w:pPr>
+              <w:spacing w:after="0" w:line="360" w:lineRule="auto"/>
+              <w:ind w:firstLine="709"/>
+              <w:rPr>
+                <w:rFonts w:ascii="Courier New" w:hAnsi="Courier New" w:cs="Courier New"/>
+                <w:sz w:val="24"/>
+                <w:szCs w:val="24"/>
+              </w:rPr>
+            </w:pPr>
+            <w:r>
+              <w:rPr>
+                <w:rFonts w:ascii="Courier New" w:hAnsi="Courier New" w:cs="Courier New"/>
+                <w:sz w:val="24"/>
+                <w:szCs w:val="24"/>
+              </w:rPr>
+              <w:t>&lt;число</w:t>
+            </w:r>
+            <w:proofErr w:type="gramStart"/>
+            <w:r>
+              <w:rPr>
+                <w:rFonts w:ascii="Courier New" w:hAnsi="Courier New" w:cs="Courier New"/>
+                <w:sz w:val="24"/>
+                <w:szCs w:val="24"/>
+              </w:rPr>
+              <w:t>&gt;::</w:t>
+            </w:r>
+            <w:proofErr w:type="gramEnd"/>
+            <w:r>
+              <w:rPr>
+                <w:rFonts w:ascii="Courier New" w:hAnsi="Courier New" w:cs="Courier New"/>
+                <w:sz w:val="24"/>
+                <w:szCs w:val="24"/>
+              </w:rPr>
+              <w:t>= &lt;целое&gt; | &lt;действительное&gt;</w:t>
+            </w:r>
+          </w:p>
+          <w:p>
+            <w:pPr>
+              <w:spacing w:after="0" w:line="360" w:lineRule="auto"/>
+              <w:ind w:firstLine="709"/>
+              <w:rPr>
+                <w:rFonts w:ascii="Courier New" w:hAnsi="Courier New" w:cs="Courier New"/>
+                <w:sz w:val="24"/>
+                <w:szCs w:val="24"/>
+              </w:rPr>
+            </w:pPr>
+            <w:r>
+              <w:rPr>
+                <w:rFonts w:ascii="Courier New" w:hAnsi="Courier New" w:cs="Courier New"/>
+                <w:sz w:val="24"/>
+                <w:szCs w:val="24"/>
+              </w:rPr>
+              <w:t>&lt;</w:t>
+            </w:r>
+            <w:proofErr w:type="spellStart"/>
+            <w:r>
+              <w:rPr>
+                <w:rFonts w:ascii="Courier New" w:hAnsi="Courier New" w:cs="Courier New"/>
+                <w:sz w:val="24"/>
+                <w:szCs w:val="24"/>
+              </w:rPr>
+              <w:t>логическая_константа</w:t>
+            </w:r>
+            <w:proofErr w:type="spellEnd"/>
+            <w:proofErr w:type="gramStart"/>
+            <w:r>
+              <w:rPr>
+                <w:rFonts w:ascii="Courier New" w:hAnsi="Courier New" w:cs="Courier New"/>
+                <w:sz w:val="24"/>
+                <w:szCs w:val="24"/>
+              </w:rPr>
+              <w:t>&gt;::</w:t>
+            </w:r>
+            <w:proofErr w:type="gramEnd"/>
+            <w:r>
+              <w:rPr>
+                <w:rFonts w:ascii="Courier New" w:hAnsi="Courier New" w:cs="Courier New"/>
+                <w:sz w:val="24"/>
+                <w:szCs w:val="24"/>
+              </w:rPr>
+              <w:t xml:space="preserve">= </w:t>
+            </w:r>
+            <w:r>
+              <w:rPr>
+                <w:rFonts w:ascii="Courier New" w:hAnsi="Courier New" w:cs="Courier New"/>
+                <w:sz w:val="24"/>
+                <w:szCs w:val="24"/>
+                <w:lang w:val="en-US"/>
+              </w:rPr>
+              <w:t>true</w:t>
+            </w:r>
+            <w:r>
+              <w:rPr>
+                <w:rFonts w:ascii="Courier New" w:hAnsi="Courier New" w:cs="Courier New"/>
+                <w:sz w:val="24"/>
+                <w:szCs w:val="24"/>
+              </w:rPr>
+              <w:t xml:space="preserve"> | </w:t>
+            </w:r>
+            <w:r>
+              <w:rPr>
+                <w:rFonts w:ascii="Courier New" w:hAnsi="Courier New" w:cs="Courier New"/>
+                <w:sz w:val="24"/>
+                <w:szCs w:val="24"/>
+                <w:lang w:val="en-US"/>
+              </w:rPr>
+              <w:t>false</w:t>
+            </w:r>
+          </w:p>
+          <w:p>
+            <w:pPr>
+              <w:spacing w:after="0" w:line="360" w:lineRule="auto"/>
+              <w:ind w:firstLine="709"/>
+              <w:rPr>
+                <w:rFonts w:ascii="Courier New" w:hAnsi="Courier New" w:cs="Courier New"/>
+                <w:sz w:val="24"/>
+                <w:szCs w:val="24"/>
+              </w:rPr>
+            </w:pPr>
+            <w:r>
+              <w:rPr>
+                <w:rFonts w:ascii="Courier New" w:hAnsi="Courier New" w:cs="Courier New"/>
+                <w:sz w:val="24"/>
+                <w:szCs w:val="24"/>
+              </w:rPr>
+              <w:t>&lt;идентификатор</w:t>
+            </w:r>
+            <w:proofErr w:type="gramStart"/>
+            <w:r>
+              <w:rPr>
+                <w:rFonts w:ascii="Courier New" w:hAnsi="Courier New" w:cs="Courier New"/>
+                <w:sz w:val="24"/>
+                <w:szCs w:val="24"/>
+              </w:rPr>
+              <w:t>&gt;::</w:t>
+            </w:r>
+            <w:proofErr w:type="gramEnd"/>
+            <w:r>
+              <w:rPr>
+                <w:rFonts w:ascii="Courier New" w:hAnsi="Courier New" w:cs="Courier New"/>
+                <w:sz w:val="24"/>
+                <w:szCs w:val="24"/>
+              </w:rPr>
+              <w:t>= &lt;буква&gt; {&lt;буква&gt; | &lt;цифра&gt;}</w:t>
+            </w:r>
+          </w:p>
+          <w:p>
+            <w:pPr>
+              <w:spacing w:after="0" w:line="360" w:lineRule="auto"/>
+              <w:ind w:firstLine="709"/>
+              <w:rPr>
+                <w:rFonts w:ascii="Courier New" w:hAnsi="Courier New" w:cs="Courier New"/>
+                <w:sz w:val="24"/>
+                <w:szCs w:val="24"/>
+              </w:rPr>
+            </w:pPr>
+            <w:r>
+              <w:rPr>
+                <w:rFonts w:ascii="Courier New" w:hAnsi="Courier New" w:cs="Courier New"/>
+                <w:sz w:val="24"/>
+                <w:szCs w:val="24"/>
+              </w:rPr>
+              <w:t xml:space="preserve">&lt;буква&gt;::= </w:t>
+            </w:r>
+            <w:r>
+              <w:rPr>
+                <w:rFonts w:ascii="Courier New" w:hAnsi="Courier New" w:cs="Courier New"/>
+                <w:sz w:val="24"/>
+                <w:szCs w:val="24"/>
+                <w:lang w:val="en-US"/>
+              </w:rPr>
+              <w:t>A</w:t>
+            </w:r>
+            <w:r>
+              <w:rPr>
+                <w:rFonts w:ascii="Courier New" w:hAnsi="Courier New" w:cs="Courier New"/>
+                <w:sz w:val="24"/>
+                <w:szCs w:val="24"/>
+              </w:rPr>
+              <w:t xml:space="preserve"> | </w:t>
+            </w:r>
+            <w:r>
+              <w:rPr>
+                <w:rFonts w:ascii="Courier New" w:hAnsi="Courier New" w:cs="Courier New"/>
+                <w:sz w:val="24"/>
+                <w:szCs w:val="24"/>
+                <w:lang w:val="en-US"/>
+              </w:rPr>
+              <w:t>B</w:t>
+            </w:r>
+            <w:r>
+              <w:rPr>
+                <w:rFonts w:ascii="Courier New" w:hAnsi="Courier New" w:cs="Courier New"/>
+                <w:sz w:val="24"/>
+                <w:szCs w:val="24"/>
+              </w:rPr>
+              <w:t xml:space="preserve"> | </w:t>
+            </w:r>
+            <w:r>
+              <w:rPr>
+                <w:rFonts w:ascii="Courier New" w:hAnsi="Courier New" w:cs="Courier New"/>
+                <w:sz w:val="24"/>
+                <w:szCs w:val="24"/>
+                <w:lang w:val="en-US"/>
+              </w:rPr>
+              <w:t>C</w:t>
+            </w:r>
+            <w:r>
+              <w:rPr>
+                <w:rFonts w:ascii="Courier New" w:hAnsi="Courier New" w:cs="Courier New"/>
+                <w:sz w:val="24"/>
+                <w:szCs w:val="24"/>
+              </w:rPr>
+              <w:t xml:space="preserve"> | </w:t>
+            </w:r>
+            <w:r>
+              <w:rPr>
+                <w:rFonts w:ascii="Courier New" w:hAnsi="Courier New" w:cs="Courier New"/>
+                <w:sz w:val="24"/>
+                <w:szCs w:val="24"/>
+                <w:lang w:val="en-US"/>
+              </w:rPr>
+              <w:t>D</w:t>
+            </w:r>
+            <w:r>
+              <w:rPr>
+                <w:rFonts w:ascii="Courier New" w:hAnsi="Courier New" w:cs="Courier New"/>
+                <w:sz w:val="24"/>
+                <w:szCs w:val="24"/>
+              </w:rPr>
+              <w:t xml:space="preserve"> | </w:t>
+            </w:r>
+            <w:r>
+              <w:rPr>
+                <w:rFonts w:ascii="Courier New" w:hAnsi="Courier New" w:cs="Courier New"/>
+                <w:sz w:val="24"/>
+                <w:szCs w:val="24"/>
+                <w:lang w:val="en-US"/>
+              </w:rPr>
+              <w:t>E</w:t>
+            </w:r>
+            <w:r>
+              <w:rPr>
+                <w:rFonts w:ascii="Courier New" w:hAnsi="Courier New" w:cs="Courier New"/>
+                <w:sz w:val="24"/>
+                <w:szCs w:val="24"/>
+              </w:rPr>
+              <w:t xml:space="preserve"> | </w:t>
+            </w:r>
+            <w:r>
+              <w:rPr>
+                <w:rFonts w:ascii="Courier New" w:hAnsi="Courier New" w:cs="Courier New"/>
+                <w:sz w:val="24"/>
+                <w:szCs w:val="24"/>
+                <w:lang w:val="en-US"/>
+              </w:rPr>
+              <w:t>F</w:t>
+            </w:r>
+            <w:r>
+              <w:rPr>
+                <w:rFonts w:ascii="Courier New" w:hAnsi="Courier New" w:cs="Courier New"/>
+                <w:sz w:val="24"/>
+                <w:szCs w:val="24"/>
+              </w:rPr>
+              <w:t xml:space="preserve"> | </w:t>
+            </w:r>
+            <w:r>
+              <w:rPr>
+                <w:rFonts w:ascii="Courier New" w:hAnsi="Courier New" w:cs="Courier New"/>
+                <w:sz w:val="24"/>
+                <w:szCs w:val="24"/>
+                <w:lang w:val="en-US"/>
+              </w:rPr>
+              <w:t>G</w:t>
+            </w:r>
+            <w:r>
+              <w:rPr>
+                <w:rFonts w:ascii="Courier New" w:hAnsi="Courier New" w:cs="Courier New"/>
+                <w:sz w:val="24"/>
+                <w:szCs w:val="24"/>
+              </w:rPr>
+              <w:t xml:space="preserve"> | </w:t>
+            </w:r>
+            <w:r>
+              <w:rPr>
+                <w:rFonts w:ascii="Courier New" w:hAnsi="Courier New" w:cs="Courier New"/>
+                <w:sz w:val="24"/>
+                <w:szCs w:val="24"/>
+                <w:lang w:val="en-US"/>
+              </w:rPr>
+              <w:t>H</w:t>
+            </w:r>
+            <w:r>
+              <w:rPr>
+                <w:rFonts w:ascii="Courier New" w:hAnsi="Courier New" w:cs="Courier New"/>
+                <w:sz w:val="24"/>
+                <w:szCs w:val="24"/>
+              </w:rPr>
+              <w:t xml:space="preserve"> | </w:t>
+            </w:r>
+            <w:r>
+              <w:rPr>
+                <w:rFonts w:ascii="Courier New" w:hAnsi="Courier New" w:cs="Courier New"/>
+                <w:sz w:val="24"/>
+                <w:szCs w:val="24"/>
+                <w:lang w:val="en-US"/>
+              </w:rPr>
+              <w:t>I</w:t>
+            </w:r>
+            <w:r>
+              <w:rPr>
+                <w:rFonts w:ascii="Courier New" w:hAnsi="Courier New" w:cs="Courier New"/>
+                <w:sz w:val="24"/>
+                <w:szCs w:val="24"/>
+              </w:rPr>
+              <w:t xml:space="preserve"> | </w:t>
+            </w:r>
+            <w:r>
+              <w:rPr>
+                <w:rFonts w:ascii="Courier New" w:hAnsi="Courier New" w:cs="Courier New"/>
+                <w:sz w:val="24"/>
+                <w:szCs w:val="24"/>
+                <w:lang w:val="en-US"/>
+              </w:rPr>
+              <w:t>J</w:t>
+            </w:r>
+            <w:r>
+              <w:rPr>
+                <w:rFonts w:ascii="Courier New" w:hAnsi="Courier New" w:cs="Courier New"/>
+                <w:sz w:val="24"/>
+                <w:szCs w:val="24"/>
+              </w:rPr>
+              <w:t xml:space="preserve"> | </w:t>
+            </w:r>
+            <w:r>
+              <w:rPr>
+                <w:rFonts w:ascii="Courier New" w:hAnsi="Courier New" w:cs="Courier New"/>
+                <w:sz w:val="24"/>
+                <w:szCs w:val="24"/>
+                <w:lang w:val="en-US"/>
+              </w:rPr>
+              <w:t>K</w:t>
+            </w:r>
+            <w:r>
+              <w:rPr>
+                <w:rFonts w:ascii="Courier New" w:hAnsi="Courier New" w:cs="Courier New"/>
+                <w:sz w:val="24"/>
+                <w:szCs w:val="24"/>
+              </w:rPr>
+              <w:t xml:space="preserve"> | </w:t>
+            </w:r>
+            <w:r>
+              <w:rPr>
+                <w:rFonts w:ascii="Courier New" w:hAnsi="Courier New" w:cs="Courier New"/>
+                <w:sz w:val="24"/>
+                <w:szCs w:val="24"/>
+                <w:lang w:val="en-US"/>
+              </w:rPr>
+              <w:t>L</w:t>
+            </w:r>
+            <w:r>
+              <w:rPr>
+                <w:rFonts w:ascii="Courier New" w:hAnsi="Courier New" w:cs="Courier New"/>
+                <w:sz w:val="24"/>
+                <w:szCs w:val="24"/>
+              </w:rPr>
+              <w:t xml:space="preserve"> | </w:t>
+            </w:r>
+            <w:r>
+              <w:rPr>
+                <w:rFonts w:ascii="Courier New" w:hAnsi="Courier New" w:cs="Courier New"/>
+                <w:sz w:val="24"/>
+                <w:szCs w:val="24"/>
+                <w:lang w:val="en-US"/>
+              </w:rPr>
+              <w:t>M</w:t>
+            </w:r>
+            <w:r>
+              <w:rPr>
+                <w:rFonts w:ascii="Courier New" w:hAnsi="Courier New" w:cs="Courier New"/>
+                <w:sz w:val="24"/>
+                <w:szCs w:val="24"/>
+              </w:rPr>
+              <w:t xml:space="preserve"> | </w:t>
+            </w:r>
+            <w:r>
+              <w:rPr>
+                <w:rFonts w:ascii="Courier New" w:hAnsi="Courier New" w:cs="Courier New"/>
+                <w:sz w:val="24"/>
+                <w:szCs w:val="24"/>
+                <w:lang w:val="en-US"/>
+              </w:rPr>
+              <w:t>N</w:t>
+            </w:r>
+            <w:r>
+              <w:rPr>
+                <w:rFonts w:ascii="Courier New" w:hAnsi="Courier New" w:cs="Courier New"/>
+                <w:sz w:val="24"/>
+                <w:szCs w:val="24"/>
+              </w:rPr>
+              <w:t xml:space="preserve"> | </w:t>
+            </w:r>
+            <w:r>
+              <w:rPr>
+                <w:rFonts w:ascii="Courier New" w:hAnsi="Courier New" w:cs="Courier New"/>
+                <w:sz w:val="24"/>
+                <w:szCs w:val="24"/>
+                <w:lang w:val="en-US"/>
+              </w:rPr>
+              <w:t>O</w:t>
+            </w:r>
+            <w:r>
+              <w:rPr>
+                <w:rFonts w:ascii="Courier New" w:hAnsi="Courier New" w:cs="Courier New"/>
+                <w:sz w:val="24"/>
+                <w:szCs w:val="24"/>
+              </w:rPr>
+              <w:t xml:space="preserve"> | </w:t>
+            </w:r>
+            <w:r>
+              <w:rPr>
+                <w:rFonts w:ascii="Courier New" w:hAnsi="Courier New" w:cs="Courier New"/>
+                <w:sz w:val="24"/>
+                <w:szCs w:val="24"/>
+                <w:lang w:val="en-US"/>
+              </w:rPr>
+              <w:t>P</w:t>
+            </w:r>
+            <w:r>
+              <w:rPr>
+                <w:rFonts w:ascii="Courier New" w:hAnsi="Courier New" w:cs="Courier New"/>
+                <w:sz w:val="24"/>
+                <w:szCs w:val="24"/>
+              </w:rPr>
+              <w:t xml:space="preserve"> | </w:t>
+            </w:r>
+            <w:r>
+              <w:rPr>
+                <w:rFonts w:ascii="Courier New" w:hAnsi="Courier New" w:cs="Courier New"/>
+                <w:sz w:val="24"/>
+                <w:szCs w:val="24"/>
+                <w:lang w:val="en-US"/>
+              </w:rPr>
+              <w:t>Q</w:t>
+            </w:r>
+            <w:r>
+              <w:rPr>
+                <w:rFonts w:ascii="Courier New" w:hAnsi="Courier New" w:cs="Courier New"/>
+                <w:sz w:val="24"/>
+                <w:szCs w:val="24"/>
+              </w:rPr>
+              <w:t xml:space="preserve"> | </w:t>
+            </w:r>
+            <w:r>
+              <w:rPr>
+                <w:rFonts w:ascii="Courier New" w:hAnsi="Courier New" w:cs="Courier New"/>
+                <w:sz w:val="24"/>
+                <w:szCs w:val="24"/>
+                <w:lang w:val="en-US"/>
+              </w:rPr>
+              <w:t>R</w:t>
+            </w:r>
+            <w:r>
+              <w:rPr>
+                <w:rFonts w:ascii="Courier New" w:hAnsi="Courier New" w:cs="Courier New"/>
+                <w:sz w:val="24"/>
+                <w:szCs w:val="24"/>
+              </w:rPr>
+              <w:t xml:space="preserve"> | </w:t>
+            </w:r>
+            <w:r>
+              <w:rPr>
+                <w:rFonts w:ascii="Courier New" w:hAnsi="Courier New" w:cs="Courier New"/>
+                <w:sz w:val="24"/>
+                <w:szCs w:val="24"/>
+                <w:lang w:val="en-US"/>
+              </w:rPr>
+              <w:t>S</w:t>
+            </w:r>
+            <w:r>
+              <w:rPr>
+                <w:rFonts w:ascii="Courier New" w:hAnsi="Courier New" w:cs="Courier New"/>
+                <w:sz w:val="24"/>
+                <w:szCs w:val="24"/>
+              </w:rPr>
+              <w:t xml:space="preserve"> | </w:t>
+            </w:r>
+            <w:r>
+              <w:rPr>
+                <w:rFonts w:ascii="Courier New" w:hAnsi="Courier New" w:cs="Courier New"/>
+                <w:sz w:val="24"/>
+                <w:szCs w:val="24"/>
+                <w:lang w:val="en-US"/>
+              </w:rPr>
+              <w:t>T</w:t>
+            </w:r>
+            <w:r>
+              <w:rPr>
+                <w:rFonts w:ascii="Courier New" w:hAnsi="Courier New" w:cs="Courier New"/>
+                <w:sz w:val="24"/>
+                <w:szCs w:val="24"/>
+              </w:rPr>
+              <w:t xml:space="preserve"> | </w:t>
+            </w:r>
+            <w:r>
+              <w:rPr>
+                <w:rFonts w:ascii="Courier New" w:hAnsi="Courier New" w:cs="Courier New"/>
+                <w:sz w:val="24"/>
+                <w:szCs w:val="24"/>
+                <w:lang w:val="en-US"/>
+              </w:rPr>
+              <w:t>U</w:t>
+            </w:r>
+            <w:r>
+              <w:rPr>
+                <w:rFonts w:ascii="Courier New" w:hAnsi="Courier New" w:cs="Courier New"/>
+                <w:sz w:val="24"/>
+                <w:szCs w:val="24"/>
+              </w:rPr>
+              <w:t xml:space="preserve"> | </w:t>
+            </w:r>
+            <w:r>
+              <w:rPr>
+                <w:rFonts w:ascii="Courier New" w:hAnsi="Courier New" w:cs="Courier New"/>
+                <w:sz w:val="24"/>
+                <w:szCs w:val="24"/>
+                <w:lang w:val="en-US"/>
+              </w:rPr>
+              <w:t>V</w:t>
+            </w:r>
+            <w:r>
+              <w:rPr>
+                <w:rFonts w:ascii="Courier New" w:hAnsi="Courier New" w:cs="Courier New"/>
+                <w:sz w:val="24"/>
+                <w:szCs w:val="24"/>
+              </w:rPr>
+              <w:t xml:space="preserve">| </w:t>
+            </w:r>
+            <w:r>
+              <w:rPr>
+                <w:rFonts w:ascii="Courier New" w:hAnsi="Courier New" w:cs="Courier New"/>
+                <w:sz w:val="24"/>
+                <w:szCs w:val="24"/>
+                <w:lang w:val="en-US"/>
+              </w:rPr>
+              <w:t>W</w:t>
+            </w:r>
+            <w:r>
+              <w:rPr>
+                <w:rFonts w:ascii="Courier New" w:hAnsi="Courier New" w:cs="Courier New"/>
+                <w:sz w:val="24"/>
+                <w:szCs w:val="24"/>
+              </w:rPr>
+              <w:t xml:space="preserve"> | </w:t>
+            </w:r>
+            <w:r>
+              <w:rPr>
+                <w:rFonts w:ascii="Courier New" w:hAnsi="Courier New" w:cs="Courier New"/>
+                <w:sz w:val="24"/>
+                <w:szCs w:val="24"/>
+                <w:lang w:val="en-US"/>
+              </w:rPr>
+              <w:t>X</w:t>
+            </w:r>
+            <w:r>
+              <w:rPr>
+                <w:rFonts w:ascii="Courier New" w:hAnsi="Courier New" w:cs="Courier New"/>
+                <w:sz w:val="24"/>
+                <w:szCs w:val="24"/>
+              </w:rPr>
+              <w:t xml:space="preserve"> | </w:t>
+            </w:r>
+            <w:r>
+              <w:rPr>
+                <w:rFonts w:ascii="Courier New" w:hAnsi="Courier New" w:cs="Courier New"/>
+                <w:sz w:val="24"/>
+                <w:szCs w:val="24"/>
+                <w:lang w:val="en-US"/>
+              </w:rPr>
+              <w:t>Y</w:t>
+            </w:r>
+            <w:r>
+              <w:rPr>
+                <w:rFonts w:ascii="Courier New" w:hAnsi="Courier New" w:cs="Courier New"/>
+                <w:sz w:val="24"/>
+                <w:szCs w:val="24"/>
+              </w:rPr>
+              <w:t xml:space="preserve"> | </w:t>
+            </w:r>
+            <w:r>
+              <w:rPr>
+                <w:rFonts w:ascii="Courier New" w:hAnsi="Courier New" w:cs="Courier New"/>
+                <w:sz w:val="24"/>
+                <w:szCs w:val="24"/>
+                <w:lang w:val="en-US"/>
+              </w:rPr>
+              <w:t>Z</w:t>
+            </w:r>
+            <w:r>
+              <w:rPr>
+                <w:rFonts w:ascii="Courier New" w:hAnsi="Courier New" w:cs="Courier New"/>
+                <w:sz w:val="24"/>
+                <w:szCs w:val="24"/>
+              </w:rPr>
+              <w:t xml:space="preserve"> | </w:t>
+            </w:r>
+            <w:r>
+              <w:rPr>
+                <w:rFonts w:ascii="Courier New" w:hAnsi="Courier New" w:cs="Courier New"/>
+                <w:sz w:val="24"/>
+                <w:szCs w:val="24"/>
+                <w:lang w:val="en-US"/>
+              </w:rPr>
+              <w:t>a</w:t>
+            </w:r>
+            <w:r>
+              <w:rPr>
+                <w:rFonts w:ascii="Courier New" w:hAnsi="Courier New" w:cs="Courier New"/>
+                <w:sz w:val="24"/>
+                <w:szCs w:val="24"/>
+              </w:rPr>
+              <w:t xml:space="preserve"> | </w:t>
+            </w:r>
+            <w:r>
+              <w:rPr>
+                <w:rFonts w:ascii="Courier New" w:hAnsi="Courier New" w:cs="Courier New"/>
+                <w:sz w:val="24"/>
+                <w:szCs w:val="24"/>
+                <w:lang w:val="en-US"/>
+              </w:rPr>
+              <w:t>b</w:t>
+            </w:r>
+            <w:r>
+              <w:rPr>
+                <w:rFonts w:ascii="Courier New" w:hAnsi="Courier New" w:cs="Courier New"/>
+                <w:sz w:val="24"/>
+                <w:szCs w:val="24"/>
+              </w:rPr>
+              <w:t xml:space="preserve"> | </w:t>
+            </w:r>
+            <w:r>
+              <w:rPr>
+                <w:rFonts w:ascii="Courier New" w:hAnsi="Courier New" w:cs="Courier New"/>
+                <w:sz w:val="24"/>
+                <w:szCs w:val="24"/>
+                <w:lang w:val="en-US"/>
+              </w:rPr>
+              <w:t>c</w:t>
+            </w:r>
+            <w:r>
+              <w:rPr>
+                <w:rFonts w:ascii="Courier New" w:hAnsi="Courier New" w:cs="Courier New"/>
+                <w:sz w:val="24"/>
+                <w:szCs w:val="24"/>
+              </w:rPr>
+              <w:t xml:space="preserve"> | </w:t>
+            </w:r>
+            <w:r>
+              <w:rPr>
+                <w:rFonts w:ascii="Courier New" w:hAnsi="Courier New" w:cs="Courier New"/>
+                <w:sz w:val="24"/>
+                <w:szCs w:val="24"/>
+                <w:lang w:val="en-US"/>
+              </w:rPr>
+              <w:t>d</w:t>
+            </w:r>
+            <w:r>
+              <w:rPr>
+                <w:rFonts w:ascii="Courier New" w:hAnsi="Courier New" w:cs="Courier New"/>
+                <w:sz w:val="24"/>
+                <w:szCs w:val="24"/>
+              </w:rPr>
+              <w:t xml:space="preserve"> | </w:t>
+            </w:r>
+            <w:r>
+              <w:rPr>
+                <w:rFonts w:ascii="Courier New" w:hAnsi="Courier New" w:cs="Courier New"/>
+                <w:sz w:val="24"/>
+                <w:szCs w:val="24"/>
+                <w:lang w:val="en-US"/>
+              </w:rPr>
+              <w:t>e</w:t>
+            </w:r>
+            <w:r>
+              <w:rPr>
+                <w:rFonts w:ascii="Courier New" w:hAnsi="Courier New" w:cs="Courier New"/>
+                <w:sz w:val="24"/>
+                <w:szCs w:val="24"/>
+              </w:rPr>
+              <w:t xml:space="preserve"> | </w:t>
+            </w:r>
+            <w:r>
+              <w:rPr>
+                <w:rFonts w:ascii="Courier New" w:hAnsi="Courier New" w:cs="Courier New"/>
+                <w:sz w:val="24"/>
+                <w:szCs w:val="24"/>
+                <w:lang w:val="en-US"/>
+              </w:rPr>
+              <w:t>f</w:t>
+            </w:r>
+            <w:r>
+              <w:rPr>
+                <w:rFonts w:ascii="Courier New" w:hAnsi="Courier New" w:cs="Courier New"/>
+                <w:sz w:val="24"/>
+                <w:szCs w:val="24"/>
+              </w:rPr>
+              <w:t xml:space="preserve"> | </w:t>
+            </w:r>
+            <w:r>
+              <w:rPr>
+                <w:rFonts w:ascii="Courier New" w:hAnsi="Courier New" w:cs="Courier New"/>
+                <w:sz w:val="24"/>
+                <w:szCs w:val="24"/>
+                <w:lang w:val="en-US"/>
+              </w:rPr>
+              <w:t>g</w:t>
+            </w:r>
+            <w:r>
+              <w:rPr>
+                <w:rFonts w:ascii="Courier New" w:hAnsi="Courier New" w:cs="Courier New"/>
+                <w:sz w:val="24"/>
+                <w:szCs w:val="24"/>
+              </w:rPr>
+              <w:t xml:space="preserve"> | </w:t>
+            </w:r>
+            <w:r>
+              <w:rPr>
+                <w:rFonts w:ascii="Courier New" w:hAnsi="Courier New" w:cs="Courier New"/>
+                <w:sz w:val="24"/>
+                <w:szCs w:val="24"/>
+                <w:lang w:val="en-US"/>
+              </w:rPr>
+              <w:t>h</w:t>
+            </w:r>
+            <w:r>
+              <w:rPr>
+                <w:rFonts w:ascii="Courier New" w:hAnsi="Courier New" w:cs="Courier New"/>
+                <w:sz w:val="24"/>
+                <w:szCs w:val="24"/>
+              </w:rPr>
+              <w:t xml:space="preserve"> | </w:t>
+            </w:r>
+            <w:proofErr w:type="spellStart"/>
+            <w:r>
+              <w:rPr>
+                <w:rFonts w:ascii="Courier New" w:hAnsi="Courier New" w:cs="Courier New"/>
+                <w:sz w:val="24"/>
+                <w:szCs w:val="24"/>
+                <w:lang w:val="en-US"/>
+              </w:rPr>
+              <w:t>i</w:t>
+            </w:r>
+            <w:proofErr w:type="spellEnd"/>
+            <w:r>
+              <w:rPr>
+                <w:rFonts w:ascii="Courier New" w:hAnsi="Courier New" w:cs="Courier New"/>
+                <w:sz w:val="24"/>
+                <w:szCs w:val="24"/>
+              </w:rPr>
+              <w:t xml:space="preserve"> | </w:t>
+            </w:r>
+            <w:r>
+              <w:rPr>
+                <w:rFonts w:ascii="Courier New" w:hAnsi="Courier New" w:cs="Courier New"/>
+                <w:sz w:val="24"/>
+                <w:szCs w:val="24"/>
+                <w:lang w:val="en-US"/>
+              </w:rPr>
+              <w:t>j</w:t>
+            </w:r>
+            <w:r>
+              <w:rPr>
+                <w:rFonts w:ascii="Courier New" w:hAnsi="Courier New" w:cs="Courier New"/>
+                <w:sz w:val="24"/>
+                <w:szCs w:val="24"/>
+              </w:rPr>
+              <w:t xml:space="preserve"> | </w:t>
+            </w:r>
+            <w:r>
+              <w:rPr>
+                <w:rFonts w:ascii="Courier New" w:hAnsi="Courier New" w:cs="Courier New"/>
+                <w:sz w:val="24"/>
+                <w:szCs w:val="24"/>
+                <w:lang w:val="en-US"/>
+              </w:rPr>
+              <w:t>k</w:t>
+            </w:r>
+            <w:r>
+              <w:rPr>
+                <w:rFonts w:ascii="Courier New" w:hAnsi="Courier New" w:cs="Courier New"/>
+                <w:sz w:val="24"/>
+                <w:szCs w:val="24"/>
+              </w:rPr>
+              <w:t xml:space="preserve"> | </w:t>
+            </w:r>
+            <w:r>
+              <w:rPr>
+                <w:rFonts w:ascii="Courier New" w:hAnsi="Courier New" w:cs="Courier New"/>
+                <w:sz w:val="24"/>
+                <w:szCs w:val="24"/>
+                <w:lang w:val="en-US"/>
+              </w:rPr>
+              <w:t>l</w:t>
+            </w:r>
+            <w:r>
+              <w:rPr>
+                <w:rFonts w:ascii="Courier New" w:hAnsi="Courier New" w:cs="Courier New"/>
+                <w:sz w:val="24"/>
+                <w:szCs w:val="24"/>
+              </w:rPr>
+              <w:t xml:space="preserve"> | </w:t>
+            </w:r>
+            <w:r>
+              <w:rPr>
+                <w:rFonts w:ascii="Courier New" w:hAnsi="Courier New" w:cs="Courier New"/>
+                <w:sz w:val="24"/>
+                <w:szCs w:val="24"/>
+                <w:lang w:val="en-US"/>
+              </w:rPr>
+              <w:t>m</w:t>
+            </w:r>
+            <w:r>
+              <w:rPr>
+                <w:rFonts w:ascii="Courier New" w:hAnsi="Courier New" w:cs="Courier New"/>
+                <w:sz w:val="24"/>
+                <w:szCs w:val="24"/>
+              </w:rPr>
+              <w:t xml:space="preserve"> | </w:t>
+            </w:r>
+            <w:r>
+              <w:rPr>
+                <w:rFonts w:ascii="Courier New" w:hAnsi="Courier New" w:cs="Courier New"/>
+                <w:sz w:val="24"/>
+                <w:szCs w:val="24"/>
+                <w:lang w:val="en-US"/>
+              </w:rPr>
+              <w:t>n</w:t>
+            </w:r>
+            <w:r>
+              <w:rPr>
+                <w:rFonts w:ascii="Courier New" w:hAnsi="Courier New" w:cs="Courier New"/>
+                <w:sz w:val="24"/>
+                <w:szCs w:val="24"/>
+              </w:rPr>
+              <w:t xml:space="preserve"> | </w:t>
+            </w:r>
+            <w:r>
+              <w:rPr>
+                <w:rFonts w:ascii="Courier New" w:hAnsi="Courier New" w:cs="Courier New"/>
+                <w:sz w:val="24"/>
+                <w:szCs w:val="24"/>
+                <w:lang w:val="en-US"/>
+              </w:rPr>
+              <w:t>o</w:t>
+            </w:r>
+            <w:r>
+              <w:rPr>
+                <w:rFonts w:ascii="Courier New" w:hAnsi="Courier New" w:cs="Courier New"/>
+                <w:sz w:val="24"/>
+                <w:szCs w:val="24"/>
+              </w:rPr>
+              <w:t xml:space="preserve"> | </w:t>
+            </w:r>
+            <w:r>
+              <w:rPr>
+                <w:rFonts w:ascii="Courier New" w:hAnsi="Courier New" w:cs="Courier New"/>
+                <w:sz w:val="24"/>
+                <w:szCs w:val="24"/>
+                <w:lang w:val="en-US"/>
+              </w:rPr>
+              <w:t>p</w:t>
+            </w:r>
+            <w:r>
+              <w:rPr>
+                <w:rFonts w:ascii="Courier New" w:hAnsi="Courier New" w:cs="Courier New"/>
+                <w:sz w:val="24"/>
+                <w:szCs w:val="24"/>
+              </w:rPr>
+              <w:t xml:space="preserve"> | </w:t>
+            </w:r>
+            <w:r>
+              <w:rPr>
+                <w:rFonts w:ascii="Courier New" w:hAnsi="Courier New" w:cs="Courier New"/>
+                <w:sz w:val="24"/>
+                <w:szCs w:val="24"/>
+                <w:lang w:val="en-US"/>
+              </w:rPr>
+              <w:t>q</w:t>
+            </w:r>
+            <w:r>
+              <w:rPr>
+                <w:rFonts w:ascii="Courier New" w:hAnsi="Courier New" w:cs="Courier New"/>
+                <w:sz w:val="24"/>
+                <w:szCs w:val="24"/>
+              </w:rPr>
+              <w:t xml:space="preserve"> | </w:t>
+            </w:r>
+            <w:r>
+              <w:rPr>
+                <w:rFonts w:ascii="Courier New" w:hAnsi="Courier New" w:cs="Courier New"/>
+                <w:sz w:val="24"/>
+                <w:szCs w:val="24"/>
+                <w:lang w:val="en-US"/>
+              </w:rPr>
+              <w:t>r</w:t>
+            </w:r>
+            <w:r>
+              <w:rPr>
+                <w:rFonts w:ascii="Courier New" w:hAnsi="Courier New" w:cs="Courier New"/>
+                <w:sz w:val="24"/>
+                <w:szCs w:val="24"/>
+              </w:rPr>
+              <w:t xml:space="preserve"> | </w:t>
+            </w:r>
+            <w:r>
+              <w:rPr>
+                <w:rFonts w:ascii="Courier New" w:hAnsi="Courier New" w:cs="Courier New"/>
+                <w:sz w:val="24"/>
+                <w:szCs w:val="24"/>
+                <w:lang w:val="en-US"/>
+              </w:rPr>
+              <w:t>s</w:t>
+            </w:r>
+            <w:r>
+              <w:rPr>
+                <w:rFonts w:ascii="Courier New" w:hAnsi="Courier New" w:cs="Courier New"/>
+                <w:sz w:val="24"/>
+                <w:szCs w:val="24"/>
+              </w:rPr>
+              <w:t xml:space="preserve"> | </w:t>
+            </w:r>
+            <w:r>
+              <w:rPr>
+                <w:rFonts w:ascii="Courier New" w:hAnsi="Courier New" w:cs="Courier New"/>
+                <w:sz w:val="24"/>
+                <w:szCs w:val="24"/>
+                <w:lang w:val="en-US"/>
+              </w:rPr>
+              <w:t>t</w:t>
+            </w:r>
+            <w:r>
+              <w:rPr>
+                <w:rFonts w:ascii="Courier New" w:hAnsi="Courier New" w:cs="Courier New"/>
+                <w:sz w:val="24"/>
+                <w:szCs w:val="24"/>
+              </w:rPr>
+              <w:t xml:space="preserve"> | </w:t>
+            </w:r>
+            <w:r>
+              <w:rPr>
+                <w:rFonts w:ascii="Courier New" w:hAnsi="Courier New" w:cs="Courier New"/>
+                <w:sz w:val="24"/>
+                <w:szCs w:val="24"/>
+                <w:lang w:val="en-US"/>
+              </w:rPr>
+              <w:t>u</w:t>
+            </w:r>
+            <w:r>
+              <w:rPr>
+                <w:rFonts w:ascii="Courier New" w:hAnsi="Courier New" w:cs="Courier New"/>
+                <w:sz w:val="24"/>
+                <w:szCs w:val="24"/>
+              </w:rPr>
+              <w:t xml:space="preserve"> | </w:t>
+            </w:r>
+            <w:r>
+              <w:rPr>
+                <w:rFonts w:ascii="Courier New" w:hAnsi="Courier New" w:cs="Courier New"/>
+                <w:sz w:val="24"/>
+                <w:szCs w:val="24"/>
+                <w:lang w:val="en-US"/>
+              </w:rPr>
+              <w:t>v</w:t>
+            </w:r>
+            <w:r>
+              <w:rPr>
+                <w:rFonts w:ascii="Courier New" w:hAnsi="Courier New" w:cs="Courier New"/>
+                <w:sz w:val="24"/>
+                <w:szCs w:val="24"/>
+              </w:rPr>
+              <w:t xml:space="preserve"> | </w:t>
+            </w:r>
+            <w:r>
+              <w:rPr>
+                <w:rFonts w:ascii="Courier New" w:hAnsi="Courier New" w:cs="Courier New"/>
+                <w:sz w:val="24"/>
+                <w:szCs w:val="24"/>
+                <w:lang w:val="en-US"/>
+              </w:rPr>
+              <w:t>w</w:t>
+            </w:r>
+            <w:r>
+              <w:rPr>
+                <w:rFonts w:ascii="Courier New" w:hAnsi="Courier New" w:cs="Courier New"/>
+                <w:sz w:val="24"/>
+                <w:szCs w:val="24"/>
+              </w:rPr>
+              <w:t xml:space="preserve"> | </w:t>
+            </w:r>
+            <w:r>
+              <w:rPr>
+                <w:rFonts w:ascii="Courier New" w:hAnsi="Courier New" w:cs="Courier New"/>
+                <w:sz w:val="24"/>
+                <w:szCs w:val="24"/>
+                <w:lang w:val="en-US"/>
+              </w:rPr>
+              <w:t>x</w:t>
+            </w:r>
+            <w:r>
+              <w:rPr>
+                <w:rFonts w:ascii="Courier New" w:hAnsi="Courier New" w:cs="Courier New"/>
+                <w:sz w:val="24"/>
+                <w:szCs w:val="24"/>
+              </w:rPr>
+              <w:t xml:space="preserve"> |</w:t>
+            </w:r>
+            <w:r>
+              <w:rPr>
+                <w:rFonts w:ascii="Courier New" w:hAnsi="Courier New" w:cs="Courier New"/>
+                <w:sz w:val="24"/>
+                <w:szCs w:val="24"/>
+                <w:lang w:val="en-US"/>
+              </w:rPr>
+              <w:t>y</w:t>
+            </w:r>
+            <w:r>
+              <w:rPr>
+                <w:rFonts w:ascii="Courier New" w:hAnsi="Courier New" w:cs="Courier New"/>
+                <w:sz w:val="24"/>
+                <w:szCs w:val="24"/>
+              </w:rPr>
+              <w:t xml:space="preserve"> | </w:t>
+            </w:r>
+            <w:r>
+              <w:rPr>
+                <w:rFonts w:ascii="Courier New" w:hAnsi="Courier New" w:cs="Courier New"/>
+                <w:sz w:val="24"/>
+                <w:szCs w:val="24"/>
+                <w:lang w:val="en-US"/>
+              </w:rPr>
+              <w:t>z</w:t>
+            </w:r>
+          </w:p>
+          <w:p>
+            <w:pPr>
+              <w:spacing w:after="0" w:line="360" w:lineRule="auto"/>
+              <w:ind w:firstLine="709"/>
+              <w:rPr>
+                <w:rFonts w:ascii="Courier New" w:hAnsi="Courier New" w:cs="Courier New"/>
+                <w:sz w:val="24"/>
+                <w:szCs w:val="24"/>
+              </w:rPr>
+            </w:pPr>
+            <w:r>
+              <w:rPr>
+                <w:rFonts w:ascii="Courier New" w:hAnsi="Courier New" w:cs="Courier New"/>
+                <w:sz w:val="24"/>
+                <w:szCs w:val="24"/>
+              </w:rPr>
+              <w:t>&lt;цифра</w:t>
+            </w:r>
+            <w:proofErr w:type="gramStart"/>
+            <w:r>
+              <w:rPr>
+                <w:rFonts w:ascii="Courier New" w:hAnsi="Courier New" w:cs="Courier New"/>
+                <w:sz w:val="24"/>
+                <w:szCs w:val="24"/>
+              </w:rPr>
+              <w:t>&gt;::</w:t>
+            </w:r>
+            <w:proofErr w:type="gramEnd"/>
+            <w:r>
+              <w:rPr>
+                <w:rFonts w:ascii="Courier New" w:hAnsi="Courier New" w:cs="Courier New"/>
+                <w:sz w:val="24"/>
+                <w:szCs w:val="24"/>
+              </w:rPr>
+              <w:t>= 0 | 1 | 2 | 3 | 4 | 5 | 6 | 7 | 8 | 9</w:t>
+            </w:r>
+          </w:p>
+          <w:p>
+            <w:pPr>
+              <w:widowControl w:val="0"/>
+              <w:spacing w:after="0" w:line="240" w:lineRule="auto"/>
+              <w:ind w:right="365"/>
+              <w:rPr>
+                <w:rFonts w:ascii="Courier New" w:eastAsia="Courier New" w:hAnsi="Courier New" w:cs="Courier New"/>
+                <w:sz w:val="24"/>
+                <w:szCs w:val="24"/>
+                <w:lang w:val="en-US"/>
+              </w:rPr>
+            </w:pPr>
+          </w:p>
+        </w:tc>
+      </w:tr>
+    </w:tbl>
     <w:p>
       <w:pPr>
         <w:pStyle w:val="2"/>
@@ -4274,8 +4820,6 @@
           <w:szCs w:val="32"/>
         </w:rPr>
       </w:pPr>
-      <w:bookmarkStart w:id="9" w:name="_Toc185494974"/>
-      <w:bookmarkStart w:id="10" w:name="_Toc185494995"/>
       <w:r>
         <w:rPr>
           <w:sz w:val="32"/>
@@ -4291,43 +4835,7 @@
         <w:spacing w:line="360" w:lineRule="auto"/>
       </w:pPr>
       <w:r>
-        <w:t>1. Синтаксический анализатор получает список лексем. Основная роль</w:t>
-      </w:r>
-      <w:r>
-        <w:t xml:space="preserve"> </w:t>
-      </w:r>
-      <w:r>
-        <w:t>синтаксического анализатора заключается в управлении процессом разбора, который</w:t>
-      </w:r>
-      <w:r>
-        <w:t xml:space="preserve"> </w:t>
-      </w:r>
-      <w:r>
-        <w:t>организуется в виде набора взаимосвязанных методов, каждый из которых</w:t>
-      </w:r>
-      <w:r>
-        <w:t xml:space="preserve"> </w:t>
-      </w:r>
-      <w:r>
-        <w:t>соответствует определенному правилу грамматики.</w:t>
-      </w:r>
-      <w:r>
-        <w:t xml:space="preserve"> </w:t>
-      </w:r>
-      <w:r>
-        <w:t>Представленный код реализует синтаксический анализатор с использованием</w:t>
-      </w:r>
-      <w:r>
-        <w:t xml:space="preserve"> </w:t>
-      </w:r>
-      <w:r>
-        <w:t>метода рекурсивного спуска. Этот подход базируется на ассоциации рекурсивных</w:t>
-      </w:r>
-      <w:r>
-        <w:t xml:space="preserve"> </w:t>
-      </w:r>
-      <w:r>
-        <w:t xml:space="preserve">функций с </w:t>
+        <w:t xml:space="preserve">1. Синтаксический анализатор получает список лексем. Основная роль синтаксического анализатора заключается в управлении процессом разбора, который организуется в виде набора взаимосвязанных методов, каждый из которых соответствует определенному правилу грамматики. Представленный код реализует синтаксический анализатор с использованием метода рекурсивного спуска. Этот подход базируется на ассоциации рекурсивных функций с </w:t>
       </w:r>
       <w:proofErr w:type="spellStart"/>
       <w:r>
@@ -4335,13 +4843,7 @@
       </w:r>
       <w:proofErr w:type="spellEnd"/>
       <w:r>
-        <w:t xml:space="preserve"> грамматики. Например, для разбора программы</w:t>
-      </w:r>
-      <w:r>
-        <w:t xml:space="preserve"> </w:t>
-      </w:r>
-      <w:r>
-        <w:t xml:space="preserve">используется метод </w:t>
+        <w:t xml:space="preserve"> грамматики. Например, для разбора программы используется метод </w:t>
       </w:r>
       <w:proofErr w:type="spellStart"/>
       <w:r>
@@ -4349,19 +4851,7 @@
       </w:r>
       <w:proofErr w:type="spellEnd"/>
       <w:r>
-        <w:t>, который обрабатывает ключевые компоненты</w:t>
-      </w:r>
-      <w:r>
-        <w:t xml:space="preserve"> </w:t>
-      </w:r>
-      <w:r>
-        <w:t>грамматики, такие как определения переменных, блоки операторов и завершение</w:t>
-      </w:r>
-      <w:r>
-        <w:t xml:space="preserve"> </w:t>
-      </w:r>
-      <w:r>
-        <w:t>программы.</w:t>
+        <w:t>, который обрабатывает ключевые компоненты грамматики, такие как определения переменных, блоки операторов и завершение программы.</w:t>
       </w:r>
     </w:p>
     <w:p>
@@ -4377,7 +4867,6 @@
         <w:spacing w:line="360" w:lineRule="auto"/>
       </w:pPr>
       <w:r>
-        <w:lastRenderedPageBreak/>
         <w:t>2. Семантический анализатор</w:t>
       </w:r>
     </w:p>
@@ -4386,19 +4875,7 @@
         <w:spacing w:line="360" w:lineRule="auto"/>
       </w:pPr>
       <w:r>
-        <w:t>Некоторые особенности модельного языка не могут быть выражены с</w:t>
-      </w:r>
-      <w:r>
-        <w:t xml:space="preserve"> </w:t>
-      </w:r>
-      <w:r>
-        <w:t>помощью контекстно-свободной грамматики. К таким особенностям относятся</w:t>
-      </w:r>
-      <w:r>
-        <w:t xml:space="preserve"> </w:t>
-      </w:r>
-      <w:r>
-        <w:t>следующие правила:</w:t>
+        <w:t>Некоторые особенности модельного языка не могут быть выражены с помощью контекстно-свободной грамматики. К таким особенностям относятся следующие правила:</w:t>
       </w:r>
     </w:p>
     <w:p>
@@ -4406,13 +4883,8 @@
         <w:spacing w:line="360" w:lineRule="auto"/>
       </w:pPr>
       <w:r>
-        <w:t>1. Каждый идентификатор, используемый в программе, должен быть</w:t>
-      </w:r>
-      <w:r>
-        <w:t xml:space="preserve"> </w:t>
-      </w:r>
-      <w:r>
-        <w:t>предварительно описан.</w:t>
+        <w:lastRenderedPageBreak/>
+        <w:t>1. Каждый идентификатор, используемый в программе, должен быть предварительно описан.</w:t>
       </w:r>
     </w:p>
     <w:p>
@@ -4428,13 +4900,7 @@
         <w:spacing w:line="360" w:lineRule="auto"/>
       </w:pPr>
       <w:r>
-        <w:t>3. В операторе присваивания типы переменных должны быть</w:t>
-      </w:r>
-      <w:r>
-        <w:t xml:space="preserve"> </w:t>
-      </w:r>
-      <w:r>
-        <w:t>одинаковыми.</w:t>
+        <w:t>3. В операторе присваивания типы переменных должны быть одинаковыми.</w:t>
       </w:r>
     </w:p>
     <w:p>
@@ -4442,13 +4908,7 @@
         <w:spacing w:line="360" w:lineRule="auto"/>
       </w:pPr>
       <w:r>
-        <w:t>4. Условные операторы и операторы циклов могут использовать только</w:t>
-      </w:r>
-      <w:r>
-        <w:t xml:space="preserve"> </w:t>
-      </w:r>
-      <w:r>
-        <w:t>логические выражения в качестве условий.</w:t>
+        <w:t>4. Условные операторы и операторы циклов могут использовать только логические выражения в качестве условий.</w:t>
       </w:r>
     </w:p>
     <w:p>
@@ -4480,13 +4940,7 @@
         <w:spacing w:line="360" w:lineRule="auto"/>
       </w:pPr>
       <w:r>
-        <w:t>8. При присваивании проверяется, что переменная объявлена и что тип</w:t>
-      </w:r>
-      <w:r>
-        <w:t xml:space="preserve"> </w:t>
-      </w:r>
-      <w:r>
-        <w:t>переменной совпадает с присваиваемый значением.</w:t>
+        <w:t>8. При присваивании проверяется, что переменная объявлена и что тип переменной совпадает с присваиваемый значением.</w:t>
       </w:r>
     </w:p>
     <w:p>
@@ -4502,13 +4956,7 @@
         <w:spacing w:line="360" w:lineRule="auto"/>
       </w:pPr>
       <w:r>
-        <w:t>10. Обработка различных типов чисел, а также проверка совместимости</w:t>
-      </w:r>
-      <w:r>
-        <w:t xml:space="preserve"> </w:t>
-      </w:r>
-      <w:r>
-        <w:t>типов. Логические выражения проверяются на соответствие типу $.</w:t>
+        <w:t>10. Обработка различных типов чисел, а также проверка совместимости типов. Логические выражения проверяются на соответствие типу $.</w:t>
       </w:r>
     </w:p>
     <w:p>
@@ -4516,16 +4964,7 @@
         <w:spacing w:line="360" w:lineRule="auto"/>
       </w:pPr>
       <w:r>
-        <w:t>Описания функций семантических проверок приведены в листинге в</w:t>
-      </w:r>
-      <w:r>
-        <w:t xml:space="preserve"> </w:t>
-      </w:r>
-      <w:r>
-        <w:t>Приложении</w:t>
-      </w:r>
-      <w:r>
-        <w:t xml:space="preserve"> Б.</w:t>
+        <w:t>Описания функций семантических проверок приведены в листинге в Приложении Б.</w:t>
       </w:r>
     </w:p>
     <w:p>
@@ -4554,47 +4993,13 @@
         <w:spacing w:line="240" w:lineRule="auto"/>
       </w:pPr>
       <w:r>
-        <w:t>Разработано консольное приложение, предназначенное для анализа исходного</w:t>
+        <w:t xml:space="preserve">Разработано консольное приложение, предназначенное для анализа исходного текста программы, написанной на модельном языке. Программа делает синтаксический и семантический анализ введенного кода. В результате выполнения приложение либо подтверждает правильность программы, либо выводит сообщение об ошибке. Рассмотрим несколько примеров работы приложения. Рассмотрим несколько примеров работы приложения. Исходный код программы приведен в Листинге </w:t>
       </w:r>
       <w:r>
-        <w:t xml:space="preserve"> </w:t>
+        <w:t>2.3.1</w:t>
       </w:r>
       <w:r>
-        <w:t>текста программы, написанной на модельном языке. Программа делает</w:t>
-      </w:r>
-      <w:r>
-        <w:t xml:space="preserve"> </w:t>
-      </w:r>
-      <w:r>
-        <w:t>синтаксический и семантический анализ введенного кода. В результате выполнения</w:t>
-      </w:r>
-      <w:r>
-        <w:t xml:space="preserve"> </w:t>
-      </w:r>
-      <w:r>
-        <w:t>приложение либо подтверждает правильность программы, либо выводит сообщение</w:t>
-      </w:r>
-      <w:r>
-        <w:t xml:space="preserve"> </w:t>
-      </w:r>
-      <w:r>
-        <w:t xml:space="preserve">об ошибке. Рассмотрим несколько примеров работы </w:t>
-      </w:r>
-      <w:r>
-        <w:lastRenderedPageBreak/>
-        <w:t>приложения. Рассмотрим</w:t>
-      </w:r>
-      <w:r>
-        <w:t xml:space="preserve"> </w:t>
-      </w:r>
-      <w:r>
-        <w:t>несколько примеров работы приложения. Исходный код программы приведен в</w:t>
-      </w:r>
-      <w:r>
-        <w:t xml:space="preserve"> </w:t>
-      </w:r>
-      <w:r>
-        <w:t>Листинге 1.</w:t>
+        <w:t>.</w:t>
       </w:r>
     </w:p>
     <w:p>
@@ -4623,7 +5028,24 @@
           <w:szCs w:val="24"/>
           <w:lang w:val="en-US"/>
         </w:rPr>
-        <w:t xml:space="preserve"> 1 – main.py</w:t>
+        <w:t xml:space="preserve"> </w:t>
+      </w:r>
+      <w:r>
+        <w:rPr>
+          <w:i/>
+          <w:sz w:val="24"/>
+          <w:szCs w:val="24"/>
+        </w:rPr>
+        <w:t>2.3.1</w:t>
+      </w:r>
+      <w:r>
+        <w:rPr>
+          <w:i/>
+          <w:sz w:val="24"/>
+          <w:szCs w:val="24"/>
+          <w:lang w:val="en-US"/>
+        </w:rPr>
+        <w:t xml:space="preserve"> – main.py</w:t>
       </w:r>
     </w:p>
     <w:tbl>
@@ -4677,6 +5099,7 @@
                 <w:szCs w:val="24"/>
                 <w:lang w:val="en-US"/>
               </w:rPr>
+              <w:lastRenderedPageBreak/>
               <w:t>program</w:t>
             </w:r>
             <w:r>
@@ -4794,6 +5217,7 @@
                 <w:rFonts w:ascii="Courier New" w:eastAsia="Courier New" w:hAnsi="Courier New" w:cs="Courier New"/>
                 <w:sz w:val="24"/>
                 <w:szCs w:val="24"/>
+                <w:lang w:val="en-US"/>
               </w:rPr>
             </w:pPr>
             <w:r>
@@ -4810,6 +5234,7 @@
                 <w:rFonts w:ascii="Courier New" w:eastAsia="Courier New" w:hAnsi="Courier New" w:cs="Courier New"/>
                 <w:sz w:val="24"/>
                 <w:szCs w:val="24"/>
+                <w:lang w:val="en-US"/>
               </w:rPr>
               <w:t xml:space="preserve">       </w:t>
             </w:r>
@@ -5022,6 +5447,7 @@
       <w:bookmarkStart w:id="14" w:name="_Toc185494997"/>
       <w:r>
         <w:rPr>
+          <w:noProof/>
           <w:lang w:val="en-US"/>
         </w:rPr>
         <w:lastRenderedPageBreak/>
@@ -5077,7 +5503,10 @@
       </w:r>
       <w:bookmarkEnd w:id="15"/>
       <w:r>
-        <w:t xml:space="preserve">1.1 - </w:t>
+        <w:t>2.3.1</w:t>
+      </w:r>
+      <w:r>
+        <w:t xml:space="preserve"> - </w:t>
       </w:r>
       <w:r>
         <w:t>Тестирование синтаксического и семантического анализа</w:t>
@@ -5096,6 +5525,9 @@
       <w:bookmarkStart w:id="18" w:name="_Toc185494978"/>
       <w:bookmarkStart w:id="19" w:name="_Toc185494999"/>
       <w:r>
+        <w:rPr>
+          <w:noProof/>
+        </w:rPr>
         <w:lastRenderedPageBreak/>
         <w:drawing>
           <wp:inline distT="0" distB="0" distL="0" distR="0" wp14:anchorId="1AADA9E6" wp14:editId="4F7CAB5A">
@@ -5147,10 +5579,7 @@
         <w:t xml:space="preserve">Рисунок </w:t>
       </w:r>
       <w:r>
-        <w:t>1.</w:t>
-      </w:r>
-      <w:r>
-        <w:t>2</w:t>
+        <w:t>2.3.2</w:t>
       </w:r>
       <w:r>
         <w:t xml:space="preserve"> - </w:t>
@@ -5167,13 +5596,7 @@
         <w:jc w:val="left"/>
       </w:pPr>
       <w:r>
-        <w:t>Исходный код программы, содержащий синтаксическую ошибку, приведен в</w:t>
-      </w:r>
-      <w:r>
-        <w:t xml:space="preserve"> </w:t>
-      </w:r>
-      <w:r>
-        <w:t>листинге 2.</w:t>
+        <w:t>Исходный код программы, содержащий синтаксическую ошибку, приведен в листинге 2.</w:t>
       </w:r>
     </w:p>
     <w:p>
@@ -5210,7 +5633,7 @@
           <w:sz w:val="24"/>
           <w:szCs w:val="24"/>
         </w:rPr>
-        <w:t>2</w:t>
+        <w:t>2.3.2</w:t>
       </w:r>
       <w:r>
         <w:rPr>
@@ -5390,6 +5813,7 @@
                 <w:rFonts w:ascii="Courier New" w:eastAsia="Courier New" w:hAnsi="Courier New" w:cs="Courier New"/>
                 <w:sz w:val="24"/>
                 <w:szCs w:val="24"/>
+                <w:lang w:val="en-US"/>
               </w:rPr>
             </w:pPr>
             <w:r>
@@ -5406,6 +5830,7 @@
                 <w:rFonts w:ascii="Courier New" w:eastAsia="Courier New" w:hAnsi="Courier New" w:cs="Courier New"/>
                 <w:sz w:val="24"/>
                 <w:szCs w:val="24"/>
+                <w:lang w:val="en-US"/>
               </w:rPr>
               <w:t xml:space="preserve">       </w:t>
             </w:r>
@@ -5426,7 +5851,6 @@
                 <w:rFonts w:ascii="Courier New" w:eastAsia="Courier New" w:hAnsi="Courier New" w:cs="Courier New"/>
                 <w:sz w:val="24"/>
                 <w:szCs w:val="24"/>
-                <w:lang w:val="en-US"/>
               </w:rPr>
               <w:t>1</w:t>
             </w:r>
@@ -5606,6 +6030,9 @@
         <w:jc w:val="center"/>
       </w:pPr>
       <w:r>
+        <w:rPr>
+          <w:noProof/>
+        </w:rPr>
         <w:drawing>
           <wp:inline distT="0" distB="0" distL="0" distR="0" wp14:anchorId="00C6889A" wp14:editId="0AEC67C8">
             <wp:extent cx="5473700" cy="3669030"/>
@@ -5654,10 +6081,10 @@
         <w:t xml:space="preserve">Рисунок </w:t>
       </w:r>
       <w:r>
-        <w:t>2</w:t>
+        <w:t>2.3.3</w:t>
       </w:r>
       <w:r>
-        <w:t xml:space="preserve"> - </w:t>
+        <w:t xml:space="preserve">- </w:t>
       </w:r>
       <w:r>
         <w:t>Тестирование ошибки синтаксического анализа</w:t>
@@ -5674,8 +6101,6 @@
       <w:r>
         <w:lastRenderedPageBreak/>
         <w:tab/>
-      </w:r>
-      <w:r>
         <w:t>Исходный код программы, содержащий семантическую ошибку, приведен в</w:t>
       </w:r>
       <w:r>
@@ -5712,6 +6137,14 @@
           <w:lang w:val="en-US"/>
         </w:rPr>
         <w:t xml:space="preserve"> </w:t>
+      </w:r>
+      <w:r>
+        <w:rPr>
+          <w:i/>
+          <w:sz w:val="24"/>
+          <w:szCs w:val="24"/>
+        </w:rPr>
+        <w:t>2.3.</w:t>
       </w:r>
       <w:r>
         <w:rPr>
@@ -5900,6 +6333,7 @@
                 <w:rFonts w:ascii="Courier New" w:eastAsia="Courier New" w:hAnsi="Courier New" w:cs="Courier New"/>
                 <w:sz w:val="24"/>
                 <w:szCs w:val="24"/>
+                <w:lang w:val="en-US"/>
               </w:rPr>
             </w:pPr>
             <w:r>
@@ -5916,6 +6350,7 @@
                 <w:rFonts w:ascii="Courier New" w:eastAsia="Courier New" w:hAnsi="Courier New" w:cs="Courier New"/>
                 <w:sz w:val="24"/>
                 <w:szCs w:val="24"/>
+                <w:lang w:val="en-US"/>
               </w:rPr>
               <w:t xml:space="preserve">       </w:t>
             </w:r>
@@ -6112,6 +6547,7 @@
       <w:bookmarkStart w:id="25" w:name="_Toc185495002"/>
       <w:r>
         <w:rPr>
+          <w:noProof/>
           <w:sz w:val="36"/>
           <w:szCs w:val="36"/>
         </w:rPr>
@@ -6165,7 +6601,7 @@
         <w:t xml:space="preserve">Рисунок </w:t>
       </w:r>
       <w:r>
-        <w:t>3</w:t>
+        <w:t>2.3.4</w:t>
       </w:r>
       <w:r>
         <w:t xml:space="preserve"> - </w:t>
@@ -6227,7 +6663,7 @@
       <w:pPr>
         <w:pStyle w:val="1"/>
         <w:ind w:firstLine="720"/>
-        <w:jc w:val="left"/>
+        <w:jc w:val="both"/>
         <w:rPr>
           <w:b w:val="0"/>
         </w:rPr>
@@ -6261,7 +6697,7 @@
       <w:pPr>
         <w:pStyle w:val="1"/>
         <w:ind w:firstLine="720"/>
-        <w:jc w:val="left"/>
+        <w:jc w:val="both"/>
         <w:rPr>
           <w:b w:val="0"/>
         </w:rPr>
@@ -6348,6 +6784,8 @@
         </w:rPr>
         <w:t>обрабатывать встречающиеся итеративные синтаксически конструкции.</w:t>
       </w:r>
+      <w:bookmarkStart w:id="35" w:name="_Toc185494986"/>
+      <w:bookmarkStart w:id="36" w:name="_Toc185495007"/>
       <w:bookmarkEnd w:id="33"/>
       <w:bookmarkEnd w:id="34"/>
     </w:p>
@@ -6355,13 +6793,11 @@
       <w:pPr>
         <w:pStyle w:val="1"/>
         <w:ind w:firstLine="720"/>
-        <w:jc w:val="left"/>
+        <w:jc w:val="both"/>
         <w:rPr>
           <w:b w:val="0"/>
         </w:rPr>
       </w:pPr>
-      <w:bookmarkStart w:id="35" w:name="_Toc185494986"/>
-      <w:bookmarkStart w:id="36" w:name="_Toc185495007"/>
       <w:r>
         <w:rPr>
           <w:b w:val="0"/>
@@ -6399,7 +6835,7 @@
       <w:pPr>
         <w:pStyle w:val="1"/>
         <w:ind w:firstLine="720"/>
-        <w:jc w:val="left"/>
+        <w:jc w:val="both"/>
         <w:rPr>
           <w:b w:val="0"/>
         </w:rPr>
@@ -6449,7 +6885,7 @@
       <w:pPr>
         <w:pStyle w:val="1"/>
         <w:ind w:firstLine="720"/>
-        <w:jc w:val="left"/>
+        <w:jc w:val="both"/>
         <w:rPr>
           <w:b w:val="0"/>
         </w:rPr>
@@ -8100,7 +8536,7 @@
           <w:szCs w:val="24"/>
         </w:rPr>
         <w:lastRenderedPageBreak/>
-        <w:t xml:space="preserve">Продолжение листинга </w:t>
+        <w:t>Л</w:t>
       </w:r>
       <w:r>
         <w:rPr>
@@ -8108,7 +8544,7 @@
           <w:sz w:val="24"/>
           <w:szCs w:val="24"/>
         </w:rPr>
-        <w:t>А</w:t>
+        <w:t>истинг А.1</w:t>
       </w:r>
       <w:r>
         <w:rPr>
@@ -8116,7 +8552,7 @@
           <w:sz w:val="24"/>
           <w:szCs w:val="24"/>
         </w:rPr>
-        <w:t>.1</w:t>
+        <w:t xml:space="preserve"> - продолжение</w:t>
       </w:r>
     </w:p>
     <w:tbl>
@@ -9743,31 +10179,7 @@
           <w:szCs w:val="24"/>
         </w:rPr>
         <w:lastRenderedPageBreak/>
-        <w:t>Продолжение листинга</w:t>
-      </w:r>
-      <w:r>
-        <w:rPr>
-          <w:i/>
-          <w:sz w:val="24"/>
-          <w:szCs w:val="24"/>
-        </w:rPr>
-        <w:t xml:space="preserve"> </w:t>
-      </w:r>
-      <w:r>
-        <w:rPr>
-          <w:i/>
-          <w:sz w:val="24"/>
-          <w:szCs w:val="24"/>
-        </w:rPr>
-        <w:t>А</w:t>
-      </w:r>
-      <w:r>
-        <w:rPr>
-          <w:i/>
-          <w:sz w:val="24"/>
-          <w:szCs w:val="24"/>
-        </w:rPr>
-        <w:t>.1</w:t>
+        <w:t>Листинг А.1 - продолжение</w:t>
       </w:r>
     </w:p>
     <w:tbl>
@@ -11139,31 +11551,7 @@
           <w:szCs w:val="24"/>
         </w:rPr>
         <w:lastRenderedPageBreak/>
-        <w:t>Продолжение листинга</w:t>
-      </w:r>
-      <w:r>
-        <w:rPr>
-          <w:i/>
-          <w:sz w:val="24"/>
-          <w:szCs w:val="24"/>
-        </w:rPr>
-        <w:t xml:space="preserve"> </w:t>
-      </w:r>
-      <w:r>
-        <w:rPr>
-          <w:i/>
-          <w:sz w:val="24"/>
-          <w:szCs w:val="24"/>
-        </w:rPr>
-        <w:t>А</w:t>
-      </w:r>
-      <w:r>
-        <w:rPr>
-          <w:i/>
-          <w:sz w:val="24"/>
-          <w:szCs w:val="24"/>
-        </w:rPr>
-        <w:t>.1</w:t>
+        <w:t>Листинг А.1 - продолжение</w:t>
       </w:r>
     </w:p>
     <w:tbl>
@@ -12839,31 +13227,7 @@
           <w:szCs w:val="24"/>
         </w:rPr>
         <w:lastRenderedPageBreak/>
-        <w:t>Продолжение листинга</w:t>
-      </w:r>
-      <w:r>
-        <w:rPr>
-          <w:i/>
-          <w:sz w:val="24"/>
-          <w:szCs w:val="24"/>
-        </w:rPr>
-        <w:t xml:space="preserve"> </w:t>
-      </w:r>
-      <w:r>
-        <w:rPr>
-          <w:i/>
-          <w:sz w:val="24"/>
-          <w:szCs w:val="24"/>
-        </w:rPr>
-        <w:t>А</w:t>
-      </w:r>
-      <w:r>
-        <w:rPr>
-          <w:i/>
-          <w:sz w:val="24"/>
-          <w:szCs w:val="24"/>
-        </w:rPr>
-        <w:t>.1</w:t>
+        <w:t>Листинг А.1 - продолжение</w:t>
       </w:r>
     </w:p>
     <w:tbl>
@@ -14389,31 +14753,7 @@
           <w:szCs w:val="24"/>
         </w:rPr>
         <w:lastRenderedPageBreak/>
-        <w:t>Продолжение листинга</w:t>
-      </w:r>
-      <w:r>
-        <w:rPr>
-          <w:i/>
-          <w:sz w:val="24"/>
-          <w:szCs w:val="24"/>
-        </w:rPr>
-        <w:t xml:space="preserve"> </w:t>
-      </w:r>
-      <w:r>
-        <w:rPr>
-          <w:i/>
-          <w:sz w:val="24"/>
-          <w:szCs w:val="24"/>
-        </w:rPr>
-        <w:t>А</w:t>
-      </w:r>
-      <w:r>
-        <w:rPr>
-          <w:i/>
-          <w:sz w:val="24"/>
-          <w:szCs w:val="24"/>
-        </w:rPr>
-        <w:t>.1</w:t>
+        <w:t>Листинг А.1 - продолжение</w:t>
       </w:r>
     </w:p>
     <w:tbl>
@@ -16842,15 +17182,7 @@
           <w:szCs w:val="24"/>
         </w:rPr>
         <w:lastRenderedPageBreak/>
-        <w:t>Продолжение листинга</w:t>
-      </w:r>
-      <w:r>
-        <w:rPr>
-          <w:i/>
-          <w:sz w:val="24"/>
-          <w:szCs w:val="24"/>
-        </w:rPr>
-        <w:t xml:space="preserve"> </w:t>
+        <w:t xml:space="preserve">Листинг </w:t>
       </w:r>
       <w:r>
         <w:rPr>
@@ -16866,7 +17198,7 @@
           <w:sz w:val="24"/>
           <w:szCs w:val="24"/>
         </w:rPr>
-        <w:t>.1</w:t>
+        <w:t>.1 - продолжение</w:t>
       </w:r>
     </w:p>
     <w:tbl>
@@ -18559,31 +18891,7 @@
           <w:szCs w:val="24"/>
         </w:rPr>
         <w:lastRenderedPageBreak/>
-        <w:t>Продолжение листинга</w:t>
-      </w:r>
-      <w:r>
-        <w:rPr>
-          <w:i/>
-          <w:sz w:val="24"/>
-          <w:szCs w:val="24"/>
-        </w:rPr>
-        <w:t xml:space="preserve"> </w:t>
-      </w:r>
-      <w:r>
-        <w:rPr>
-          <w:i/>
-          <w:sz w:val="24"/>
-          <w:szCs w:val="24"/>
-        </w:rPr>
-        <w:t>Б</w:t>
-      </w:r>
-      <w:r>
-        <w:rPr>
-          <w:i/>
-          <w:sz w:val="24"/>
-          <w:szCs w:val="24"/>
-        </w:rPr>
-        <w:t>.1</w:t>
+        <w:t>Листинг Б.1 - продолжение</w:t>
       </w:r>
     </w:p>
     <w:tbl>
@@ -19845,7 +20153,7 @@
 </file>
 
 <file path=word/endnotes.xml><?xml version="1.0" encoding="utf-8"?>
-<w:endnotes xmlns:wpc="http://schemas.microsoft.com/office/word/2010/wordprocessingCanvas" xmlns:cx="http://schemas.microsoft.com/office/drawing/2014/chartex" xmlns:cx1="http://schemas.microsoft.com/office/drawing/2015/9/8/chartex" xmlns:cx2="http://schemas.microsoft.com/office/drawing/2015/10/21/chartex" xmlns:cx3="http://schemas.microsoft.com/office/drawing/2016/5/9/chartex" xmlns:cx4="http://schemas.microsoft.com/office/drawing/2016/5/10/chartex" xmlns:cx5="http://schemas.microsoft.com/office/drawing/2016/5/11/chartex" xmlns:cx6="http://schemas.microsoft.com/office/drawing/2016/5/12/chartex" xmlns:cx7="http://schemas.microsoft.com/office/drawing/2016/5/13/chartex" xmlns:cx8="http://schemas.microsoft.com/office/drawing/2016/5/14/chartex" xmlns:mc="http://schemas.openxmlformats.org/markup-compatibility/2006" xmlns:aink="http://schemas.microsoft.com/office/drawing/2016/ink" xmlns:am3d="http://schemas.microsoft.com/office/drawing/2017/model3d" xmlns:o="urn:schemas-microsoft-com:office:office" xmlns:r="http://schemas.openxmlformats.org/officeDocument/2006/relationships" xmlns:m="http://schemas.openxmlformats.org/officeDocument/2006/math" xmlns:v="urn:schemas-microsoft-com:vml" xmlns:wp14="http://schemas.microsoft.com/office/word/2010/wordprocessingDrawing" xmlns:wp="http://schemas.openxmlformats.org/drawingml/2006/wordprocessingDrawing" xmlns:w10="urn:schemas-microsoft-com:office:word" xmlns:w="http://schemas.openxmlformats.org/wordprocessingml/2006/main" xmlns:w14="http://schemas.microsoft.com/office/word/2010/wordml" xmlns:w15="http://schemas.microsoft.com/office/word/2012/wordml" xmlns:w16cex="http://schemas.microsoft.com/office/word/2018/wordml/cex" xmlns:w16cid="http://schemas.microsoft.com/office/word/2016/wordml/cid" xmlns:w16="http://schemas.microsoft.com/office/word/2018/wordml" xmlns:w16sdtdh="http://schemas.microsoft.com/office/word/2020/wordml/sdtdatahash" xmlns:w16se="http://schemas.microsoft.com/office/word/2015/wordml/symex" xmlns:wpg="http://schemas.microsoft.com/office/word/2010/wordprocessingGroup" xmlns:wpi="http://schemas.microsoft.com/office/word/2010/wordprocessingInk" xmlns:wne="http://schemas.microsoft.com/office/word/2006/wordml" xmlns:wps="http://schemas.microsoft.com/office/word/2010/wordprocessingShape" mc:Ignorable="w14 w15 w16se w16cid w16 w16cex w16sdtdh wp14">
+<w:endnotes xmlns:wpc="http://schemas.microsoft.com/office/word/2010/wordprocessingCanvas" xmlns:cx="http://schemas.microsoft.com/office/drawing/2014/chartex" xmlns:cx1="http://schemas.microsoft.com/office/drawing/2015/9/8/chartex" xmlns:cx2="http://schemas.microsoft.com/office/drawing/2015/10/21/chartex" xmlns:cx3="http://schemas.microsoft.com/office/drawing/2016/5/9/chartex" xmlns:cx4="http://schemas.microsoft.com/office/drawing/2016/5/10/chartex" xmlns:cx5="http://schemas.microsoft.com/office/drawing/2016/5/11/chartex" xmlns:cx6="http://schemas.microsoft.com/office/drawing/2016/5/12/chartex" xmlns:cx7="http://schemas.microsoft.com/office/drawing/2016/5/13/chartex" xmlns:cx8="http://schemas.microsoft.com/office/drawing/2016/5/14/chartex" xmlns:mc="http://schemas.openxmlformats.org/markup-compatibility/2006" xmlns:aink="http://schemas.microsoft.com/office/drawing/2016/ink" xmlns:am3d="http://schemas.microsoft.com/office/drawing/2017/model3d" xmlns:o="urn:schemas-microsoft-com:office:office" xmlns:oel="http://schemas.microsoft.com/office/2019/extlst" xmlns:r="http://schemas.openxmlformats.org/officeDocument/2006/relationships" xmlns:m="http://schemas.openxmlformats.org/officeDocument/2006/math" xmlns:v="urn:schemas-microsoft-com:vml" xmlns:wp14="http://schemas.microsoft.com/office/word/2010/wordprocessingDrawing" xmlns:wp="http://schemas.openxmlformats.org/drawingml/2006/wordprocessingDrawing" xmlns:w10="urn:schemas-microsoft-com:office:word" xmlns:w="http://schemas.openxmlformats.org/wordprocessingml/2006/main" xmlns:w14="http://schemas.microsoft.com/office/word/2010/wordml" xmlns:w15="http://schemas.microsoft.com/office/word/2012/wordml" xmlns:w16cex="http://schemas.microsoft.com/office/word/2018/wordml/cex" xmlns:w16cid="http://schemas.microsoft.com/office/word/2016/wordml/cid" xmlns:w16="http://schemas.microsoft.com/office/word/2018/wordml" xmlns:w16du="http://schemas.microsoft.com/office/word/2023/wordml/word16du" xmlns:w16sdtdh="http://schemas.microsoft.com/office/word/2020/wordml/sdtdatahash" xmlns:w16se="http://schemas.microsoft.com/office/word/2015/wordml/symex" xmlns:wpg="http://schemas.microsoft.com/office/word/2010/wordprocessingGroup" xmlns:wpi="http://schemas.microsoft.com/office/word/2010/wordprocessingInk" xmlns:wne="http://schemas.microsoft.com/office/word/2006/wordml" xmlns:wps="http://schemas.microsoft.com/office/word/2010/wordprocessingShape" mc:Ignorable="w14 w15 w16se w16cid w16 w16cex w16sdtdh w16du wp14">
   <w:endnote w:type="separator" w:id="-1">
     <w:p>
       <w:pPr>
@@ -19870,7 +20178,7 @@
 </file>
 
 <file path=word/footer1.xml><?xml version="1.0" encoding="utf-8"?>
-<w:ftr xmlns:wpc="http://schemas.microsoft.com/office/word/2010/wordprocessingCanvas" xmlns:cx="http://schemas.microsoft.com/office/drawing/2014/chartex" xmlns:cx1="http://schemas.microsoft.com/office/drawing/2015/9/8/chartex" xmlns:cx2="http://schemas.microsoft.com/office/drawing/2015/10/21/chartex" xmlns:cx3="http://schemas.microsoft.com/office/drawing/2016/5/9/chartex" xmlns:cx4="http://schemas.microsoft.com/office/drawing/2016/5/10/chartex" xmlns:cx5="http://schemas.microsoft.com/office/drawing/2016/5/11/chartex" xmlns:cx6="http://schemas.microsoft.com/office/drawing/2016/5/12/chartex" xmlns:cx7="http://schemas.microsoft.com/office/drawing/2016/5/13/chartex" xmlns:cx8="http://schemas.microsoft.com/office/drawing/2016/5/14/chartex" xmlns:mc="http://schemas.openxmlformats.org/markup-compatibility/2006" xmlns:aink="http://schemas.microsoft.com/office/drawing/2016/ink" xmlns:am3d="http://schemas.microsoft.com/office/drawing/2017/model3d" xmlns:o="urn:schemas-microsoft-com:office:office" xmlns:r="http://schemas.openxmlformats.org/officeDocument/2006/relationships" xmlns:m="http://schemas.openxmlformats.org/officeDocument/2006/math" xmlns:v="urn:schemas-microsoft-com:vml" xmlns:wp14="http://schemas.microsoft.com/office/word/2010/wordprocessingDrawing" xmlns:wp="http://schemas.openxmlformats.org/drawingml/2006/wordprocessingDrawing" xmlns:w10="urn:schemas-microsoft-com:office:word" xmlns:w="http://schemas.openxmlformats.org/wordprocessingml/2006/main" xmlns:w14="http://schemas.microsoft.com/office/word/2010/wordml" xmlns:w15="http://schemas.microsoft.com/office/word/2012/wordml" xmlns:w16cex="http://schemas.microsoft.com/office/word/2018/wordml/cex" xmlns:w16cid="http://schemas.microsoft.com/office/word/2016/wordml/cid" xmlns:w16="http://schemas.microsoft.com/office/word/2018/wordml" xmlns:w16sdtdh="http://schemas.microsoft.com/office/word/2020/wordml/sdtdatahash" xmlns:w16se="http://schemas.microsoft.com/office/word/2015/wordml/symex" xmlns:wpg="http://schemas.microsoft.com/office/word/2010/wordprocessingGroup" xmlns:wpi="http://schemas.microsoft.com/office/word/2010/wordprocessingInk" xmlns:wne="http://schemas.microsoft.com/office/word/2006/wordml" xmlns:wps="http://schemas.microsoft.com/office/word/2010/wordprocessingShape" mc:Ignorable="w14 w15 w16se w16cid w16 w16cex w16sdtdh wp14">
+<w:ftr xmlns:wpc="http://schemas.microsoft.com/office/word/2010/wordprocessingCanvas" xmlns:cx="http://schemas.microsoft.com/office/drawing/2014/chartex" xmlns:cx1="http://schemas.microsoft.com/office/drawing/2015/9/8/chartex" xmlns:cx2="http://schemas.microsoft.com/office/drawing/2015/10/21/chartex" xmlns:cx3="http://schemas.microsoft.com/office/drawing/2016/5/9/chartex" xmlns:cx4="http://schemas.microsoft.com/office/drawing/2016/5/10/chartex" xmlns:cx5="http://schemas.microsoft.com/office/drawing/2016/5/11/chartex" xmlns:cx6="http://schemas.microsoft.com/office/drawing/2016/5/12/chartex" xmlns:cx7="http://schemas.microsoft.com/office/drawing/2016/5/13/chartex" xmlns:cx8="http://schemas.microsoft.com/office/drawing/2016/5/14/chartex" xmlns:mc="http://schemas.openxmlformats.org/markup-compatibility/2006" xmlns:aink="http://schemas.microsoft.com/office/drawing/2016/ink" xmlns:am3d="http://schemas.microsoft.com/office/drawing/2017/model3d" xmlns:o="urn:schemas-microsoft-com:office:office" xmlns:oel="http://schemas.microsoft.com/office/2019/extlst" xmlns:r="http://schemas.openxmlformats.org/officeDocument/2006/relationships" xmlns:m="http://schemas.openxmlformats.org/officeDocument/2006/math" xmlns:v="urn:schemas-microsoft-com:vml" xmlns:wp14="http://schemas.microsoft.com/office/word/2010/wordprocessingDrawing" xmlns:wp="http://schemas.openxmlformats.org/drawingml/2006/wordprocessingDrawing" xmlns:w10="urn:schemas-microsoft-com:office:word" xmlns:w="http://schemas.openxmlformats.org/wordprocessingml/2006/main" xmlns:w14="http://schemas.microsoft.com/office/word/2010/wordml" xmlns:w15="http://schemas.microsoft.com/office/word/2012/wordml" xmlns:w16cex="http://schemas.microsoft.com/office/word/2018/wordml/cex" xmlns:w16cid="http://schemas.microsoft.com/office/word/2016/wordml/cid" xmlns:w16="http://schemas.microsoft.com/office/word/2018/wordml" xmlns:w16du="http://schemas.microsoft.com/office/word/2023/wordml/word16du" xmlns:w16sdtdh="http://schemas.microsoft.com/office/word/2020/wordml/sdtdatahash" xmlns:w16se="http://schemas.microsoft.com/office/word/2015/wordml/symex" xmlns:wpg="http://schemas.microsoft.com/office/word/2010/wordprocessingGroup" xmlns:wpi="http://schemas.microsoft.com/office/word/2010/wordprocessingInk" xmlns:wne="http://schemas.microsoft.com/office/word/2006/wordml" xmlns:wps="http://schemas.microsoft.com/office/word/2010/wordprocessingShape" mc:Ignorable="w14 w15 w16se w16cid w16 w16cex w16sdtdh w16du wp14">
   <w:p>
     <w:pPr>
       <w:pBdr>
@@ -19899,7 +20207,7 @@
 </file>
 
 <file path=word/footer2.xml><?xml version="1.0" encoding="utf-8"?>
-<w:ftr xmlns:wpc="http://schemas.microsoft.com/office/word/2010/wordprocessingCanvas" xmlns:cx="http://schemas.microsoft.com/office/drawing/2014/chartex" xmlns:cx1="http://schemas.microsoft.com/office/drawing/2015/9/8/chartex" xmlns:cx2="http://schemas.microsoft.com/office/drawing/2015/10/21/chartex" xmlns:cx3="http://schemas.microsoft.com/office/drawing/2016/5/9/chartex" xmlns:cx4="http://schemas.microsoft.com/office/drawing/2016/5/10/chartex" xmlns:cx5="http://schemas.microsoft.com/office/drawing/2016/5/11/chartex" xmlns:cx6="http://schemas.microsoft.com/office/drawing/2016/5/12/chartex" xmlns:cx7="http://schemas.microsoft.com/office/drawing/2016/5/13/chartex" xmlns:cx8="http://schemas.microsoft.com/office/drawing/2016/5/14/chartex" xmlns:mc="http://schemas.openxmlformats.org/markup-compatibility/2006" xmlns:aink="http://schemas.microsoft.com/office/drawing/2016/ink" xmlns:am3d="http://schemas.microsoft.com/office/drawing/2017/model3d" xmlns:o="urn:schemas-microsoft-com:office:office" xmlns:r="http://schemas.openxmlformats.org/officeDocument/2006/relationships" xmlns:m="http://schemas.openxmlformats.org/officeDocument/2006/math" xmlns:v="urn:schemas-microsoft-com:vml" xmlns:wp14="http://schemas.microsoft.com/office/word/2010/wordprocessingDrawing" xmlns:wp="http://schemas.openxmlformats.org/drawingml/2006/wordprocessingDrawing" xmlns:w10="urn:schemas-microsoft-com:office:word" xmlns:w="http://schemas.openxmlformats.org/wordprocessingml/2006/main" xmlns:w14="http://schemas.microsoft.com/office/word/2010/wordml" xmlns:w15="http://schemas.microsoft.com/office/word/2012/wordml" xmlns:w16cex="http://schemas.microsoft.com/office/word/2018/wordml/cex" xmlns:w16cid="http://schemas.microsoft.com/office/word/2016/wordml/cid" xmlns:w16="http://schemas.microsoft.com/office/word/2018/wordml" xmlns:w16sdtdh="http://schemas.microsoft.com/office/word/2020/wordml/sdtdatahash" xmlns:w16se="http://schemas.microsoft.com/office/word/2015/wordml/symex" xmlns:wpg="http://schemas.microsoft.com/office/word/2010/wordprocessingGroup" xmlns:wpi="http://schemas.microsoft.com/office/word/2010/wordprocessingInk" xmlns:wne="http://schemas.microsoft.com/office/word/2006/wordml" xmlns:wps="http://schemas.microsoft.com/office/word/2010/wordprocessingShape" mc:Ignorable="w14 w15 w16se w16cid w16 w16cex w16sdtdh wp14">
+<w:ftr xmlns:wpc="http://schemas.microsoft.com/office/word/2010/wordprocessingCanvas" xmlns:cx="http://schemas.microsoft.com/office/drawing/2014/chartex" xmlns:cx1="http://schemas.microsoft.com/office/drawing/2015/9/8/chartex" xmlns:cx2="http://schemas.microsoft.com/office/drawing/2015/10/21/chartex" xmlns:cx3="http://schemas.microsoft.com/office/drawing/2016/5/9/chartex" xmlns:cx4="http://schemas.microsoft.com/office/drawing/2016/5/10/chartex" xmlns:cx5="http://schemas.microsoft.com/office/drawing/2016/5/11/chartex" xmlns:cx6="http://schemas.microsoft.com/office/drawing/2016/5/12/chartex" xmlns:cx7="http://schemas.microsoft.com/office/drawing/2016/5/13/chartex" xmlns:cx8="http://schemas.microsoft.com/office/drawing/2016/5/14/chartex" xmlns:mc="http://schemas.openxmlformats.org/markup-compatibility/2006" xmlns:aink="http://schemas.microsoft.com/office/drawing/2016/ink" xmlns:am3d="http://schemas.microsoft.com/office/drawing/2017/model3d" xmlns:o="urn:schemas-microsoft-com:office:office" xmlns:oel="http://schemas.microsoft.com/office/2019/extlst" xmlns:r="http://schemas.openxmlformats.org/officeDocument/2006/relationships" xmlns:m="http://schemas.openxmlformats.org/officeDocument/2006/math" xmlns:v="urn:schemas-microsoft-com:vml" xmlns:wp14="http://schemas.microsoft.com/office/word/2010/wordprocessingDrawing" xmlns:wp="http://schemas.openxmlformats.org/drawingml/2006/wordprocessingDrawing" xmlns:w10="urn:schemas-microsoft-com:office:word" xmlns:w="http://schemas.openxmlformats.org/wordprocessingml/2006/main" xmlns:w14="http://schemas.microsoft.com/office/word/2010/wordml" xmlns:w15="http://schemas.microsoft.com/office/word/2012/wordml" xmlns:w16cex="http://schemas.microsoft.com/office/word/2018/wordml/cex" xmlns:w16cid="http://schemas.microsoft.com/office/word/2016/wordml/cid" xmlns:w16="http://schemas.microsoft.com/office/word/2018/wordml" xmlns:w16du="http://schemas.microsoft.com/office/word/2023/wordml/word16du" xmlns:w16sdtdh="http://schemas.microsoft.com/office/word/2020/wordml/sdtdatahash" xmlns:w16se="http://schemas.microsoft.com/office/word/2015/wordml/symex" xmlns:wpg="http://schemas.microsoft.com/office/word/2010/wordprocessingGroup" xmlns:wpi="http://schemas.microsoft.com/office/word/2010/wordprocessingInk" xmlns:wne="http://schemas.microsoft.com/office/word/2006/wordml" xmlns:wps="http://schemas.microsoft.com/office/word/2010/wordprocessingShape" mc:Ignorable="w14 w15 w16se w16cid w16 w16cex w16sdtdh w16du wp14">
   <w:p>
     <w:pPr>
       <w:pBdr>
@@ -19998,7 +20306,7 @@
 </file>
 
 <file path=word/footer3.xml><?xml version="1.0" encoding="utf-8"?>
-<w:ftr xmlns:wpc="http://schemas.microsoft.com/office/word/2010/wordprocessingCanvas" xmlns:cx="http://schemas.microsoft.com/office/drawing/2014/chartex" xmlns:cx1="http://schemas.microsoft.com/office/drawing/2015/9/8/chartex" xmlns:cx2="http://schemas.microsoft.com/office/drawing/2015/10/21/chartex" xmlns:cx3="http://schemas.microsoft.com/office/drawing/2016/5/9/chartex" xmlns:cx4="http://schemas.microsoft.com/office/drawing/2016/5/10/chartex" xmlns:cx5="http://schemas.microsoft.com/office/drawing/2016/5/11/chartex" xmlns:cx6="http://schemas.microsoft.com/office/drawing/2016/5/12/chartex" xmlns:cx7="http://schemas.microsoft.com/office/drawing/2016/5/13/chartex" xmlns:cx8="http://schemas.microsoft.com/office/drawing/2016/5/14/chartex" xmlns:mc="http://schemas.openxmlformats.org/markup-compatibility/2006" xmlns:aink="http://schemas.microsoft.com/office/drawing/2016/ink" xmlns:am3d="http://schemas.microsoft.com/office/drawing/2017/model3d" xmlns:o="urn:schemas-microsoft-com:office:office" xmlns:r="http://schemas.openxmlformats.org/officeDocument/2006/relationships" xmlns:m="http://schemas.openxmlformats.org/officeDocument/2006/math" xmlns:v="urn:schemas-microsoft-com:vml" xmlns:wp14="http://schemas.microsoft.com/office/word/2010/wordprocessingDrawing" xmlns:wp="http://schemas.openxmlformats.org/drawingml/2006/wordprocessingDrawing" xmlns:w10="urn:schemas-microsoft-com:office:word" xmlns:w="http://schemas.openxmlformats.org/wordprocessingml/2006/main" xmlns:w14="http://schemas.microsoft.com/office/word/2010/wordml" xmlns:w15="http://schemas.microsoft.com/office/word/2012/wordml" xmlns:w16cex="http://schemas.microsoft.com/office/word/2018/wordml/cex" xmlns:w16cid="http://schemas.microsoft.com/office/word/2016/wordml/cid" xmlns:w16="http://schemas.microsoft.com/office/word/2018/wordml" xmlns:w16sdtdh="http://schemas.microsoft.com/office/word/2020/wordml/sdtdatahash" xmlns:w16se="http://schemas.microsoft.com/office/word/2015/wordml/symex" xmlns:wpg="http://schemas.microsoft.com/office/word/2010/wordprocessingGroup" xmlns:wpi="http://schemas.microsoft.com/office/word/2010/wordprocessingInk" xmlns:wne="http://schemas.microsoft.com/office/word/2006/wordml" xmlns:wps="http://schemas.microsoft.com/office/word/2010/wordprocessingShape" mc:Ignorable="w14 w15 w16se w16cid w16 w16cex w16sdtdh wp14">
+<w:ftr xmlns:wpc="http://schemas.microsoft.com/office/word/2010/wordprocessingCanvas" xmlns:cx="http://schemas.microsoft.com/office/drawing/2014/chartex" xmlns:cx1="http://schemas.microsoft.com/office/drawing/2015/9/8/chartex" xmlns:cx2="http://schemas.microsoft.com/office/drawing/2015/10/21/chartex" xmlns:cx3="http://schemas.microsoft.com/office/drawing/2016/5/9/chartex" xmlns:cx4="http://schemas.microsoft.com/office/drawing/2016/5/10/chartex" xmlns:cx5="http://schemas.microsoft.com/office/drawing/2016/5/11/chartex" xmlns:cx6="http://schemas.microsoft.com/office/drawing/2016/5/12/chartex" xmlns:cx7="http://schemas.microsoft.com/office/drawing/2016/5/13/chartex" xmlns:cx8="http://schemas.microsoft.com/office/drawing/2016/5/14/chartex" xmlns:mc="http://schemas.openxmlformats.org/markup-compatibility/2006" xmlns:aink="http://schemas.microsoft.com/office/drawing/2016/ink" xmlns:am3d="http://schemas.microsoft.com/office/drawing/2017/model3d" xmlns:o="urn:schemas-microsoft-com:office:office" xmlns:oel="http://schemas.microsoft.com/office/2019/extlst" xmlns:r="http://schemas.openxmlformats.org/officeDocument/2006/relationships" xmlns:m="http://schemas.openxmlformats.org/officeDocument/2006/math" xmlns:v="urn:schemas-microsoft-com:vml" xmlns:wp14="http://schemas.microsoft.com/office/word/2010/wordprocessingDrawing" xmlns:wp="http://schemas.openxmlformats.org/drawingml/2006/wordprocessingDrawing" xmlns:w10="urn:schemas-microsoft-com:office:word" xmlns:w="http://schemas.openxmlformats.org/wordprocessingml/2006/main" xmlns:w14="http://schemas.microsoft.com/office/word/2010/wordml" xmlns:w15="http://schemas.microsoft.com/office/word/2012/wordml" xmlns:w16cex="http://schemas.microsoft.com/office/word/2018/wordml/cex" xmlns:w16cid="http://schemas.microsoft.com/office/word/2016/wordml/cid" xmlns:w16="http://schemas.microsoft.com/office/word/2018/wordml" xmlns:w16du="http://schemas.microsoft.com/office/word/2023/wordml/word16du" xmlns:w16sdtdh="http://schemas.microsoft.com/office/word/2020/wordml/sdtdatahash" xmlns:w16se="http://schemas.microsoft.com/office/word/2015/wordml/symex" xmlns:wpg="http://schemas.microsoft.com/office/word/2010/wordprocessingGroup" xmlns:wpi="http://schemas.microsoft.com/office/word/2010/wordprocessingInk" xmlns:wne="http://schemas.microsoft.com/office/word/2006/wordml" xmlns:wps="http://schemas.microsoft.com/office/word/2010/wordprocessingShape" mc:Ignorable="w14 w15 w16se w16cid w16 w16cex w16sdtdh w16du wp14">
   <w:p>
     <w:pPr>
       <w:pBdr>
@@ -20033,7 +20341,7 @@
 </file>
 
 <file path=word/footnotes.xml><?xml version="1.0" encoding="utf-8"?>
-<w:footnotes xmlns:wpc="http://schemas.microsoft.com/office/word/2010/wordprocessingCanvas" xmlns:cx="http://schemas.microsoft.com/office/drawing/2014/chartex" xmlns:cx1="http://schemas.microsoft.com/office/drawing/2015/9/8/chartex" xmlns:cx2="http://schemas.microsoft.com/office/drawing/2015/10/21/chartex" xmlns:cx3="http://schemas.microsoft.com/office/drawing/2016/5/9/chartex" xmlns:cx4="http://schemas.microsoft.com/office/drawing/2016/5/10/chartex" xmlns:cx5="http://schemas.microsoft.com/office/drawing/2016/5/11/chartex" xmlns:cx6="http://schemas.microsoft.com/office/drawing/2016/5/12/chartex" xmlns:cx7="http://schemas.microsoft.com/office/drawing/2016/5/13/chartex" xmlns:cx8="http://schemas.microsoft.com/office/drawing/2016/5/14/chartex" xmlns:mc="http://schemas.openxmlformats.org/markup-compatibility/2006" xmlns:aink="http://schemas.microsoft.com/office/drawing/2016/ink" xmlns:am3d="http://schemas.microsoft.com/office/drawing/2017/model3d" xmlns:o="urn:schemas-microsoft-com:office:office" xmlns:r="http://schemas.openxmlformats.org/officeDocument/2006/relationships" xmlns:m="http://schemas.openxmlformats.org/officeDocument/2006/math" xmlns:v="urn:schemas-microsoft-com:vml" xmlns:wp14="http://schemas.microsoft.com/office/word/2010/wordprocessingDrawing" xmlns:wp="http://schemas.openxmlformats.org/drawingml/2006/wordprocessingDrawing" xmlns:w10="urn:schemas-microsoft-com:office:word" xmlns:w="http://schemas.openxmlformats.org/wordprocessingml/2006/main" xmlns:w14="http://schemas.microsoft.com/office/word/2010/wordml" xmlns:w15="http://schemas.microsoft.com/office/word/2012/wordml" xmlns:w16cex="http://schemas.microsoft.com/office/word/2018/wordml/cex" xmlns:w16cid="http://schemas.microsoft.com/office/word/2016/wordml/cid" xmlns:w16="http://schemas.microsoft.com/office/word/2018/wordml" xmlns:w16sdtdh="http://schemas.microsoft.com/office/word/2020/wordml/sdtdatahash" xmlns:w16se="http://schemas.microsoft.com/office/word/2015/wordml/symex" xmlns:wpg="http://schemas.microsoft.com/office/word/2010/wordprocessingGroup" xmlns:wpi="http://schemas.microsoft.com/office/word/2010/wordprocessingInk" xmlns:wne="http://schemas.microsoft.com/office/word/2006/wordml" xmlns:wps="http://schemas.microsoft.com/office/word/2010/wordprocessingShape" mc:Ignorable="w14 w15 w16se w16cid w16 w16cex w16sdtdh wp14">
+<w:footnotes xmlns:wpc="http://schemas.microsoft.com/office/word/2010/wordprocessingCanvas" xmlns:cx="http://schemas.microsoft.com/office/drawing/2014/chartex" xmlns:cx1="http://schemas.microsoft.com/office/drawing/2015/9/8/chartex" xmlns:cx2="http://schemas.microsoft.com/office/drawing/2015/10/21/chartex" xmlns:cx3="http://schemas.microsoft.com/office/drawing/2016/5/9/chartex" xmlns:cx4="http://schemas.microsoft.com/office/drawing/2016/5/10/chartex" xmlns:cx5="http://schemas.microsoft.com/office/drawing/2016/5/11/chartex" xmlns:cx6="http://schemas.microsoft.com/office/drawing/2016/5/12/chartex" xmlns:cx7="http://schemas.microsoft.com/office/drawing/2016/5/13/chartex" xmlns:cx8="http://schemas.microsoft.com/office/drawing/2016/5/14/chartex" xmlns:mc="http://schemas.openxmlformats.org/markup-compatibility/2006" xmlns:aink="http://schemas.microsoft.com/office/drawing/2016/ink" xmlns:am3d="http://schemas.microsoft.com/office/drawing/2017/model3d" xmlns:o="urn:schemas-microsoft-com:office:office" xmlns:oel="http://schemas.microsoft.com/office/2019/extlst" xmlns:r="http://schemas.openxmlformats.org/officeDocument/2006/relationships" xmlns:m="http://schemas.openxmlformats.org/officeDocument/2006/math" xmlns:v="urn:schemas-microsoft-com:vml" xmlns:wp14="http://schemas.microsoft.com/office/word/2010/wordprocessingDrawing" xmlns:wp="http://schemas.openxmlformats.org/drawingml/2006/wordprocessingDrawing" xmlns:w10="urn:schemas-microsoft-com:office:word" xmlns:w="http://schemas.openxmlformats.org/wordprocessingml/2006/main" xmlns:w14="http://schemas.microsoft.com/office/word/2010/wordml" xmlns:w15="http://schemas.microsoft.com/office/word/2012/wordml" xmlns:w16cex="http://schemas.microsoft.com/office/word/2018/wordml/cex" xmlns:w16cid="http://schemas.microsoft.com/office/word/2016/wordml/cid" xmlns:w16="http://schemas.microsoft.com/office/word/2018/wordml" xmlns:w16du="http://schemas.microsoft.com/office/word/2023/wordml/word16du" xmlns:w16sdtdh="http://schemas.microsoft.com/office/word/2020/wordml/sdtdatahash" xmlns:w16se="http://schemas.microsoft.com/office/word/2015/wordml/symex" xmlns:wpg="http://schemas.microsoft.com/office/word/2010/wordprocessingGroup" xmlns:wpi="http://schemas.microsoft.com/office/word/2010/wordprocessingInk" xmlns:wne="http://schemas.microsoft.com/office/word/2006/wordml" xmlns:wps="http://schemas.microsoft.com/office/word/2010/wordprocessingShape" mc:Ignorable="w14 w15 w16se w16cid w16 w16cex w16sdtdh w16du wp14">
   <w:footnote w:type="separator" w:id="-1">
     <w:p>
       <w:pPr>
@@ -20058,7 +20366,7 @@
 </file>
 
 <file path=word/header1.xml><?xml version="1.0" encoding="utf-8"?>
-<w:hdr xmlns:wpc="http://schemas.microsoft.com/office/word/2010/wordprocessingCanvas" xmlns:cx="http://schemas.microsoft.com/office/drawing/2014/chartex" xmlns:cx1="http://schemas.microsoft.com/office/drawing/2015/9/8/chartex" xmlns:cx2="http://schemas.microsoft.com/office/drawing/2015/10/21/chartex" xmlns:cx3="http://schemas.microsoft.com/office/drawing/2016/5/9/chartex" xmlns:cx4="http://schemas.microsoft.com/office/drawing/2016/5/10/chartex" xmlns:cx5="http://schemas.microsoft.com/office/drawing/2016/5/11/chartex" xmlns:cx6="http://schemas.microsoft.com/office/drawing/2016/5/12/chartex" xmlns:cx7="http://schemas.microsoft.com/office/drawing/2016/5/13/chartex" xmlns:cx8="http://schemas.microsoft.com/office/drawing/2016/5/14/chartex" xmlns:mc="http://schemas.openxmlformats.org/markup-compatibility/2006" xmlns:aink="http://schemas.microsoft.com/office/drawing/2016/ink" xmlns:am3d="http://schemas.microsoft.com/office/drawing/2017/model3d" xmlns:o="urn:schemas-microsoft-com:office:office" xmlns:r="http://schemas.openxmlformats.org/officeDocument/2006/relationships" xmlns:m="http://schemas.openxmlformats.org/officeDocument/2006/math" xmlns:v="urn:schemas-microsoft-com:vml" xmlns:wp14="http://schemas.microsoft.com/office/word/2010/wordprocessingDrawing" xmlns:wp="http://schemas.openxmlformats.org/drawingml/2006/wordprocessingDrawing" xmlns:w10="urn:schemas-microsoft-com:office:word" xmlns:w="http://schemas.openxmlformats.org/wordprocessingml/2006/main" xmlns:w14="http://schemas.microsoft.com/office/word/2010/wordml" xmlns:w15="http://schemas.microsoft.com/office/word/2012/wordml" xmlns:w16cex="http://schemas.microsoft.com/office/word/2018/wordml/cex" xmlns:w16cid="http://schemas.microsoft.com/office/word/2016/wordml/cid" xmlns:w16="http://schemas.microsoft.com/office/word/2018/wordml" xmlns:w16sdtdh="http://schemas.microsoft.com/office/word/2020/wordml/sdtdatahash" xmlns:w16se="http://schemas.microsoft.com/office/word/2015/wordml/symex" xmlns:wpg="http://schemas.microsoft.com/office/word/2010/wordprocessingGroup" xmlns:wpi="http://schemas.microsoft.com/office/word/2010/wordprocessingInk" xmlns:wne="http://schemas.microsoft.com/office/word/2006/wordml" xmlns:wps="http://schemas.microsoft.com/office/word/2010/wordprocessingShape" mc:Ignorable="w14 w15 w16se w16cid w16 w16cex w16sdtdh wp14">
+<w:hdr xmlns:wpc="http://schemas.microsoft.com/office/word/2010/wordprocessingCanvas" xmlns:cx="http://schemas.microsoft.com/office/drawing/2014/chartex" xmlns:cx1="http://schemas.microsoft.com/office/drawing/2015/9/8/chartex" xmlns:cx2="http://schemas.microsoft.com/office/drawing/2015/10/21/chartex" xmlns:cx3="http://schemas.microsoft.com/office/drawing/2016/5/9/chartex" xmlns:cx4="http://schemas.microsoft.com/office/drawing/2016/5/10/chartex" xmlns:cx5="http://schemas.microsoft.com/office/drawing/2016/5/11/chartex" xmlns:cx6="http://schemas.microsoft.com/office/drawing/2016/5/12/chartex" xmlns:cx7="http://schemas.microsoft.com/office/drawing/2016/5/13/chartex" xmlns:cx8="http://schemas.microsoft.com/office/drawing/2016/5/14/chartex" xmlns:mc="http://schemas.openxmlformats.org/markup-compatibility/2006" xmlns:aink="http://schemas.microsoft.com/office/drawing/2016/ink" xmlns:am3d="http://schemas.microsoft.com/office/drawing/2017/model3d" xmlns:o="urn:schemas-microsoft-com:office:office" xmlns:oel="http://schemas.microsoft.com/office/2019/extlst" xmlns:r="http://schemas.openxmlformats.org/officeDocument/2006/relationships" xmlns:m="http://schemas.openxmlformats.org/officeDocument/2006/math" xmlns:v="urn:schemas-microsoft-com:vml" xmlns:wp14="http://schemas.microsoft.com/office/word/2010/wordprocessingDrawing" xmlns:wp="http://schemas.openxmlformats.org/drawingml/2006/wordprocessingDrawing" xmlns:w10="urn:schemas-microsoft-com:office:word" xmlns:w="http://schemas.openxmlformats.org/wordprocessingml/2006/main" xmlns:w14="http://schemas.microsoft.com/office/word/2010/wordml" xmlns:w15="http://schemas.microsoft.com/office/word/2012/wordml" xmlns:w16cex="http://schemas.microsoft.com/office/word/2018/wordml/cex" xmlns:w16cid="http://schemas.microsoft.com/office/word/2016/wordml/cid" xmlns:w16="http://schemas.microsoft.com/office/word/2018/wordml" xmlns:w16du="http://schemas.microsoft.com/office/word/2023/wordml/word16du" xmlns:w16sdtdh="http://schemas.microsoft.com/office/word/2020/wordml/sdtdatahash" xmlns:w16se="http://schemas.microsoft.com/office/word/2015/wordml/symex" xmlns:wpg="http://schemas.microsoft.com/office/word/2010/wordprocessingGroup" xmlns:wpi="http://schemas.microsoft.com/office/word/2010/wordprocessingInk" xmlns:wne="http://schemas.microsoft.com/office/word/2006/wordml" xmlns:wps="http://schemas.microsoft.com/office/word/2010/wordprocessingShape" mc:Ignorable="w14 w15 w16se w16cid w16 w16cex w16sdtdh w16du wp14">
   <w:p>
     <w:pPr>
       <w:pBdr>
@@ -20087,7 +20395,7 @@
 </file>
 
 <file path=word/header2.xml><?xml version="1.0" encoding="utf-8"?>
-<w:hdr xmlns:wpc="http://schemas.microsoft.com/office/word/2010/wordprocessingCanvas" xmlns:cx="http://schemas.microsoft.com/office/drawing/2014/chartex" xmlns:cx1="http://schemas.microsoft.com/office/drawing/2015/9/8/chartex" xmlns:cx2="http://schemas.microsoft.com/office/drawing/2015/10/21/chartex" xmlns:cx3="http://schemas.microsoft.com/office/drawing/2016/5/9/chartex" xmlns:cx4="http://schemas.microsoft.com/office/drawing/2016/5/10/chartex" xmlns:cx5="http://schemas.microsoft.com/office/drawing/2016/5/11/chartex" xmlns:cx6="http://schemas.microsoft.com/office/drawing/2016/5/12/chartex" xmlns:cx7="http://schemas.microsoft.com/office/drawing/2016/5/13/chartex" xmlns:cx8="http://schemas.microsoft.com/office/drawing/2016/5/14/chartex" xmlns:mc="http://schemas.openxmlformats.org/markup-compatibility/2006" xmlns:aink="http://schemas.microsoft.com/office/drawing/2016/ink" xmlns:am3d="http://schemas.microsoft.com/office/drawing/2017/model3d" xmlns:o="urn:schemas-microsoft-com:office:office" xmlns:r="http://schemas.openxmlformats.org/officeDocument/2006/relationships" xmlns:m="http://schemas.openxmlformats.org/officeDocument/2006/math" xmlns:v="urn:schemas-microsoft-com:vml" xmlns:wp14="http://schemas.microsoft.com/office/word/2010/wordprocessingDrawing" xmlns:wp="http://schemas.openxmlformats.org/drawingml/2006/wordprocessingDrawing" xmlns:w10="urn:schemas-microsoft-com:office:word" xmlns:w="http://schemas.openxmlformats.org/wordprocessingml/2006/main" xmlns:w14="http://schemas.microsoft.com/office/word/2010/wordml" xmlns:w15="http://schemas.microsoft.com/office/word/2012/wordml" xmlns:w16cex="http://schemas.microsoft.com/office/word/2018/wordml/cex" xmlns:w16cid="http://schemas.microsoft.com/office/word/2016/wordml/cid" xmlns:w16="http://schemas.microsoft.com/office/word/2018/wordml" xmlns:w16sdtdh="http://schemas.microsoft.com/office/word/2020/wordml/sdtdatahash" xmlns:w16se="http://schemas.microsoft.com/office/word/2015/wordml/symex" xmlns:wpg="http://schemas.microsoft.com/office/word/2010/wordprocessingGroup" xmlns:wpi="http://schemas.microsoft.com/office/word/2010/wordprocessingInk" xmlns:wne="http://schemas.microsoft.com/office/word/2006/wordml" xmlns:wps="http://schemas.microsoft.com/office/word/2010/wordprocessingShape" mc:Ignorable="w14 w15 w16se w16cid w16 w16cex w16sdtdh wp14">
+<w:hdr xmlns:wpc="http://schemas.microsoft.com/office/word/2010/wordprocessingCanvas" xmlns:cx="http://schemas.microsoft.com/office/drawing/2014/chartex" xmlns:cx1="http://schemas.microsoft.com/office/drawing/2015/9/8/chartex" xmlns:cx2="http://schemas.microsoft.com/office/drawing/2015/10/21/chartex" xmlns:cx3="http://schemas.microsoft.com/office/drawing/2016/5/9/chartex" xmlns:cx4="http://schemas.microsoft.com/office/drawing/2016/5/10/chartex" xmlns:cx5="http://schemas.microsoft.com/office/drawing/2016/5/11/chartex" xmlns:cx6="http://schemas.microsoft.com/office/drawing/2016/5/12/chartex" xmlns:cx7="http://schemas.microsoft.com/office/drawing/2016/5/13/chartex" xmlns:cx8="http://schemas.microsoft.com/office/drawing/2016/5/14/chartex" xmlns:mc="http://schemas.openxmlformats.org/markup-compatibility/2006" xmlns:aink="http://schemas.microsoft.com/office/drawing/2016/ink" xmlns:am3d="http://schemas.microsoft.com/office/drawing/2017/model3d" xmlns:o="urn:schemas-microsoft-com:office:office" xmlns:oel="http://schemas.microsoft.com/office/2019/extlst" xmlns:r="http://schemas.openxmlformats.org/officeDocument/2006/relationships" xmlns:m="http://schemas.openxmlformats.org/officeDocument/2006/math" xmlns:v="urn:schemas-microsoft-com:vml" xmlns:wp14="http://schemas.microsoft.com/office/word/2010/wordprocessingDrawing" xmlns:wp="http://schemas.openxmlformats.org/drawingml/2006/wordprocessingDrawing" xmlns:w10="urn:schemas-microsoft-com:office:word" xmlns:w="http://schemas.openxmlformats.org/wordprocessingml/2006/main" xmlns:w14="http://schemas.microsoft.com/office/word/2010/wordml" xmlns:w15="http://schemas.microsoft.com/office/word/2012/wordml" xmlns:w16cex="http://schemas.microsoft.com/office/word/2018/wordml/cex" xmlns:w16cid="http://schemas.microsoft.com/office/word/2016/wordml/cid" xmlns:w16="http://schemas.microsoft.com/office/word/2018/wordml" xmlns:w16du="http://schemas.microsoft.com/office/word/2023/wordml/word16du" xmlns:w16sdtdh="http://schemas.microsoft.com/office/word/2020/wordml/sdtdatahash" xmlns:w16se="http://schemas.microsoft.com/office/word/2015/wordml/symex" xmlns:wpg="http://schemas.microsoft.com/office/word/2010/wordprocessingGroup" xmlns:wpi="http://schemas.microsoft.com/office/word/2010/wordprocessingInk" xmlns:wne="http://schemas.microsoft.com/office/word/2006/wordml" xmlns:wps="http://schemas.microsoft.com/office/word/2010/wordprocessingShape" mc:Ignorable="w14 w15 w16se w16cid w16 w16cex w16sdtdh w16du wp14">
   <w:p>
     <w:pPr>
       <w:pBdr>
@@ -20116,7 +20424,7 @@
 </file>
 
 <file path=word/header3.xml><?xml version="1.0" encoding="utf-8"?>
-<w:hdr xmlns:wpc="http://schemas.microsoft.com/office/word/2010/wordprocessingCanvas" xmlns:cx="http://schemas.microsoft.com/office/drawing/2014/chartex" xmlns:cx1="http://schemas.microsoft.com/office/drawing/2015/9/8/chartex" xmlns:cx2="http://schemas.microsoft.com/office/drawing/2015/10/21/chartex" xmlns:cx3="http://schemas.microsoft.com/office/drawing/2016/5/9/chartex" xmlns:cx4="http://schemas.microsoft.com/office/drawing/2016/5/10/chartex" xmlns:cx5="http://schemas.microsoft.com/office/drawing/2016/5/11/chartex" xmlns:cx6="http://schemas.microsoft.com/office/drawing/2016/5/12/chartex" xmlns:cx7="http://schemas.microsoft.com/office/drawing/2016/5/13/chartex" xmlns:cx8="http://schemas.microsoft.com/office/drawing/2016/5/14/chartex" xmlns:mc="http://schemas.openxmlformats.org/markup-compatibility/2006" xmlns:aink="http://schemas.microsoft.com/office/drawing/2016/ink" xmlns:am3d="http://schemas.microsoft.com/office/drawing/2017/model3d" xmlns:o="urn:schemas-microsoft-com:office:office" xmlns:r="http://schemas.openxmlformats.org/officeDocument/2006/relationships" xmlns:m="http://schemas.openxmlformats.org/officeDocument/2006/math" xmlns:v="urn:schemas-microsoft-com:vml" xmlns:wp14="http://schemas.microsoft.com/office/word/2010/wordprocessingDrawing" xmlns:wp="http://schemas.openxmlformats.org/drawingml/2006/wordprocessingDrawing" xmlns:w10="urn:schemas-microsoft-com:office:word" xmlns:w="http://schemas.openxmlformats.org/wordprocessingml/2006/main" xmlns:w14="http://schemas.microsoft.com/office/word/2010/wordml" xmlns:w15="http://schemas.microsoft.com/office/word/2012/wordml" xmlns:w16cex="http://schemas.microsoft.com/office/word/2018/wordml/cex" xmlns:w16cid="http://schemas.microsoft.com/office/word/2016/wordml/cid" xmlns:w16="http://schemas.microsoft.com/office/word/2018/wordml" xmlns:w16sdtdh="http://schemas.microsoft.com/office/word/2020/wordml/sdtdatahash" xmlns:w16se="http://schemas.microsoft.com/office/word/2015/wordml/symex" xmlns:wpg="http://schemas.microsoft.com/office/word/2010/wordprocessingGroup" xmlns:wpi="http://schemas.microsoft.com/office/word/2010/wordprocessingInk" xmlns:wne="http://schemas.microsoft.com/office/word/2006/wordml" xmlns:wps="http://schemas.microsoft.com/office/word/2010/wordprocessingShape" mc:Ignorable="w14 w15 w16se w16cid w16 w16cex w16sdtdh wp14">
+<w:hdr xmlns:wpc="http://schemas.microsoft.com/office/word/2010/wordprocessingCanvas" xmlns:cx="http://schemas.microsoft.com/office/drawing/2014/chartex" xmlns:cx1="http://schemas.microsoft.com/office/drawing/2015/9/8/chartex" xmlns:cx2="http://schemas.microsoft.com/office/drawing/2015/10/21/chartex" xmlns:cx3="http://schemas.microsoft.com/office/drawing/2016/5/9/chartex" xmlns:cx4="http://schemas.microsoft.com/office/drawing/2016/5/10/chartex" xmlns:cx5="http://schemas.microsoft.com/office/drawing/2016/5/11/chartex" xmlns:cx6="http://schemas.microsoft.com/office/drawing/2016/5/12/chartex" xmlns:cx7="http://schemas.microsoft.com/office/drawing/2016/5/13/chartex" xmlns:cx8="http://schemas.microsoft.com/office/drawing/2016/5/14/chartex" xmlns:mc="http://schemas.openxmlformats.org/markup-compatibility/2006" xmlns:aink="http://schemas.microsoft.com/office/drawing/2016/ink" xmlns:am3d="http://schemas.microsoft.com/office/drawing/2017/model3d" xmlns:o="urn:schemas-microsoft-com:office:office" xmlns:oel="http://schemas.microsoft.com/office/2019/extlst" xmlns:r="http://schemas.openxmlformats.org/officeDocument/2006/relationships" xmlns:m="http://schemas.openxmlformats.org/officeDocument/2006/math" xmlns:v="urn:schemas-microsoft-com:vml" xmlns:wp14="http://schemas.microsoft.com/office/word/2010/wordprocessingDrawing" xmlns:wp="http://schemas.openxmlformats.org/drawingml/2006/wordprocessingDrawing" xmlns:w10="urn:schemas-microsoft-com:office:word" xmlns:w="http://schemas.openxmlformats.org/wordprocessingml/2006/main" xmlns:w14="http://schemas.microsoft.com/office/word/2010/wordml" xmlns:w15="http://schemas.microsoft.com/office/word/2012/wordml" xmlns:w16cex="http://schemas.microsoft.com/office/word/2018/wordml/cex" xmlns:w16cid="http://schemas.microsoft.com/office/word/2016/wordml/cid" xmlns:w16="http://schemas.microsoft.com/office/word/2018/wordml" xmlns:w16du="http://schemas.microsoft.com/office/word/2023/wordml/word16du" xmlns:w16sdtdh="http://schemas.microsoft.com/office/word/2020/wordml/sdtdatahash" xmlns:w16se="http://schemas.microsoft.com/office/word/2015/wordml/symex" xmlns:wpg="http://schemas.microsoft.com/office/word/2010/wordprocessingGroup" xmlns:wpi="http://schemas.microsoft.com/office/word/2010/wordprocessingInk" xmlns:wne="http://schemas.microsoft.com/office/word/2006/wordml" xmlns:wps="http://schemas.microsoft.com/office/word/2010/wordprocessingShape" mc:Ignorable="w14 w15 w16se w16cid w16 w16cex w16sdtdh w16du wp14">
   <w:p>
     <w:pPr>
       <w:pBdr>
@@ -20145,7 +20453,7 @@
 </file>
 
 <file path=word/numbering.xml><?xml version="1.0" encoding="utf-8"?>
-<w:numbering xmlns:wpc="http://schemas.microsoft.com/office/word/2010/wordprocessingCanvas" xmlns:cx="http://schemas.microsoft.com/office/drawing/2014/chartex" xmlns:cx1="http://schemas.microsoft.com/office/drawing/2015/9/8/chartex" xmlns:cx2="http://schemas.microsoft.com/office/drawing/2015/10/21/chartex" xmlns:cx3="http://schemas.microsoft.com/office/drawing/2016/5/9/chartex" xmlns:cx4="http://schemas.microsoft.com/office/drawing/2016/5/10/chartex" xmlns:cx5="http://schemas.microsoft.com/office/drawing/2016/5/11/chartex" xmlns:cx6="http://schemas.microsoft.com/office/drawing/2016/5/12/chartex" xmlns:cx7="http://schemas.microsoft.com/office/drawing/2016/5/13/chartex" xmlns:cx8="http://schemas.microsoft.com/office/drawing/2016/5/14/chartex" xmlns:mc="http://schemas.openxmlformats.org/markup-compatibility/2006" xmlns:aink="http://schemas.microsoft.com/office/drawing/2016/ink" xmlns:am3d="http://schemas.microsoft.com/office/drawing/2017/model3d" xmlns:o="urn:schemas-microsoft-com:office:office" xmlns:r="http://schemas.openxmlformats.org/officeDocument/2006/relationships" xmlns:m="http://schemas.openxmlformats.org/officeDocument/2006/math" xmlns:v="urn:schemas-microsoft-com:vml" xmlns:wp14="http://schemas.microsoft.com/office/word/2010/wordprocessingDrawing" xmlns:wp="http://schemas.openxmlformats.org/drawingml/2006/wordprocessingDrawing" xmlns:w10="urn:schemas-microsoft-com:office:word" xmlns:w="http://schemas.openxmlformats.org/wordprocessingml/2006/main" xmlns:w14="http://schemas.microsoft.com/office/word/2010/wordml" xmlns:w15="http://schemas.microsoft.com/office/word/2012/wordml" xmlns:w16cex="http://schemas.microsoft.com/office/word/2018/wordml/cex" xmlns:w16cid="http://schemas.microsoft.com/office/word/2016/wordml/cid" xmlns:w16="http://schemas.microsoft.com/office/word/2018/wordml" xmlns:w16sdtdh="http://schemas.microsoft.com/office/word/2020/wordml/sdtdatahash" xmlns:w16se="http://schemas.microsoft.com/office/word/2015/wordml/symex" xmlns:wpg="http://schemas.microsoft.com/office/word/2010/wordprocessingGroup" xmlns:wpi="http://schemas.microsoft.com/office/word/2010/wordprocessingInk" xmlns:wne="http://schemas.microsoft.com/office/word/2006/wordml" xmlns:wps="http://schemas.microsoft.com/office/word/2010/wordprocessingShape" mc:Ignorable="w14 w15 w16se w16cid w16 w16cex w16sdtdh wp14">
+<w:numbering xmlns:wpc="http://schemas.microsoft.com/office/word/2010/wordprocessingCanvas" xmlns:cx="http://schemas.microsoft.com/office/drawing/2014/chartex" xmlns:cx1="http://schemas.microsoft.com/office/drawing/2015/9/8/chartex" xmlns:cx2="http://schemas.microsoft.com/office/drawing/2015/10/21/chartex" xmlns:cx3="http://schemas.microsoft.com/office/drawing/2016/5/9/chartex" xmlns:cx4="http://schemas.microsoft.com/office/drawing/2016/5/10/chartex" xmlns:cx5="http://schemas.microsoft.com/office/drawing/2016/5/11/chartex" xmlns:cx6="http://schemas.microsoft.com/office/drawing/2016/5/12/chartex" xmlns:cx7="http://schemas.microsoft.com/office/drawing/2016/5/13/chartex" xmlns:cx8="http://schemas.microsoft.com/office/drawing/2016/5/14/chartex" xmlns:mc="http://schemas.openxmlformats.org/markup-compatibility/2006" xmlns:aink="http://schemas.microsoft.com/office/drawing/2016/ink" xmlns:am3d="http://schemas.microsoft.com/office/drawing/2017/model3d" xmlns:o="urn:schemas-microsoft-com:office:office" xmlns:oel="http://schemas.microsoft.com/office/2019/extlst" xmlns:r="http://schemas.openxmlformats.org/officeDocument/2006/relationships" xmlns:m="http://schemas.openxmlformats.org/officeDocument/2006/math" xmlns:v="urn:schemas-microsoft-com:vml" xmlns:wp14="http://schemas.microsoft.com/office/word/2010/wordprocessingDrawing" xmlns:wp="http://schemas.openxmlformats.org/drawingml/2006/wordprocessingDrawing" xmlns:w10="urn:schemas-microsoft-com:office:word" xmlns:w="http://schemas.openxmlformats.org/wordprocessingml/2006/main" xmlns:w14="http://schemas.microsoft.com/office/word/2010/wordml" xmlns:w15="http://schemas.microsoft.com/office/word/2012/wordml" xmlns:w16cex="http://schemas.microsoft.com/office/word/2018/wordml/cex" xmlns:w16cid="http://schemas.microsoft.com/office/word/2016/wordml/cid" xmlns:w16="http://schemas.microsoft.com/office/word/2018/wordml" xmlns:w16du="http://schemas.microsoft.com/office/word/2023/wordml/word16du" xmlns:w16sdtdh="http://schemas.microsoft.com/office/word/2020/wordml/sdtdatahash" xmlns:w16se="http://schemas.microsoft.com/office/word/2015/wordml/symex" xmlns:wpg="http://schemas.microsoft.com/office/word/2010/wordprocessingGroup" xmlns:wpi="http://schemas.microsoft.com/office/word/2010/wordprocessingInk" xmlns:wne="http://schemas.microsoft.com/office/word/2006/wordml" xmlns:wps="http://schemas.microsoft.com/office/word/2010/wordprocessingShape" mc:Ignorable="w14 w15 w16se w16cid w16 w16cex w16sdtdh w16du wp14">
   <w:abstractNum w:abstractNumId="0" w15:restartNumberingAfterBreak="0">
     <w:nsid w:val="2D3224BE"/>
     <w:multiLevelType w:val="multilevel"/>
@@ -20372,17 +20680,17 @@
       </w:rPr>
     </w:lvl>
   </w:abstractNum>
-  <w:num w:numId="1">
+  <w:num w:numId="1" w16cid:durableId="1245720171">
     <w:abstractNumId w:val="0"/>
   </w:num>
-  <w:num w:numId="2">
+  <w:num w:numId="2" w16cid:durableId="505245012">
     <w:abstractNumId w:val="1"/>
   </w:num>
 </w:numbering>
 </file>
 
 <file path=word/styles.xml><?xml version="1.0" encoding="utf-8"?>
-<w:styles xmlns:mc="http://schemas.openxmlformats.org/markup-compatibility/2006" xmlns:r="http://schemas.openxmlformats.org/officeDocument/2006/relationships" xmlns:w="http://schemas.openxmlformats.org/wordprocessingml/2006/main" xmlns:w14="http://schemas.microsoft.com/office/word/2010/wordml" xmlns:w15="http://schemas.microsoft.com/office/word/2012/wordml" xmlns:w16cex="http://schemas.microsoft.com/office/word/2018/wordml/cex" xmlns:w16cid="http://schemas.microsoft.com/office/word/2016/wordml/cid" xmlns:w16="http://schemas.microsoft.com/office/word/2018/wordml" xmlns:w16sdtdh="http://schemas.microsoft.com/office/word/2020/wordml/sdtdatahash" xmlns:w16se="http://schemas.microsoft.com/office/word/2015/wordml/symex" mc:Ignorable="w14 w15 w16se w16cid w16 w16cex w16sdtdh">
+<w:styles xmlns:mc="http://schemas.openxmlformats.org/markup-compatibility/2006" xmlns:r="http://schemas.openxmlformats.org/officeDocument/2006/relationships" xmlns:w="http://schemas.openxmlformats.org/wordprocessingml/2006/main" xmlns:w14="http://schemas.microsoft.com/office/word/2010/wordml" xmlns:w15="http://schemas.microsoft.com/office/word/2012/wordml" xmlns:w16cex="http://schemas.microsoft.com/office/word/2018/wordml/cex" xmlns:w16cid="http://schemas.microsoft.com/office/word/2016/wordml/cid" xmlns:w16="http://schemas.microsoft.com/office/word/2018/wordml" xmlns:w16du="http://schemas.microsoft.com/office/word/2023/wordml/word16du" xmlns:w16sdtdh="http://schemas.microsoft.com/office/word/2020/wordml/sdtdatahash" xmlns:w16se="http://schemas.microsoft.com/office/word/2015/wordml/symex" mc:Ignorable="w14 w15 w16se w16cid w16 w16cex w16sdtdh w16du">
   <w:docDefaults>
     <w:rPrDefault>
       <w:rPr>
@@ -20781,7 +21089,7 @@
   <w:style w:type="paragraph" w:default="1" w:styleId="a">
     <w:name w:val="Normal"/>
     <w:qFormat/>
-    <w:rsid w:val="008A0645"/>
+    <w:rsid w:val="003B3217"/>
   </w:style>
   <w:style w:type="paragraph" w:styleId="1">
     <w:name w:val="heading 1"/>
@@ -21535,28 +21843,28 @@
 </file>
 
 <file path=customXml/item1.xml><?xml version="1.0" encoding="utf-8"?>
+<b:Sources xmlns:b="http://schemas.openxmlformats.org/officeDocument/2006/bibliography" xmlns="http://schemas.openxmlformats.org/officeDocument/2006/bibliography" SelectedStyle="\APASixthEditionOfficeOnline.xsl" StyleName="APA" Version="6"/>
+</file>
+
+<file path=customXml/item2.xml><?xml version="1.0" encoding="utf-8"?>
 <go:gDocsCustomXmlDataStorage xmlns:go="http://customooxmlschemas.google.com/" xmlns:r="http://schemas.openxmlformats.org/officeDocument/2006/relationships" uri="GoogleDocsCustomDataVersion2">
   <go:docsCustomData xmlns:go="http://customooxmlschemas.google.com/" roundtripDataSignature="AMtx7mgT5ezdumZ0yVsr5PWyDagQgrUFUg==">CgMxLjAaHwoBMBIaChgICVIUChJ0YWJsZS42MHY4cGt2MjZvdTcyCGguZ2pkZ3hzMgloLjMwajB6bGwyCWguMWZvYjl0ZTIJaC4zem55c2g3MgloLjJldDkycDAyCGgudHlqY3d0MgloLjF0M2g1c2YyCWguNGQzNG9nODIJaC4yczhleW8xMgloLjE3ZHA4dnUyCWguM3JkY3JqbjIOaC4xcnBseXJoc2szOG84AGoxChRzdWdnZXN0LmF6MXMwNG5wdG16NRIZTmlraW5kcmlrIOKAnE5pa2luZHJpa+KAnWoxChRzdWdnZXN0LmNoc2F0c2F2bGJnNBIZTmlraW5kcmlrIOKAnE5pa2luZHJpa+KAnXIhMXV4S1BkRTNEX0RUa3NBOGMtUWZMUF9rZjNKWEg2N1Vn</go:docsCustomData>
 </go:gDocsCustomXmlDataStorage>
 </file>
 
-<file path=customXml/item2.xml><?xml version="1.0" encoding="utf-8"?>
-<b:Sources xmlns:b="http://schemas.openxmlformats.org/officeDocument/2006/bibliography" xmlns="http://schemas.openxmlformats.org/officeDocument/2006/bibliography" SelectedStyle="\APASixthEditionOfficeOnline.xsl" StyleName="APA" Version="6"/>
+<file path=customXml/itemProps1.xml><?xml version="1.0" encoding="utf-8"?>
+<ds:datastoreItem xmlns:ds="http://schemas.openxmlformats.org/officeDocument/2006/customXml" ds:itemID="{C3D00C54-7217-4D24-917A-A287289D38E8}">
+  <ds:schemaRefs>
+    <ds:schemaRef ds:uri="http://schemas.openxmlformats.org/officeDocument/2006/bibliography"/>
+  </ds:schemaRefs>
+</ds:datastoreItem>
 </file>
 
-<file path=customXml/itemProps1.xml><?xml version="1.0" encoding="utf-8"?>
+<file path=customXml/itemProps2.xml><?xml version="1.0" encoding="utf-8"?>
 <ds:datastoreItem xmlns:ds="http://schemas.openxmlformats.org/officeDocument/2006/customXml" ds:itemID="{11111111-1234-1234-1234-123412341234}">
   <ds:schemaRefs>
     <ds:schemaRef ds:uri="http://customooxmlschemas.google.com/"/>
     <ds:schemaRef ds:uri="http://schemas.openxmlformats.org/officeDocument/2006/relationships"/>
   </ds:schemaRefs>
 </ds:datastoreItem>
-</file>
-
-<file path=customXml/itemProps2.xml><?xml version="1.0" encoding="utf-8"?>
-<ds:datastoreItem xmlns:ds="http://schemas.openxmlformats.org/officeDocument/2006/customXml" ds:itemID="{C3D00C54-7217-4D24-917A-A287289D38E8}">
-  <ds:schemaRefs>
-    <ds:schemaRef ds:uri="http://schemas.openxmlformats.org/officeDocument/2006/bibliography"/>
-  </ds:schemaRefs>
-</ds:datastoreItem>
 </file>